--- a/docs/Documento de Especificación de Requisitos de Software.docx
+++ b/docs/Documento de Especificación de Requisitos de Software.docx
@@ -415,7 +415,7 @@
           <w:right w:val="nil"/>
           <w:between w:val="nil"/>
         </w:pBdr>
-        <w:spacing w:before="120" w:after="240"/>
+        <w:spacing w:before="120" w:after="240" w:line="276" w:lineRule="auto"/>
         <w:rPr>
           <w:b/>
           <w:color w:val="000000"/>
@@ -444,6 +444,7 @@
           <w:docPartUnique/>
         </w:docPartObj>
       </w:sdtPr>
+      <w:sdtEndPr/>
       <w:sdtContent>
         <w:p>
           <w:pPr>
@@ -451,7 +452,7 @@
             <w:tabs>
               <w:tab w:val="right" w:leader="dot" w:pos="12000"/>
             </w:tabs>
-            <w:spacing w:before="60"/>
+            <w:spacing w:before="60" w:line="276" w:lineRule="auto"/>
             <w:rPr>
               <w:b/>
               <w:color w:val="000000"/>
@@ -490,7 +491,7 @@
             <w:tabs>
               <w:tab w:val="right" w:leader="dot" w:pos="12000"/>
             </w:tabs>
-            <w:spacing w:before="60"/>
+            <w:spacing w:before="60" w:line="276" w:lineRule="auto"/>
             <w:ind w:left="360"/>
             <w:rPr>
               <w:color w:val="000000"/>
@@ -518,7 +519,7 @@
             <w:tabs>
               <w:tab w:val="right" w:leader="dot" w:pos="12000"/>
             </w:tabs>
-            <w:spacing w:before="60"/>
+            <w:spacing w:before="60" w:line="276" w:lineRule="auto"/>
             <w:ind w:left="360"/>
             <w:rPr>
               <w:color w:val="000000"/>
@@ -546,7 +547,7 @@
             <w:tabs>
               <w:tab w:val="right" w:leader="dot" w:pos="12000"/>
             </w:tabs>
-            <w:spacing w:before="60"/>
+            <w:spacing w:before="60" w:line="276" w:lineRule="auto"/>
             <w:ind w:left="360"/>
             <w:rPr>
               <w:color w:val="000000"/>
@@ -574,7 +575,7 @@
             <w:tabs>
               <w:tab w:val="right" w:leader="dot" w:pos="12000"/>
             </w:tabs>
-            <w:spacing w:before="60"/>
+            <w:spacing w:before="60" w:line="276" w:lineRule="auto"/>
             <w:ind w:left="360"/>
             <w:rPr>
               <w:color w:val="000000"/>
@@ -602,7 +603,7 @@
             <w:tabs>
               <w:tab w:val="right" w:leader="dot" w:pos="12000"/>
             </w:tabs>
-            <w:spacing w:before="60"/>
+            <w:spacing w:before="60" w:line="276" w:lineRule="auto"/>
             <w:rPr>
               <w:b/>
               <w:color w:val="000000"/>
@@ -632,7 +633,7 @@
             <w:tabs>
               <w:tab w:val="right" w:leader="dot" w:pos="12000"/>
             </w:tabs>
-            <w:spacing w:before="60"/>
+            <w:spacing w:before="60" w:line="276" w:lineRule="auto"/>
             <w:ind w:left="360"/>
             <w:rPr>
               <w:color w:val="000000"/>
@@ -660,7 +661,7 @@
             <w:tabs>
               <w:tab w:val="right" w:leader="dot" w:pos="12000"/>
             </w:tabs>
-            <w:spacing w:before="60"/>
+            <w:spacing w:before="60" w:line="276" w:lineRule="auto"/>
             <w:ind w:left="360"/>
             <w:rPr>
               <w:color w:val="000000"/>
@@ -688,7 +689,7 @@
             <w:tabs>
               <w:tab w:val="right" w:leader="dot" w:pos="12000"/>
             </w:tabs>
-            <w:spacing w:before="60"/>
+            <w:spacing w:before="60" w:line="276" w:lineRule="auto"/>
             <w:ind w:left="360"/>
             <w:rPr>
               <w:color w:val="000000"/>
@@ -716,7 +717,7 @@
             <w:tabs>
               <w:tab w:val="right" w:leader="dot" w:pos="12000"/>
             </w:tabs>
-            <w:spacing w:before="60"/>
+            <w:spacing w:before="60" w:line="276" w:lineRule="auto"/>
             <w:ind w:left="360"/>
             <w:rPr>
               <w:color w:val="000000"/>
@@ -744,7 +745,7 @@
             <w:tabs>
               <w:tab w:val="right" w:leader="dot" w:pos="12000"/>
             </w:tabs>
-            <w:spacing w:before="60"/>
+            <w:spacing w:before="60" w:line="276" w:lineRule="auto"/>
             <w:rPr>
               <w:b/>
               <w:color w:val="000000"/>
@@ -774,7 +775,7 @@
             <w:tabs>
               <w:tab w:val="right" w:leader="dot" w:pos="12000"/>
             </w:tabs>
-            <w:spacing w:before="60"/>
+            <w:spacing w:before="60" w:line="276" w:lineRule="auto"/>
             <w:ind w:left="360"/>
             <w:rPr>
               <w:color w:val="000000"/>
@@ -802,7 +803,7 @@
             <w:tabs>
               <w:tab w:val="right" w:leader="dot" w:pos="12000"/>
             </w:tabs>
-            <w:spacing w:before="60"/>
+            <w:spacing w:before="60" w:line="276" w:lineRule="auto"/>
             <w:ind w:left="360"/>
             <w:rPr>
               <w:color w:val="000000"/>
@@ -830,7 +831,7 @@
             <w:tabs>
               <w:tab w:val="right" w:leader="dot" w:pos="12000"/>
             </w:tabs>
-            <w:spacing w:before="60"/>
+            <w:spacing w:before="60" w:line="276" w:lineRule="auto"/>
             <w:ind w:left="360"/>
             <w:rPr>
               <w:color w:val="000000"/>
@@ -858,7 +859,7 @@
             <w:tabs>
               <w:tab w:val="right" w:leader="dot" w:pos="12000"/>
             </w:tabs>
-            <w:spacing w:before="60"/>
+            <w:spacing w:before="60" w:line="276" w:lineRule="auto"/>
             <w:ind w:left="360"/>
             <w:rPr>
               <w:color w:val="000000"/>
@@ -886,7 +887,7 @@
             <w:tabs>
               <w:tab w:val="right" w:leader="dot" w:pos="12000"/>
             </w:tabs>
-            <w:spacing w:before="60"/>
+            <w:spacing w:before="60" w:line="276" w:lineRule="auto"/>
             <w:ind w:left="360"/>
             <w:rPr>
               <w:color w:val="000000"/>
@@ -914,7 +915,7 @@
             <w:tabs>
               <w:tab w:val="right" w:leader="dot" w:pos="12000"/>
             </w:tabs>
-            <w:spacing w:before="60"/>
+            <w:spacing w:before="60" w:line="276" w:lineRule="auto"/>
             <w:rPr>
               <w:b/>
               <w:color w:val="000000"/>
@@ -944,7 +945,7 @@
             <w:tabs>
               <w:tab w:val="right" w:leader="dot" w:pos="12000"/>
             </w:tabs>
-            <w:spacing w:before="60"/>
+            <w:spacing w:before="60" w:line="276" w:lineRule="auto"/>
             <w:ind w:left="360"/>
             <w:rPr>
               <w:color w:val="000000"/>
@@ -972,7 +973,7 @@
             <w:tabs>
               <w:tab w:val="right" w:leader="dot" w:pos="12000"/>
             </w:tabs>
-            <w:spacing w:before="60"/>
+            <w:spacing w:before="60" w:line="276" w:lineRule="auto"/>
             <w:ind w:left="720"/>
             <w:rPr>
               <w:color w:val="000000"/>
@@ -1000,7 +1001,7 @@
             <w:tabs>
               <w:tab w:val="right" w:leader="dot" w:pos="12000"/>
             </w:tabs>
-            <w:spacing w:before="60"/>
+            <w:spacing w:before="60" w:line="276" w:lineRule="auto"/>
             <w:ind w:left="720"/>
             <w:rPr>
               <w:color w:val="000000"/>
@@ -1028,7 +1029,7 @@
             <w:tabs>
               <w:tab w:val="right" w:leader="dot" w:pos="12000"/>
             </w:tabs>
-            <w:spacing w:before="60"/>
+            <w:spacing w:before="60" w:line="276" w:lineRule="auto"/>
             <w:ind w:left="720"/>
             <w:rPr>
               <w:color w:val="000000"/>
@@ -1056,7 +1057,7 @@
             <w:tabs>
               <w:tab w:val="right" w:leader="dot" w:pos="12000"/>
             </w:tabs>
-            <w:spacing w:before="60"/>
+            <w:spacing w:before="60" w:line="276" w:lineRule="auto"/>
             <w:ind w:left="720"/>
             <w:rPr>
               <w:color w:val="000000"/>
@@ -1084,7 +1085,7 @@
             <w:tabs>
               <w:tab w:val="right" w:leader="dot" w:pos="12000"/>
             </w:tabs>
-            <w:spacing w:before="60"/>
+            <w:spacing w:before="60" w:line="276" w:lineRule="auto"/>
             <w:ind w:left="360"/>
             <w:rPr>
               <w:color w:val="000000"/>
@@ -1112,7 +1113,7 @@
             <w:tabs>
               <w:tab w:val="right" w:leader="dot" w:pos="12000"/>
             </w:tabs>
-            <w:spacing w:before="60"/>
+            <w:spacing w:before="60" w:line="276" w:lineRule="auto"/>
             <w:ind w:left="720"/>
             <w:rPr>
               <w:color w:val="000000"/>
@@ -1140,7 +1141,7 @@
             <w:tabs>
               <w:tab w:val="right" w:leader="dot" w:pos="12000"/>
             </w:tabs>
-            <w:spacing w:before="60"/>
+            <w:spacing w:before="60" w:line="276" w:lineRule="auto"/>
             <w:ind w:left="720"/>
             <w:rPr>
               <w:color w:val="000000"/>
@@ -1168,7 +1169,7 @@
             <w:tabs>
               <w:tab w:val="right" w:leader="dot" w:pos="12000"/>
             </w:tabs>
-            <w:spacing w:before="60"/>
+            <w:spacing w:before="60" w:line="276" w:lineRule="auto"/>
             <w:ind w:left="720"/>
             <w:rPr>
               <w:color w:val="000000"/>
@@ -1196,7 +1197,7 @@
             <w:tabs>
               <w:tab w:val="right" w:leader="dot" w:pos="12000"/>
             </w:tabs>
-            <w:spacing w:before="60"/>
+            <w:spacing w:before="60" w:line="276" w:lineRule="auto"/>
             <w:ind w:left="360"/>
             <w:rPr>
               <w:color w:val="000000"/>
@@ -1224,7 +1225,7 @@
             <w:tabs>
               <w:tab w:val="right" w:leader="dot" w:pos="12000"/>
             </w:tabs>
-            <w:spacing w:before="60"/>
+            <w:spacing w:before="60" w:line="276" w:lineRule="auto"/>
             <w:rPr>
               <w:b/>
               <w:color w:val="000000"/>
@@ -1254,11 +1255,7 @@
             <w:tabs>
               <w:tab w:val="right" w:leader="dot" w:pos="12000"/>
             </w:tabs>
-            <w:spacing w:before="60"/>
-            <w:rPr>
-              <w:b/>
-              <w:color w:val="000000"/>
-            </w:rPr>
+            <w:spacing w:before="60" w:line="276" w:lineRule="auto"/>
           </w:pPr>
           <w:hyperlink w:anchor="_j71jl9jzd3nq">
             <w:r>
@@ -1283,6 +1280,11 @@
         </w:p>
       </w:sdtContent>
     </w:sdt>
+    <w:p>
+      <w:r>
+        <w:br w:type="page"/>
+      </w:r>
+    </w:p>
     <w:p>
       <w:pPr>
         <w:keepNext/>
@@ -1294,54 +1296,7 @@
           <w:right w:val="nil"/>
           <w:between w:val="nil"/>
         </w:pBdr>
-        <w:spacing w:before="120" w:after="240"/>
-      </w:pPr>
-    </w:p>
-    <w:p>
-      <w:pPr>
-        <w:keepNext/>
-        <w:keepLines/>
-        <w:pBdr>
-          <w:top w:val="nil"/>
-          <w:left w:val="nil"/>
-          <w:bottom w:val="nil"/>
-          <w:right w:val="nil"/>
-          <w:between w:val="nil"/>
-        </w:pBdr>
-        <w:spacing w:before="120" w:after="240"/>
-      </w:pPr>
-    </w:p>
-    <w:p>
-      <w:pPr>
-        <w:keepNext/>
-        <w:keepLines/>
-        <w:pBdr>
-          <w:top w:val="nil"/>
-          <w:left w:val="nil"/>
-          <w:bottom w:val="nil"/>
-          <w:right w:val="nil"/>
-          <w:between w:val="nil"/>
-        </w:pBdr>
-        <w:spacing w:before="120" w:after="240"/>
-        <w:rPr>
-          <w:b/>
-          <w:sz w:val="36"/>
-          <w:szCs w:val="36"/>
-        </w:rPr>
-      </w:pPr>
-    </w:p>
-    <w:p>
-      <w:pPr>
-        <w:keepNext/>
-        <w:keepLines/>
-        <w:pBdr>
-          <w:top w:val="nil"/>
-          <w:left w:val="nil"/>
-          <w:bottom w:val="nil"/>
-          <w:right w:val="nil"/>
-          <w:between w:val="nil"/>
-        </w:pBdr>
-        <w:spacing w:before="120" w:after="240"/>
+        <w:spacing w:before="120" w:after="240" w:line="276" w:lineRule="auto"/>
         <w:rPr>
           <w:b/>
           <w:color w:val="000000"/>
@@ -1356,6 +1311,7 @@
           <w:sz w:val="36"/>
           <w:szCs w:val="36"/>
         </w:rPr>
+        <w:lastRenderedPageBreak/>
         <w:t>Historial de revisiones</w:t>
       </w:r>
     </w:p>
@@ -1392,7 +1348,7 @@
           </w:tcPr>
           <w:p>
             <w:pPr>
-              <w:spacing w:before="40" w:after="40"/>
+              <w:spacing w:before="40" w:after="40" w:line="276" w:lineRule="auto"/>
               <w:rPr>
                 <w:b/>
               </w:rPr>
@@ -1415,7 +1371,7 @@
           </w:tcPr>
           <w:p>
             <w:pPr>
-              <w:spacing w:before="40" w:after="40"/>
+              <w:spacing w:before="40" w:after="40" w:line="276" w:lineRule="auto"/>
               <w:rPr>
                 <w:b/>
               </w:rPr>
@@ -1438,7 +1394,7 @@
           </w:tcPr>
           <w:p>
             <w:pPr>
-              <w:spacing w:before="40" w:after="40"/>
+              <w:spacing w:before="40" w:after="40" w:line="276" w:lineRule="auto"/>
               <w:rPr>
                 <w:b/>
               </w:rPr>
@@ -1461,7 +1417,7 @@
           </w:tcPr>
           <w:p>
             <w:pPr>
-              <w:spacing w:before="40" w:after="40"/>
+              <w:spacing w:before="40" w:after="40" w:line="276" w:lineRule="auto"/>
               <w:rPr>
                 <w:b/>
               </w:rPr>
@@ -1485,7 +1441,7 @@
           </w:tcPr>
           <w:p>
             <w:pPr>
-              <w:spacing w:before="40" w:after="40"/>
+              <w:spacing w:before="40" w:after="40" w:line="276" w:lineRule="auto"/>
             </w:pPr>
             <w:r>
               <w:t>Team Developer</w:t>
@@ -1501,7 +1457,7 @@
           </w:tcPr>
           <w:p>
             <w:pPr>
-              <w:spacing w:before="40" w:after="40"/>
+              <w:spacing w:before="40" w:after="40" w:line="276" w:lineRule="auto"/>
             </w:pPr>
             <w:r>
               <w:t>07/05/2025</w:t>
@@ -1517,7 +1473,7 @@
           </w:tcPr>
           <w:p>
             <w:pPr>
-              <w:spacing w:before="40" w:after="40"/>
+              <w:spacing w:before="40" w:after="40" w:line="276" w:lineRule="auto"/>
             </w:pPr>
             <w:r>
               <w:t>Inicio de la redacción del documento de especificación de requisitos de software.</w:t>
@@ -1533,7 +1489,7 @@
           </w:tcPr>
           <w:p>
             <w:pPr>
-              <w:spacing w:before="40" w:after="40"/>
+              <w:spacing w:before="40" w:after="40" w:line="276" w:lineRule="auto"/>
             </w:pPr>
             <w:r>
               <w:t>1.0</w:t>
@@ -1551,7 +1507,7 @@
           </w:tcPr>
           <w:p>
             <w:pPr>
-              <w:spacing w:before="40" w:after="40"/>
+              <w:spacing w:before="40" w:after="40" w:line="276" w:lineRule="auto"/>
             </w:pPr>
             <w:r>
               <w:t>Team Developer</w:t>
@@ -1567,7 +1523,7 @@
           </w:tcPr>
           <w:p>
             <w:pPr>
-              <w:spacing w:before="40" w:after="40"/>
+              <w:spacing w:before="40" w:after="40" w:line="276" w:lineRule="auto"/>
             </w:pPr>
             <w:r>
               <w:t>14/05/2025</w:t>
@@ -1583,7 +1539,7 @@
           </w:tcPr>
           <w:p>
             <w:pPr>
-              <w:spacing w:before="40" w:after="40"/>
+              <w:spacing w:before="40" w:after="40" w:line="276" w:lineRule="auto"/>
             </w:pPr>
             <w:r>
               <w:t>Revisión del documento junto al profesor.</w:t>
@@ -1599,7 +1555,7 @@
           </w:tcPr>
           <w:p>
             <w:pPr>
-              <w:spacing w:before="40" w:after="40"/>
+              <w:spacing w:before="40" w:after="40" w:line="276" w:lineRule="auto"/>
             </w:pPr>
             <w:r>
               <w:t>1.1</w:t>
@@ -1617,7 +1573,7 @@
           </w:tcPr>
           <w:p>
             <w:pPr>
-              <w:spacing w:before="40" w:after="40"/>
+              <w:spacing w:before="40" w:after="40" w:line="276" w:lineRule="auto"/>
             </w:pPr>
             <w:r>
               <w:t>Team Developer</w:t>
@@ -1633,7 +1589,7 @@
           </w:tcPr>
           <w:p>
             <w:pPr>
-              <w:spacing w:before="40" w:after="40"/>
+              <w:spacing w:before="40" w:after="40" w:line="276" w:lineRule="auto"/>
             </w:pPr>
             <w:r>
               <w:t>16/05/2025</w:t>
@@ -1649,7 +1605,7 @@
           </w:tcPr>
           <w:p>
             <w:pPr>
-              <w:spacing w:before="40" w:after="40"/>
+              <w:spacing w:before="40" w:after="40" w:line="276" w:lineRule="auto"/>
             </w:pPr>
             <w:r>
               <w:t>Corrección de nombres</w:t>
@@ -1665,7 +1621,7 @@
           </w:tcPr>
           <w:p>
             <w:pPr>
-              <w:spacing w:before="40" w:after="40"/>
+              <w:spacing w:before="40" w:after="40" w:line="276" w:lineRule="auto"/>
             </w:pPr>
             <w:r>
               <w:t>1.2</w:t>
@@ -1676,6 +1632,7 @@
     </w:tbl>
     <w:p>
       <w:pPr>
+        <w:spacing w:line="276" w:lineRule="auto"/>
         <w:sectPr>
           <w:headerReference w:type="default" r:id="rId11"/>
           <w:footerReference w:type="default" r:id="rId12"/>
@@ -1692,6 +1649,7 @@
           <w:ilvl w:val="0"/>
           <w:numId w:val="4"/>
         </w:numPr>
+        <w:spacing w:line="276" w:lineRule="auto"/>
         <w:jc w:val="both"/>
       </w:pPr>
       <w:bookmarkStart w:id="1" w:name="_q4qotj2ep8hj" w:colFirst="0" w:colLast="0"/>
@@ -1708,6 +1666,7 @@
           <w:ilvl w:val="1"/>
           <w:numId w:val="4"/>
         </w:numPr>
+        <w:spacing w:line="276" w:lineRule="auto"/>
         <w:jc w:val="both"/>
       </w:pPr>
       <w:bookmarkStart w:id="2" w:name="_usta3t609rtv" w:colFirst="0" w:colLast="0"/>
@@ -1725,7 +1684,7 @@
           <w:right w:val="nil"/>
           <w:between w:val="nil"/>
         </w:pBdr>
-        <w:spacing w:after="200" w:line="360" w:lineRule="auto"/>
+        <w:spacing w:after="200" w:line="276" w:lineRule="auto"/>
         <w:ind w:firstLine="720"/>
         <w:jc w:val="both"/>
       </w:pPr>
@@ -1739,7 +1698,7 @@
           <w:ilvl w:val="0"/>
           <w:numId w:val="1"/>
         </w:numPr>
-        <w:spacing w:after="200" w:line="360" w:lineRule="auto"/>
+        <w:spacing w:after="200" w:line="276" w:lineRule="auto"/>
         <w:jc w:val="both"/>
         <w:rPr>
           <w:rFonts w:ascii="Arial" w:eastAsia="Arial" w:hAnsi="Arial" w:cs="Arial"/>
@@ -1769,7 +1728,7 @@
           <w:right w:val="nil"/>
           <w:between w:val="nil"/>
         </w:pBdr>
-        <w:spacing w:after="200" w:line="360" w:lineRule="auto"/>
+        <w:spacing w:after="200" w:line="276" w:lineRule="auto"/>
         <w:jc w:val="both"/>
         <w:rPr>
           <w:rFonts w:ascii="Arial" w:eastAsia="Arial" w:hAnsi="Arial" w:cs="Arial"/>
@@ -1793,6 +1752,7 @@
           <w:ilvl w:val="1"/>
           <w:numId w:val="4"/>
         </w:numPr>
+        <w:spacing w:line="276" w:lineRule="auto"/>
         <w:jc w:val="both"/>
       </w:pPr>
       <w:bookmarkStart w:id="3" w:name="_e5yjq8ot9tf6" w:colFirst="0" w:colLast="0"/>
@@ -1810,7 +1770,7 @@
           <w:right w:val="nil"/>
           <w:between w:val="nil"/>
         </w:pBdr>
-        <w:spacing w:after="200" w:line="360" w:lineRule="auto"/>
+        <w:spacing w:after="200" w:line="276" w:lineRule="auto"/>
         <w:jc w:val="both"/>
       </w:pPr>
       <w:r>
@@ -1834,7 +1794,7 @@
           <w:right w:val="nil"/>
           <w:between w:val="nil"/>
         </w:pBdr>
-        <w:spacing w:after="200" w:line="360" w:lineRule="auto"/>
+        <w:spacing w:after="200" w:line="276" w:lineRule="auto"/>
         <w:jc w:val="both"/>
         <w:rPr>
           <w:i/>
@@ -1860,6 +1820,7 @@
           <w:ilvl w:val="1"/>
           <w:numId w:val="4"/>
         </w:numPr>
+        <w:spacing w:line="276" w:lineRule="auto"/>
         <w:jc w:val="both"/>
       </w:pPr>
       <w:bookmarkStart w:id="4" w:name="_2ig2tdb2h4n5" w:colFirst="0" w:colLast="0"/>
@@ -1877,7 +1838,7 @@
           <w:right w:val="nil"/>
           <w:between w:val="nil"/>
         </w:pBdr>
-        <w:spacing w:after="200" w:line="360" w:lineRule="auto"/>
+        <w:spacing w:after="200" w:line="276" w:lineRule="auto"/>
         <w:jc w:val="both"/>
       </w:pPr>
       <w:r>
@@ -1905,7 +1866,7 @@
           <w:right w:val="nil"/>
           <w:between w:val="nil"/>
         </w:pBdr>
-        <w:spacing w:line="360" w:lineRule="auto"/>
+        <w:spacing w:line="276" w:lineRule="auto"/>
         <w:jc w:val="both"/>
       </w:pPr>
       <w:r>
@@ -1925,7 +1886,7 @@
           <w:right w:val="nil"/>
           <w:between w:val="nil"/>
         </w:pBdr>
-        <w:spacing w:line="360" w:lineRule="auto"/>
+        <w:spacing w:line="276" w:lineRule="auto"/>
         <w:jc w:val="both"/>
       </w:pPr>
       <w:r>
@@ -1945,11 +1906,16 @@
           <w:right w:val="nil"/>
           <w:between w:val="nil"/>
         </w:pBdr>
-        <w:spacing w:after="200" w:line="360" w:lineRule="auto"/>
+        <w:spacing w:after="200" w:line="276" w:lineRule="auto"/>
         <w:jc w:val="both"/>
       </w:pPr>
       <w:r>
         <w:t>Guías de usabilidad y buenas prácticas en desarrollo de software para garantizar un sistema mantenible y escalable y una interfaz intuitiva y eficiente.</w:t>
+      </w:r>
+    </w:p>
+    <w:p>
+      <w:r>
+        <w:br w:type="page"/>
       </w:r>
     </w:p>
     <w:p>
@@ -1959,6 +1925,7 @@
           <w:ilvl w:val="1"/>
           <w:numId w:val="4"/>
         </w:numPr>
+        <w:spacing w:line="276" w:lineRule="auto"/>
         <w:jc w:val="both"/>
       </w:pPr>
       <w:bookmarkStart w:id="5" w:name="_otdvz2wlvezg" w:colFirst="0" w:colLast="0"/>
@@ -1992,7 +1959,6 @@
         <w:tc>
           <w:tcPr>
             <w:tcW w:w="4824" w:type="dxa"/>
-            <w:shd w:val="clear" w:color="auto" w:fill="auto"/>
             <w:tcMar>
               <w:top w:w="100" w:type="dxa"/>
               <w:left w:w="100" w:type="dxa"/>
@@ -2025,7 +1991,6 @@
         <w:tc>
           <w:tcPr>
             <w:tcW w:w="4824" w:type="dxa"/>
-            <w:shd w:val="clear" w:color="auto" w:fill="auto"/>
             <w:tcMar>
               <w:top w:w="100" w:type="dxa"/>
               <w:left w:w="100" w:type="dxa"/>
@@ -2060,7 +2025,6 @@
         <w:tc>
           <w:tcPr>
             <w:tcW w:w="4824" w:type="dxa"/>
-            <w:shd w:val="clear" w:color="auto" w:fill="auto"/>
             <w:tcMar>
               <w:top w:w="100" w:type="dxa"/>
               <w:left w:w="100" w:type="dxa"/>
@@ -2087,7 +2051,6 @@
         <w:tc>
           <w:tcPr>
             <w:tcW w:w="4824" w:type="dxa"/>
-            <w:shd w:val="clear" w:color="auto" w:fill="auto"/>
             <w:tcMar>
               <w:top w:w="100" w:type="dxa"/>
               <w:left w:w="100" w:type="dxa"/>
@@ -2107,23 +2070,7 @@
               </w:pBdr>
             </w:pPr>
             <w:r>
-              <w:t xml:space="preserve">Especificación de Requisitos de Software (Software </w:t>
-            </w:r>
-            <w:proofErr w:type="spellStart"/>
-            <w:r>
-              <w:t>Requirement</w:t>
-            </w:r>
-            <w:proofErr w:type="spellEnd"/>
-            <w:r>
-              <w:t xml:space="preserve"> </w:t>
-            </w:r>
-            <w:proofErr w:type="spellStart"/>
-            <w:r>
-              <w:t>Specification</w:t>
-            </w:r>
-            <w:proofErr w:type="spellEnd"/>
-            <w:r>
-              <w:t>)</w:t>
+              <w:t>Especificación de Requisitos de Software (Software Requirement Specification)</w:t>
             </w:r>
           </w:p>
         </w:tc>
@@ -2132,7 +2079,6 @@
         <w:tc>
           <w:tcPr>
             <w:tcW w:w="4824" w:type="dxa"/>
-            <w:shd w:val="clear" w:color="auto" w:fill="auto"/>
             <w:tcMar>
               <w:top w:w="100" w:type="dxa"/>
               <w:left w:w="100" w:type="dxa"/>
@@ -2151,20 +2097,14 @@
                 <w:between w:val="nil"/>
               </w:pBdr>
             </w:pPr>
-            <w:proofErr w:type="gramStart"/>
-            <w:r>
-              <w:t>Ticket</w:t>
-            </w:r>
-            <w:proofErr w:type="gramEnd"/>
-            <w:r>
-              <w:t xml:space="preserve"> de caja</w:t>
+            <w:r>
+              <w:t>Ticket de caja</w:t>
             </w:r>
           </w:p>
         </w:tc>
         <w:tc>
           <w:tcPr>
             <w:tcW w:w="4824" w:type="dxa"/>
-            <w:shd w:val="clear" w:color="auto" w:fill="auto"/>
             <w:tcMar>
               <w:top w:w="100" w:type="dxa"/>
               <w:left w:w="100" w:type="dxa"/>
@@ -2197,6 +2137,7 @@
           <w:ilvl w:val="0"/>
           <w:numId w:val="4"/>
         </w:numPr>
+        <w:spacing w:line="276" w:lineRule="auto"/>
         <w:jc w:val="both"/>
       </w:pPr>
       <w:bookmarkStart w:id="6" w:name="_8gh8aglo1rix" w:colFirst="0" w:colLast="0"/>
@@ -2212,6 +2153,7 @@
           <w:ilvl w:val="1"/>
           <w:numId w:val="4"/>
         </w:numPr>
+        <w:spacing w:line="276" w:lineRule="auto"/>
         <w:jc w:val="both"/>
       </w:pPr>
       <w:bookmarkStart w:id="7" w:name="_x2prwlrxx29x" w:colFirst="0" w:colLast="0"/>
@@ -2229,7 +2171,7 @@
           <w:right w:val="nil"/>
           <w:between w:val="nil"/>
         </w:pBdr>
-        <w:spacing w:after="200" w:line="360" w:lineRule="auto"/>
+        <w:spacing w:after="200" w:line="276" w:lineRule="auto"/>
         <w:jc w:val="both"/>
       </w:pPr>
       <w:r>
@@ -2253,7 +2195,7 @@
           <w:right w:val="nil"/>
           <w:between w:val="nil"/>
         </w:pBdr>
-        <w:spacing w:after="200" w:line="360" w:lineRule="auto"/>
+        <w:spacing w:after="200" w:line="276" w:lineRule="auto"/>
         <w:jc w:val="both"/>
       </w:pPr>
       <w:r>
@@ -2268,6 +2210,7 @@
           <w:ilvl w:val="1"/>
           <w:numId w:val="4"/>
         </w:numPr>
+        <w:spacing w:line="276" w:lineRule="auto"/>
         <w:jc w:val="both"/>
       </w:pPr>
       <w:bookmarkStart w:id="8" w:name="_nfccqdzg024t" w:colFirst="0" w:colLast="0"/>
@@ -2285,6 +2228,7 @@
           <w:right w:val="nil"/>
           <w:between w:val="nil"/>
         </w:pBdr>
+        <w:spacing w:line="276" w:lineRule="auto"/>
         <w:jc w:val="both"/>
         <w:rPr>
           <w:rFonts w:ascii="Arial" w:eastAsia="Arial" w:hAnsi="Arial" w:cs="Arial"/>
@@ -2325,7 +2269,6 @@
         <w:tc>
           <w:tcPr>
             <w:tcW w:w="4824" w:type="dxa"/>
-            <w:shd w:val="clear" w:color="auto" w:fill="auto"/>
             <w:tcMar>
               <w:top w:w="100" w:type="dxa"/>
               <w:left w:w="100" w:type="dxa"/>
@@ -2343,6 +2286,7 @@
                 <w:right w:val="nil"/>
                 <w:between w:val="nil"/>
               </w:pBdr>
+              <w:spacing w:line="276" w:lineRule="auto"/>
               <w:rPr>
                 <w:b/>
               </w:rPr>
@@ -2358,7 +2302,6 @@
         <w:tc>
           <w:tcPr>
             <w:tcW w:w="4824" w:type="dxa"/>
-            <w:shd w:val="clear" w:color="auto" w:fill="auto"/>
             <w:tcMar>
               <w:top w:w="100" w:type="dxa"/>
               <w:left w:w="100" w:type="dxa"/>
@@ -2376,6 +2319,7 @@
                 <w:right w:val="nil"/>
                 <w:between w:val="nil"/>
               </w:pBdr>
+              <w:spacing w:line="276" w:lineRule="auto"/>
               <w:rPr>
                 <w:b/>
               </w:rPr>
@@ -2393,7 +2337,6 @@
         <w:tc>
           <w:tcPr>
             <w:tcW w:w="4824" w:type="dxa"/>
-            <w:shd w:val="clear" w:color="auto" w:fill="auto"/>
             <w:tcMar>
               <w:top w:w="100" w:type="dxa"/>
               <w:left w:w="100" w:type="dxa"/>
@@ -2411,6 +2354,7 @@
                 <w:right w:val="nil"/>
                 <w:between w:val="nil"/>
               </w:pBdr>
+              <w:spacing w:line="276" w:lineRule="auto"/>
             </w:pPr>
             <w:r>
               <w:t>Administrador (jefe del local)</w:t>
@@ -2420,7 +2364,6 @@
         <w:tc>
           <w:tcPr>
             <w:tcW w:w="4824" w:type="dxa"/>
-            <w:shd w:val="clear" w:color="auto" w:fill="auto"/>
             <w:tcMar>
               <w:top w:w="100" w:type="dxa"/>
               <w:left w:w="100" w:type="dxa"/>
@@ -2438,6 +2381,7 @@
                 <w:right w:val="nil"/>
                 <w:between w:val="nil"/>
               </w:pBdr>
+              <w:spacing w:line="276" w:lineRule="auto"/>
             </w:pPr>
             <w:r>
               <w:t>Tiene acceso completo al sistema: registra productos, gestiona ventas, agrega o elimina usuarios, y visualiza reportes, entre otras cosas.</w:t>
@@ -2449,7 +2393,6 @@
         <w:tc>
           <w:tcPr>
             <w:tcW w:w="4824" w:type="dxa"/>
-            <w:shd w:val="clear" w:color="auto" w:fill="auto"/>
             <w:tcMar>
               <w:top w:w="100" w:type="dxa"/>
               <w:left w:w="100" w:type="dxa"/>
@@ -2467,6 +2410,7 @@
                 <w:right w:val="nil"/>
                 <w:between w:val="nil"/>
               </w:pBdr>
+              <w:spacing w:line="276" w:lineRule="auto"/>
             </w:pPr>
             <w:r>
               <w:t>Colaborador (cajero)</w:t>
@@ -2476,7 +2420,6 @@
         <w:tc>
           <w:tcPr>
             <w:tcW w:w="4824" w:type="dxa"/>
-            <w:shd w:val="clear" w:color="auto" w:fill="auto"/>
             <w:tcMar>
               <w:top w:w="100" w:type="dxa"/>
               <w:left w:w="100" w:type="dxa"/>
@@ -2494,17 +2437,10 @@
                 <w:right w:val="nil"/>
                 <w:between w:val="nil"/>
               </w:pBdr>
-            </w:pPr>
-            <w:r>
-              <w:t xml:space="preserve">Tiene acceso limitado al sistema: puede realizar ventas, emitir </w:t>
-            </w:r>
-            <w:proofErr w:type="gramStart"/>
-            <w:r>
-              <w:t>tickets</w:t>
-            </w:r>
-            <w:proofErr w:type="gramEnd"/>
-            <w:r>
-              <w:t xml:space="preserve"> de caja y consultar productos, pero no modificar configuraciones ni acceder a reportes.</w:t>
+              <w:spacing w:line="276" w:lineRule="auto"/>
+            </w:pPr>
+            <w:r>
+              <w:t>Tiene acceso limitado al sistema: puede realizar ventas, emitir tickets de caja y consultar productos, pero no modificar configuraciones ni acceder a reportes.</w:t>
             </w:r>
           </w:p>
         </w:tc>
@@ -2513,7 +2449,6 @@
         <w:tc>
           <w:tcPr>
             <w:tcW w:w="4824" w:type="dxa"/>
-            <w:shd w:val="clear" w:color="auto" w:fill="auto"/>
             <w:tcMar>
               <w:top w:w="100" w:type="dxa"/>
               <w:left w:w="100" w:type="dxa"/>
@@ -2531,6 +2466,7 @@
                 <w:right w:val="nil"/>
                 <w:between w:val="nil"/>
               </w:pBdr>
+              <w:spacing w:line="276" w:lineRule="auto"/>
             </w:pPr>
             <w:r>
               <w:t>Cliente</w:t>
@@ -2540,7 +2476,6 @@
         <w:tc>
           <w:tcPr>
             <w:tcW w:w="4824" w:type="dxa"/>
-            <w:shd w:val="clear" w:color="auto" w:fill="auto"/>
             <w:tcMar>
               <w:top w:w="100" w:type="dxa"/>
               <w:left w:w="100" w:type="dxa"/>
@@ -2558,6 +2493,7 @@
                 <w:right w:val="nil"/>
                 <w:between w:val="nil"/>
               </w:pBdr>
+              <w:spacing w:line="276" w:lineRule="auto"/>
             </w:pPr>
             <w:r>
               <w:t>No tiene acceso al sistema: Puede realizar reservaciones y consultar el menú con el cajero.</w:t>
@@ -2575,6 +2511,7 @@
           <w:right w:val="nil"/>
           <w:between w:val="nil"/>
         </w:pBdr>
+        <w:spacing w:line="276" w:lineRule="auto"/>
         <w:jc w:val="both"/>
         <w:rPr>
           <w:rFonts w:ascii="Arial" w:eastAsia="Arial" w:hAnsi="Arial" w:cs="Arial"/>
@@ -2590,6 +2527,7 @@
           <w:ilvl w:val="1"/>
           <w:numId w:val="4"/>
         </w:numPr>
+        <w:spacing w:line="276" w:lineRule="auto"/>
         <w:jc w:val="both"/>
       </w:pPr>
       <w:bookmarkStart w:id="9" w:name="_n8xmab766icr" w:colFirst="0" w:colLast="0"/>
@@ -2608,7 +2546,7 @@
           <w:right w:val="nil"/>
           <w:between w:val="nil"/>
         </w:pBdr>
-        <w:spacing w:after="200" w:line="360" w:lineRule="auto"/>
+        <w:spacing w:after="200" w:line="276" w:lineRule="auto"/>
         <w:jc w:val="both"/>
       </w:pPr>
       <w:r>
@@ -2629,7 +2567,7 @@
           <w:right w:val="nil"/>
           <w:between w:val="nil"/>
         </w:pBdr>
-        <w:spacing w:line="360" w:lineRule="auto"/>
+        <w:spacing w:line="276" w:lineRule="auto"/>
         <w:jc w:val="both"/>
       </w:pPr>
       <w:r>
@@ -2655,7 +2593,7 @@
           <w:right w:val="nil"/>
           <w:between w:val="nil"/>
         </w:pBdr>
-        <w:spacing w:line="360" w:lineRule="auto"/>
+        <w:spacing w:line="276" w:lineRule="auto"/>
         <w:jc w:val="both"/>
       </w:pPr>
       <w:r>
@@ -2681,7 +2619,7 @@
           <w:right w:val="nil"/>
           <w:between w:val="nil"/>
         </w:pBdr>
-        <w:spacing w:after="200" w:line="360" w:lineRule="auto"/>
+        <w:spacing w:after="200" w:line="276" w:lineRule="auto"/>
         <w:jc w:val="both"/>
       </w:pPr>
       <w:r>
@@ -2701,6 +2639,7 @@
           <w:ilvl w:val="1"/>
           <w:numId w:val="4"/>
         </w:numPr>
+        <w:spacing w:line="276" w:lineRule="auto"/>
         <w:jc w:val="both"/>
       </w:pPr>
       <w:bookmarkStart w:id="10" w:name="_13detwcm7g45" w:colFirst="0" w:colLast="0"/>
@@ -2718,7 +2657,7 @@
           <w:right w:val="nil"/>
           <w:between w:val="nil"/>
         </w:pBdr>
-        <w:spacing w:after="200" w:line="360" w:lineRule="auto"/>
+        <w:spacing w:after="200" w:line="276" w:lineRule="auto"/>
         <w:jc w:val="both"/>
       </w:pPr>
       <w:r>
@@ -2739,7 +2678,7 @@
           <w:right w:val="nil"/>
           <w:between w:val="nil"/>
         </w:pBdr>
-        <w:spacing w:line="360" w:lineRule="auto"/>
+        <w:spacing w:line="276" w:lineRule="auto"/>
         <w:jc w:val="both"/>
       </w:pPr>
       <w:r>
@@ -2759,7 +2698,7 @@
           <w:right w:val="nil"/>
           <w:between w:val="nil"/>
         </w:pBdr>
-        <w:spacing w:line="360" w:lineRule="auto"/>
+        <w:spacing w:line="276" w:lineRule="auto"/>
         <w:jc w:val="both"/>
       </w:pPr>
       <w:r>
@@ -2779,7 +2718,7 @@
           <w:right w:val="nil"/>
           <w:between w:val="nil"/>
         </w:pBdr>
-        <w:spacing w:line="360" w:lineRule="auto"/>
+        <w:spacing w:line="276" w:lineRule="auto"/>
         <w:jc w:val="both"/>
       </w:pPr>
       <w:r>
@@ -2799,7 +2738,7 @@
           <w:right w:val="nil"/>
           <w:between w:val="nil"/>
         </w:pBdr>
-        <w:spacing w:line="360" w:lineRule="auto"/>
+        <w:spacing w:line="276" w:lineRule="auto"/>
         <w:jc w:val="both"/>
       </w:pPr>
       <w:r>
@@ -2819,7 +2758,7 @@
           <w:right w:val="nil"/>
           <w:between w:val="nil"/>
         </w:pBdr>
-        <w:spacing w:line="360" w:lineRule="auto"/>
+        <w:spacing w:line="276" w:lineRule="auto"/>
         <w:jc w:val="both"/>
       </w:pPr>
       <w:r>
@@ -2839,14 +2778,11 @@
           <w:right w:val="nil"/>
           <w:between w:val="nil"/>
         </w:pBdr>
-        <w:spacing w:after="200" w:line="360" w:lineRule="auto"/>
+        <w:spacing w:after="200" w:line="276" w:lineRule="auto"/>
         <w:jc w:val="both"/>
       </w:pPr>
       <w:r>
         <w:t>Se asume que los empleados y el administrador utilizarán una computadora con navegador actualizado.</w:t>
-      </w:r>
-      <w:r>
-        <w:br w:type="page"/>
       </w:r>
     </w:p>
     <w:p>
@@ -2856,12 +2792,12 @@
           <w:ilvl w:val="0"/>
           <w:numId w:val="4"/>
         </w:numPr>
+        <w:spacing w:line="276" w:lineRule="auto"/>
         <w:jc w:val="both"/>
       </w:pPr>
       <w:bookmarkStart w:id="11" w:name="_w0sjmpezziff" w:colFirst="0" w:colLast="0"/>
       <w:bookmarkEnd w:id="11"/>
       <w:r>
-        <w:lastRenderedPageBreak/>
         <w:t>Requerimientos Funcionales</w:t>
       </w:r>
     </w:p>
@@ -2872,6 +2808,7 @@
           <w:ilvl w:val="1"/>
           <w:numId w:val="4"/>
         </w:numPr>
+        <w:spacing w:line="276" w:lineRule="auto"/>
         <w:jc w:val="both"/>
       </w:pPr>
       <w:bookmarkStart w:id="12" w:name="_6tz5is4ai0xx" w:colFirst="0" w:colLast="0"/>
@@ -2908,6 +2845,7 @@
           </w:tcPr>
           <w:p>
             <w:pPr>
+              <w:spacing w:line="276" w:lineRule="auto"/>
               <w:jc w:val="both"/>
               <w:rPr>
                 <w:b/>
@@ -2927,6 +2865,7 @@
           </w:tcPr>
           <w:p>
             <w:pPr>
+              <w:spacing w:line="276" w:lineRule="auto"/>
               <w:jc w:val="both"/>
             </w:pPr>
             <w:r>
@@ -2943,6 +2882,7 @@
           </w:tcPr>
           <w:p>
             <w:pPr>
+              <w:spacing w:line="276" w:lineRule="auto"/>
               <w:jc w:val="both"/>
               <w:rPr>
                 <w:b/>
@@ -2962,10 +2902,11 @@
           </w:tcPr>
           <w:p>
             <w:pPr>
-              <w:jc w:val="both"/>
-            </w:pPr>
-            <w:r>
-              <w:t>El sistema debe permitir registrar cada insumo utilizado, incluyendo nombre, unidad de medida, cantidad actual y punto de reorden.</w:t>
+              <w:spacing w:line="276" w:lineRule="auto"/>
+              <w:jc w:val="both"/>
+            </w:pPr>
+            <w:r>
+              <w:t>El sistema debe permitir registrar cada insumo utilizado, incluyendo nombre, unidad de medida, cantidad actual.</w:t>
             </w:r>
           </w:p>
         </w:tc>
@@ -2981,6 +2922,7 @@
           </w:tcPr>
           <w:p>
             <w:pPr>
+              <w:spacing w:line="276" w:lineRule="auto"/>
               <w:jc w:val="both"/>
               <w:rPr>
                 <w:b/>
@@ -3000,6 +2942,7 @@
           </w:tcPr>
           <w:p>
             <w:pPr>
+              <w:spacing w:line="276" w:lineRule="auto"/>
               <w:jc w:val="both"/>
             </w:pPr>
             <w:r>
@@ -3011,145 +2954,27 @@
     </w:tbl>
     <w:p>
       <w:pPr>
-        <w:pStyle w:val="Ttulo2"/>
-        <w:jc w:val="both"/>
+        <w:spacing w:line="276" w:lineRule="auto"/>
         <w:rPr>
-          <w:rFonts w:ascii="Arial" w:eastAsia="Arial" w:hAnsi="Arial" w:cs="Arial"/>
-          <w:b w:val="0"/>
-          <w:i/>
-          <w:sz w:val="22"/>
-          <w:szCs w:val="22"/>
+          <w:rFonts w:eastAsia="Arial"/>
         </w:rPr>
       </w:pPr>
       <w:bookmarkStart w:id="13" w:name="_dls6xnoi5b5u" w:colFirst="0" w:colLast="0"/>
       <w:bookmarkEnd w:id="13"/>
     </w:p>
-    <w:tbl>
-      <w:tblPr>
-        <w:tblStyle w:val="a3"/>
-        <w:tblW w:w="9638" w:type="dxa"/>
-        <w:tblInd w:w="0" w:type="dxa"/>
-        <w:tblBorders>
-          <w:top w:val="single" w:sz="4" w:space="0" w:color="000000"/>
-          <w:left w:val="single" w:sz="4" w:space="0" w:color="000000"/>
-          <w:bottom w:val="single" w:sz="4" w:space="0" w:color="000000"/>
-          <w:right w:val="single" w:sz="4" w:space="0" w:color="000000"/>
-          <w:insideH w:val="single" w:sz="4" w:space="0" w:color="000000"/>
-          <w:insideV w:val="single" w:sz="4" w:space="0" w:color="000000"/>
-        </w:tblBorders>
-        <w:tblLayout w:type="fixed"/>
-        <w:tblLook w:val="0400" w:firstRow="0" w:lastRow="0" w:firstColumn="0" w:lastColumn="0" w:noHBand="0" w:noVBand="1"/>
-      </w:tblPr>
-      <w:tblGrid>
-        <w:gridCol w:w="2122"/>
-        <w:gridCol w:w="7516"/>
-      </w:tblGrid>
-      <w:tr>
-        <w:tc>
-          <w:tcPr>
-            <w:tcW w:w="2122" w:type="dxa"/>
-            <w:shd w:val="clear" w:color="auto" w:fill="F2F2F2"/>
-          </w:tcPr>
-          <w:p>
-            <w:pPr>
-              <w:jc w:val="both"/>
-              <w:rPr>
-                <w:b/>
-              </w:rPr>
-            </w:pPr>
-            <w:r>
-              <w:rPr>
-                <w:b/>
-              </w:rPr>
-              <w:t>Código y nombre</w:t>
-            </w:r>
-          </w:p>
-        </w:tc>
-        <w:tc>
-          <w:tcPr>
-            <w:tcW w:w="7516" w:type="dxa"/>
-          </w:tcPr>
-          <w:p>
-            <w:pPr>
-              <w:jc w:val="both"/>
-            </w:pPr>
-            <w:r>
-              <w:t xml:space="preserve">[RFI-002] Actualización de Inventario Automática </w:t>
-            </w:r>
-          </w:p>
-        </w:tc>
-      </w:tr>
-      <w:tr>
-        <w:tc>
-          <w:tcPr>
-            <w:tcW w:w="2122" w:type="dxa"/>
-            <w:shd w:val="clear" w:color="auto" w:fill="F2F2F2"/>
-          </w:tcPr>
-          <w:p>
-            <w:pPr>
-              <w:jc w:val="both"/>
-              <w:rPr>
-                <w:b/>
-              </w:rPr>
-            </w:pPr>
-            <w:r>
-              <w:rPr>
-                <w:b/>
-              </w:rPr>
-              <w:t>Descripción</w:t>
-            </w:r>
-          </w:p>
-        </w:tc>
-        <w:tc>
-          <w:tcPr>
-            <w:tcW w:w="7516" w:type="dxa"/>
-          </w:tcPr>
-          <w:p>
-            <w:pPr>
-              <w:jc w:val="both"/>
-            </w:pPr>
-            <w:r>
-              <w:t>El sistema debe descontar automáticamente los insumos del inventario cada vez que se registre una venta del producto que los contenga.</w:t>
-            </w:r>
-          </w:p>
-        </w:tc>
-      </w:tr>
-      <w:tr>
-        <w:tc>
-          <w:tcPr>
-            <w:tcW w:w="2122" w:type="dxa"/>
-            <w:shd w:val="clear" w:color="auto" w:fill="F2F2F2"/>
-          </w:tcPr>
-          <w:p>
-            <w:pPr>
-              <w:jc w:val="both"/>
-              <w:rPr>
-                <w:b/>
-              </w:rPr>
-            </w:pPr>
-            <w:r>
-              <w:rPr>
-                <w:b/>
-              </w:rPr>
-              <w:t>Observaciones</w:t>
-            </w:r>
-          </w:p>
-        </w:tc>
-        <w:tc>
-          <w:tcPr>
-            <w:tcW w:w="7516" w:type="dxa"/>
-          </w:tcPr>
-          <w:p>
-            <w:pPr>
-              <w:jc w:val="both"/>
-            </w:pPr>
-            <w:r>
-              <w:t>Esto asegura la precisión del inventario en tiempo real.</w:t>
-            </w:r>
-          </w:p>
-        </w:tc>
-      </w:tr>
-    </w:tbl>
+    <w:p>
+      <w:pPr>
+        <w:rPr>
+          <w:rFonts w:eastAsia="Arial"/>
+        </w:rPr>
+      </w:pPr>
+      <w:r>
+        <w:rPr>
+          <w:rFonts w:eastAsia="Arial"/>
+        </w:rPr>
+        <w:br w:type="page"/>
+      </w:r>
+    </w:p>
     <w:p>
       <w:pPr>
         <w:pStyle w:val="Ttulo2"/>
@@ -3157,11 +2982,13 @@
           <w:ilvl w:val="1"/>
           <w:numId w:val="4"/>
         </w:numPr>
+        <w:spacing w:line="276" w:lineRule="auto"/>
         <w:jc w:val="both"/>
       </w:pPr>
       <w:bookmarkStart w:id="14" w:name="_fr8zj2vbddgu" w:colFirst="0" w:colLast="0"/>
       <w:bookmarkEnd w:id="14"/>
       <w:r>
+        <w:lastRenderedPageBreak/>
         <w:t>Módulo de Gestión de Productos</w:t>
       </w:r>
     </w:p>
@@ -3193,6 +3020,7 @@
           </w:tcPr>
           <w:p>
             <w:pPr>
+              <w:spacing w:line="276" w:lineRule="auto"/>
               <w:jc w:val="both"/>
               <w:rPr>
                 <w:b/>
@@ -3212,6 +3040,7 @@
           </w:tcPr>
           <w:p>
             <w:pPr>
+              <w:spacing w:line="276" w:lineRule="auto"/>
               <w:jc w:val="both"/>
             </w:pPr>
             <w:r>
@@ -3228,6 +3057,7 @@
           </w:tcPr>
           <w:p>
             <w:pPr>
+              <w:spacing w:line="276" w:lineRule="auto"/>
               <w:jc w:val="both"/>
               <w:rPr>
                 <w:b/>
@@ -3247,10 +3077,17 @@
           </w:tcPr>
           <w:p>
             <w:pPr>
-              <w:jc w:val="both"/>
-            </w:pPr>
-            <w:r>
-              <w:t>El sistema debe mantener actualizado el inventario de productos, descontando automáticamente los insumos según las ventas registradas.</w:t>
+              <w:spacing w:line="276" w:lineRule="auto"/>
+              <w:jc w:val="both"/>
+            </w:pPr>
+            <w:r>
+              <w:t>El sistema debe mantener actualizado el inventario de productos, descontando automáticamente los</w:t>
+            </w:r>
+            <w:r>
+              <w:t xml:space="preserve"> productos</w:t>
+            </w:r>
+            <w:r>
+              <w:t xml:space="preserve"> según las ventas registradas.</w:t>
             </w:r>
           </w:p>
         </w:tc>
@@ -3263,6 +3100,7 @@
           </w:tcPr>
           <w:p>
             <w:pPr>
+              <w:spacing w:line="276" w:lineRule="auto"/>
               <w:jc w:val="both"/>
               <w:rPr>
                 <w:b/>
@@ -3282,6 +3120,7 @@
           </w:tcPr>
           <w:p>
             <w:pPr>
+              <w:spacing w:line="276" w:lineRule="auto"/>
               <w:jc w:val="both"/>
             </w:pPr>
             <w:r>
@@ -3293,6 +3132,7 @@
     </w:tbl>
     <w:p>
       <w:pPr>
+        <w:spacing w:line="276" w:lineRule="auto"/>
         <w:jc w:val="both"/>
         <w:rPr>
           <w:rFonts w:ascii="Arial" w:eastAsia="Arial" w:hAnsi="Arial" w:cs="Arial"/>
@@ -3330,6 +3170,7 @@
           </w:tcPr>
           <w:p>
             <w:pPr>
+              <w:spacing w:line="276" w:lineRule="auto"/>
               <w:jc w:val="both"/>
               <w:rPr>
                 <w:b/>
@@ -3349,6 +3190,7 @@
           </w:tcPr>
           <w:p>
             <w:pPr>
+              <w:spacing w:line="276" w:lineRule="auto"/>
               <w:jc w:val="both"/>
             </w:pPr>
             <w:r>
@@ -3365,6 +3207,7 @@
           </w:tcPr>
           <w:p>
             <w:pPr>
+              <w:spacing w:line="276" w:lineRule="auto"/>
               <w:jc w:val="both"/>
               <w:rPr>
                 <w:b/>
@@ -3384,10 +3227,23 @@
           </w:tcPr>
           <w:p>
             <w:pPr>
-              <w:jc w:val="both"/>
-            </w:pPr>
-            <w:r>
-              <w:t>El sistema debe permitir registrar cada producto utilizado en la elaboración de platillos, incluyendo el nombre de producto, categoría y además del proveedor.</w:t>
+              <w:spacing w:line="276" w:lineRule="auto"/>
+              <w:jc w:val="both"/>
+            </w:pPr>
+            <w:r>
+              <w:t>El sistema debe permitir registrar cada producto, incluyendo el nombre de producto</w:t>
+            </w:r>
+            <w:r>
+              <w:t>, descripción, cantidad disponible</w:t>
+            </w:r>
+            <w:r>
+              <w:t xml:space="preserve">, </w:t>
+            </w:r>
+            <w:r>
+              <w:t>cantidad mínima</w:t>
+            </w:r>
+            <w:r>
+              <w:t>, categoría y proveedor.</w:t>
             </w:r>
           </w:p>
         </w:tc>
@@ -3400,6 +3256,7 @@
           </w:tcPr>
           <w:p>
             <w:pPr>
+              <w:spacing w:line="276" w:lineRule="auto"/>
               <w:jc w:val="both"/>
               <w:rPr>
                 <w:b/>
@@ -3419,10 +3276,11 @@
           </w:tcPr>
           <w:p>
             <w:pPr>
-              <w:jc w:val="both"/>
-            </w:pPr>
-            <w:r>
-              <w:t>El registro de los productos debe ser accesible y solo por el personal autorizado.</w:t>
+              <w:spacing w:line="276" w:lineRule="auto"/>
+              <w:jc w:val="both"/>
+            </w:pPr>
+            <w:r>
+              <w:t>El registro de los productos debe ser accesible solo por el personal autorizado.</w:t>
             </w:r>
           </w:p>
         </w:tc>
@@ -3430,6 +3288,7 @@
     </w:tbl>
     <w:p>
       <w:pPr>
+        <w:spacing w:line="276" w:lineRule="auto"/>
         <w:jc w:val="both"/>
         <w:rPr>
           <w:b/>
@@ -3440,9 +3299,7 @@
     </w:p>
     <w:tbl>
       <w:tblPr>
-        <w:tblStyle w:val="a6"/>
         <w:tblW w:w="9638" w:type="dxa"/>
-        <w:tblInd w:w="0" w:type="dxa"/>
         <w:tblBorders>
           <w:top w:val="single" w:sz="4" w:space="0" w:color="000000"/>
           <w:left w:val="single" w:sz="4" w:space="0" w:color="000000"/>
@@ -3466,6 +3323,7 @@
           </w:tcPr>
           <w:p>
             <w:pPr>
+              <w:spacing w:line="276" w:lineRule="auto"/>
               <w:jc w:val="both"/>
               <w:rPr>
                 <w:b/>
@@ -3485,10 +3343,20 @@
           </w:tcPr>
           <w:p>
             <w:pPr>
-              <w:jc w:val="both"/>
-            </w:pPr>
-            <w:r>
-              <w:t>[RFP-003] Control de platillos vendidos</w:t>
+              <w:spacing w:line="276" w:lineRule="auto"/>
+              <w:jc w:val="both"/>
+            </w:pPr>
+            <w:r>
+              <w:t>[RFP-00</w:t>
+            </w:r>
+            <w:r>
+              <w:t>3</w:t>
+            </w:r>
+            <w:r>
+              <w:t xml:space="preserve">] </w:t>
+            </w:r>
+            <w:r>
+              <w:t>Modificación de Productos</w:t>
             </w:r>
           </w:p>
         </w:tc>
@@ -3501,6 +3369,7 @@
           </w:tcPr>
           <w:p>
             <w:pPr>
+              <w:spacing w:line="276" w:lineRule="auto"/>
               <w:jc w:val="both"/>
               <w:rPr>
                 <w:b/>
@@ -3520,10 +3389,17 @@
           </w:tcPr>
           <w:p>
             <w:pPr>
-              <w:jc w:val="both"/>
-            </w:pPr>
-            <w:r>
-              <w:t>El sistema debe llevar un control de la cantidad de platillos vendidos por día y por periodo definido por el encargado.</w:t>
+              <w:spacing w:line="276" w:lineRule="auto"/>
+              <w:jc w:val="both"/>
+            </w:pPr>
+            <w:r>
+              <w:t xml:space="preserve">El sistema debe </w:t>
+            </w:r>
+            <w:r>
+              <w:t>permitir realizar modificaciones a los productos ya existentes</w:t>
+            </w:r>
+            <w:r>
+              <w:t>.</w:t>
             </w:r>
           </w:p>
         </w:tc>
@@ -3536,6 +3412,7 @@
           </w:tcPr>
           <w:p>
             <w:pPr>
+              <w:spacing w:line="276" w:lineRule="auto"/>
               <w:jc w:val="both"/>
               <w:rPr>
                 <w:b/>
@@ -3555,10 +3432,14 @@
           </w:tcPr>
           <w:p>
             <w:pPr>
-              <w:jc w:val="both"/>
-            </w:pPr>
-            <w:r>
-              <w:t>Esto para que se lleve un mejor control de los productos e inversiones.</w:t>
+              <w:spacing w:line="276" w:lineRule="auto"/>
+              <w:jc w:val="both"/>
+            </w:pPr>
+            <w:r>
+              <w:t xml:space="preserve">La modificación </w:t>
+            </w:r>
+            <w:r>
+              <w:t>de los productos debe ser accesible solo por el personal autorizado.</w:t>
             </w:r>
           </w:p>
         </w:tc>
@@ -3566,142 +3447,7 @@
     </w:tbl>
     <w:p>
       <w:pPr>
-        <w:jc w:val="both"/>
-        <w:rPr>
-          <w:b/>
-          <w:sz w:val="22"/>
-          <w:szCs w:val="22"/>
-        </w:rPr>
-      </w:pPr>
-    </w:p>
-    <w:tbl>
-      <w:tblPr>
-        <w:tblStyle w:val="a7"/>
-        <w:tblW w:w="9638" w:type="dxa"/>
-        <w:tblInd w:w="0" w:type="dxa"/>
-        <w:tblBorders>
-          <w:top w:val="single" w:sz="4" w:space="0" w:color="000000"/>
-          <w:left w:val="single" w:sz="4" w:space="0" w:color="000000"/>
-          <w:bottom w:val="single" w:sz="4" w:space="0" w:color="000000"/>
-          <w:right w:val="single" w:sz="4" w:space="0" w:color="000000"/>
-          <w:insideH w:val="single" w:sz="4" w:space="0" w:color="000000"/>
-          <w:insideV w:val="single" w:sz="4" w:space="0" w:color="000000"/>
-        </w:tblBorders>
-        <w:tblLayout w:type="fixed"/>
-        <w:tblLook w:val="0400" w:firstRow="0" w:lastRow="0" w:firstColumn="0" w:lastColumn="0" w:noHBand="0" w:noVBand="1"/>
-      </w:tblPr>
-      <w:tblGrid>
-        <w:gridCol w:w="2122"/>
-        <w:gridCol w:w="7516"/>
-      </w:tblGrid>
-      <w:tr>
-        <w:tc>
-          <w:tcPr>
-            <w:tcW w:w="2122" w:type="dxa"/>
-            <w:shd w:val="clear" w:color="auto" w:fill="F2F2F2"/>
-          </w:tcPr>
-          <w:p>
-            <w:pPr>
-              <w:jc w:val="both"/>
-              <w:rPr>
-                <w:b/>
-              </w:rPr>
-            </w:pPr>
-            <w:r>
-              <w:rPr>
-                <w:b/>
-              </w:rPr>
-              <w:t>Código y nombre</w:t>
-            </w:r>
-          </w:p>
-        </w:tc>
-        <w:tc>
-          <w:tcPr>
-            <w:tcW w:w="7516" w:type="dxa"/>
-          </w:tcPr>
-          <w:p>
-            <w:pPr>
-              <w:jc w:val="both"/>
-            </w:pPr>
-            <w:r>
-              <w:t>[RFP-004] Filtro por categoría de producto</w:t>
-            </w:r>
-          </w:p>
-        </w:tc>
-      </w:tr>
-      <w:tr>
-        <w:tc>
-          <w:tcPr>
-            <w:tcW w:w="2122" w:type="dxa"/>
-            <w:shd w:val="clear" w:color="auto" w:fill="F2F2F2"/>
-          </w:tcPr>
-          <w:p>
-            <w:pPr>
-              <w:jc w:val="both"/>
-              <w:rPr>
-                <w:b/>
-              </w:rPr>
-            </w:pPr>
-            <w:r>
-              <w:rPr>
-                <w:b/>
-              </w:rPr>
-              <w:t>Descripción</w:t>
-            </w:r>
-          </w:p>
-        </w:tc>
-        <w:tc>
-          <w:tcPr>
-            <w:tcW w:w="7516" w:type="dxa"/>
-          </w:tcPr>
-          <w:p>
-            <w:pPr>
-              <w:jc w:val="both"/>
-            </w:pPr>
-            <w:r>
-              <w:t>El sistema debe permitir filtrar ventas por tipo de comida o categoría del producto.</w:t>
-            </w:r>
-          </w:p>
-        </w:tc>
-      </w:tr>
-      <w:tr>
-        <w:tc>
-          <w:tcPr>
-            <w:tcW w:w="2122" w:type="dxa"/>
-            <w:shd w:val="clear" w:color="auto" w:fill="F2F2F2"/>
-          </w:tcPr>
-          <w:p>
-            <w:pPr>
-              <w:jc w:val="both"/>
-              <w:rPr>
-                <w:b/>
-              </w:rPr>
-            </w:pPr>
-            <w:r>
-              <w:rPr>
-                <w:b/>
-              </w:rPr>
-              <w:t>Observaciones</w:t>
-            </w:r>
-          </w:p>
-        </w:tc>
-        <w:tc>
-          <w:tcPr>
-            <w:tcW w:w="7516" w:type="dxa"/>
-          </w:tcPr>
-          <w:p>
-            <w:pPr>
-              <w:jc w:val="both"/>
-            </w:pPr>
-            <w:r>
-              <w:t>Ejemplo del filtrado: por desayuno, almuerzo, bebidas, etc.</w:t>
-            </w:r>
-          </w:p>
-        </w:tc>
-      </w:tr>
-    </w:tbl>
-    <w:p>
-      <w:pPr>
+        <w:spacing w:line="276" w:lineRule="auto"/>
         <w:jc w:val="both"/>
         <w:rPr>
           <w:b/>
@@ -3738,6 +3484,7 @@
           </w:tcPr>
           <w:p>
             <w:pPr>
+              <w:spacing w:line="276" w:lineRule="auto"/>
               <w:jc w:val="both"/>
               <w:rPr>
                 <w:b/>
@@ -3757,10 +3504,17 @@
           </w:tcPr>
           <w:p>
             <w:pPr>
-              <w:jc w:val="both"/>
-            </w:pPr>
-            <w:r>
-              <w:t>[RFP-005] Margen de utilidad e impuestos</w:t>
+              <w:spacing w:line="276" w:lineRule="auto"/>
+              <w:jc w:val="both"/>
+            </w:pPr>
+            <w:r>
+              <w:t>[RFP-00</w:t>
+            </w:r>
+            <w:r>
+              <w:t>4</w:t>
+            </w:r>
+            <w:r>
+              <w:t>] Margen de utilidad e impuestos</w:t>
             </w:r>
           </w:p>
         </w:tc>
@@ -3773,6 +3527,7 @@
           </w:tcPr>
           <w:p>
             <w:pPr>
+              <w:spacing w:line="276" w:lineRule="auto"/>
               <w:jc w:val="both"/>
               <w:rPr>
                 <w:b/>
@@ -3792,6 +3547,7 @@
           </w:tcPr>
           <w:p>
             <w:pPr>
+              <w:spacing w:line="276" w:lineRule="auto"/>
               <w:jc w:val="both"/>
             </w:pPr>
             <w:r>
@@ -3808,6 +3564,7 @@
           </w:tcPr>
           <w:p>
             <w:pPr>
+              <w:spacing w:line="276" w:lineRule="auto"/>
               <w:jc w:val="both"/>
               <w:rPr>
                 <w:b/>
@@ -3827,6 +3584,7 @@
           </w:tcPr>
           <w:p>
             <w:pPr>
+              <w:spacing w:line="276" w:lineRule="auto"/>
               <w:jc w:val="both"/>
             </w:pPr>
             <w:r>
@@ -3838,144 +3596,7 @@
     </w:tbl>
     <w:p>
       <w:pPr>
-        <w:jc w:val="both"/>
-        <w:rPr>
-          <w:rFonts w:ascii="Arial" w:eastAsia="Arial" w:hAnsi="Arial" w:cs="Arial"/>
-          <w:b/>
-          <w:sz w:val="22"/>
-          <w:szCs w:val="22"/>
-        </w:rPr>
-      </w:pPr>
-    </w:p>
-    <w:tbl>
-      <w:tblPr>
-        <w:tblStyle w:val="a9"/>
-        <w:tblW w:w="9638" w:type="dxa"/>
-        <w:tblInd w:w="0" w:type="dxa"/>
-        <w:tblBorders>
-          <w:top w:val="single" w:sz="4" w:space="0" w:color="000000"/>
-          <w:left w:val="single" w:sz="4" w:space="0" w:color="000000"/>
-          <w:bottom w:val="single" w:sz="4" w:space="0" w:color="000000"/>
-          <w:right w:val="single" w:sz="4" w:space="0" w:color="000000"/>
-          <w:insideH w:val="single" w:sz="4" w:space="0" w:color="000000"/>
-          <w:insideV w:val="single" w:sz="4" w:space="0" w:color="000000"/>
-        </w:tblBorders>
-        <w:tblLayout w:type="fixed"/>
-        <w:tblLook w:val="0400" w:firstRow="0" w:lastRow="0" w:firstColumn="0" w:lastColumn="0" w:noHBand="0" w:noVBand="1"/>
-      </w:tblPr>
-      <w:tblGrid>
-        <w:gridCol w:w="2122"/>
-        <w:gridCol w:w="7516"/>
-      </w:tblGrid>
-      <w:tr>
-        <w:tc>
-          <w:tcPr>
-            <w:tcW w:w="2122" w:type="dxa"/>
-            <w:shd w:val="clear" w:color="auto" w:fill="F2F2F2"/>
-          </w:tcPr>
-          <w:p>
-            <w:pPr>
-              <w:jc w:val="both"/>
-              <w:rPr>
-                <w:b/>
-              </w:rPr>
-            </w:pPr>
-            <w:r>
-              <w:rPr>
-                <w:b/>
-              </w:rPr>
-              <w:t>Código y nombre</w:t>
-            </w:r>
-          </w:p>
-        </w:tc>
-        <w:tc>
-          <w:tcPr>
-            <w:tcW w:w="7516" w:type="dxa"/>
-          </w:tcPr>
-          <w:p>
-            <w:pPr>
-              <w:jc w:val="both"/>
-            </w:pPr>
-            <w:r>
-              <w:t xml:space="preserve">[RFP-006] Análisis de productos más vendidos </w:t>
-            </w:r>
-          </w:p>
-        </w:tc>
-      </w:tr>
-      <w:tr>
-        <w:tc>
-          <w:tcPr>
-            <w:tcW w:w="2122" w:type="dxa"/>
-            <w:shd w:val="clear" w:color="auto" w:fill="F2F2F2"/>
-          </w:tcPr>
-          <w:p>
-            <w:pPr>
-              <w:jc w:val="both"/>
-              <w:rPr>
-                <w:b/>
-              </w:rPr>
-            </w:pPr>
-            <w:r>
-              <w:rPr>
-                <w:b/>
-              </w:rPr>
-              <w:t>Descripción</w:t>
-            </w:r>
-          </w:p>
-        </w:tc>
-        <w:tc>
-          <w:tcPr>
-            <w:tcW w:w="7516" w:type="dxa"/>
-          </w:tcPr>
-          <w:p>
-            <w:pPr>
-              <w:jc w:val="both"/>
-            </w:pPr>
-            <w:r>
-              <w:t>El sistema debe identificar los productos con mayor y menor rotación para apoyar decisiones de inversiones.</w:t>
-            </w:r>
-          </w:p>
-        </w:tc>
-      </w:tr>
-      <w:tr>
-        <w:tc>
-          <w:tcPr>
-            <w:tcW w:w="2122" w:type="dxa"/>
-            <w:shd w:val="clear" w:color="auto" w:fill="F2F2F2"/>
-          </w:tcPr>
-          <w:p>
-            <w:pPr>
-              <w:jc w:val="both"/>
-              <w:rPr>
-                <w:b/>
-              </w:rPr>
-            </w:pPr>
-            <w:r>
-              <w:rPr>
-                <w:b/>
-              </w:rPr>
-              <w:t>Observaciones</w:t>
-            </w:r>
-          </w:p>
-        </w:tc>
-        <w:tc>
-          <w:tcPr>
-            <w:tcW w:w="7516" w:type="dxa"/>
-          </w:tcPr>
-          <w:p>
-            <w:pPr>
-              <w:jc w:val="both"/>
-            </w:pPr>
-            <w:r>
-              <w:t>Control sobre los productos y toma de decisiones.</w:t>
-            </w:r>
-          </w:p>
-        </w:tc>
-      </w:tr>
-    </w:tbl>
-    <w:p>
-      <w:pPr>
-        <w:jc w:val="both"/>
+        <w:spacing w:line="276" w:lineRule="auto"/>
         <w:rPr>
           <w:rFonts w:ascii="Arial" w:eastAsia="Arial" w:hAnsi="Arial" w:cs="Arial"/>
           <w:sz w:val="22"/>
@@ -3985,31 +3606,12 @@
     </w:p>
     <w:p>
       <w:pPr>
-        <w:jc w:val="both"/>
-        <w:rPr>
-          <w:rFonts w:ascii="Arial" w:eastAsia="Arial" w:hAnsi="Arial" w:cs="Arial"/>
-          <w:sz w:val="22"/>
-          <w:szCs w:val="22"/>
-        </w:rPr>
-      </w:pPr>
-    </w:p>
-    <w:p>
-      <w:pPr>
-        <w:jc w:val="both"/>
-        <w:rPr>
-          <w:rFonts w:ascii="Arial" w:eastAsia="Arial" w:hAnsi="Arial" w:cs="Arial"/>
-          <w:sz w:val="22"/>
-          <w:szCs w:val="22"/>
-        </w:rPr>
-      </w:pPr>
-    </w:p>
-    <w:p>
-      <w:pPr>
         <w:pStyle w:val="Ttulo2"/>
         <w:numPr>
           <w:ilvl w:val="1"/>
           <w:numId w:val="4"/>
         </w:numPr>
+        <w:spacing w:line="276" w:lineRule="auto"/>
         <w:jc w:val="both"/>
       </w:pPr>
       <w:bookmarkStart w:id="15" w:name="_2zdnoyg96fsm" w:colFirst="0" w:colLast="0"/>
@@ -4046,6 +3648,7 @@
           </w:tcPr>
           <w:p>
             <w:pPr>
+              <w:spacing w:line="276" w:lineRule="auto"/>
               <w:jc w:val="both"/>
               <w:rPr>
                 <w:b/>
@@ -4065,6 +3668,7 @@
           </w:tcPr>
           <w:p>
             <w:pPr>
+              <w:spacing w:line="276" w:lineRule="auto"/>
               <w:jc w:val="both"/>
             </w:pPr>
             <w:r>
@@ -4081,6 +3685,7 @@
           </w:tcPr>
           <w:p>
             <w:pPr>
+              <w:spacing w:line="276" w:lineRule="auto"/>
               <w:jc w:val="both"/>
               <w:rPr>
                 <w:b/>
@@ -4100,10 +3705,17 @@
           </w:tcPr>
           <w:p>
             <w:pPr>
-              <w:jc w:val="both"/>
-            </w:pPr>
-            <w:r>
-              <w:t>Se requiere implementar un módulo que permita la gestión del personal de la empresa, incluyendo funcionalidades para registrar, modificar, consultar y eliminar información del personal. Esta gestión debe estar protegida con roles de usuario que permitan restringir el acceso a usuarios no autorizados. (Empleados y dueños)</w:t>
+              <w:spacing w:line="276" w:lineRule="auto"/>
+              <w:jc w:val="both"/>
+            </w:pPr>
+            <w:r>
+              <w:t>Se requiere implementar un módulo que permita la gestión del personal de la empresa, incluyendo funcionalidades para registrar, modificar, consultar y eliminar información del personal. Esta gestión debe estar protegida con roles de usuario que permitan restringir el acceso a usuarios no autorizados. (Empleados y</w:t>
+            </w:r>
+            <w:r>
+              <w:t xml:space="preserve"> Administradores</w:t>
+            </w:r>
+            <w:r>
+              <w:t>)</w:t>
             </w:r>
           </w:p>
         </w:tc>
@@ -4116,6 +3728,7 @@
           </w:tcPr>
           <w:p>
             <w:pPr>
+              <w:spacing w:line="276" w:lineRule="auto"/>
               <w:jc w:val="both"/>
               <w:rPr>
                 <w:b/>
@@ -4135,6 +3748,7 @@
           </w:tcPr>
           <w:p>
             <w:pPr>
+              <w:spacing w:line="276" w:lineRule="auto"/>
               <w:jc w:val="both"/>
             </w:pPr>
             <w:r>
@@ -4144,134 +3758,16 @@
         </w:tc>
       </w:tr>
     </w:tbl>
-    <w:p/>
-    <w:tbl>
-      <w:tblPr>
-        <w:tblStyle w:val="ab"/>
-        <w:tblW w:w="9630" w:type="dxa"/>
-        <w:tblInd w:w="0" w:type="dxa"/>
-        <w:tblBorders>
-          <w:top w:val="single" w:sz="4" w:space="0" w:color="000000"/>
-          <w:left w:val="single" w:sz="4" w:space="0" w:color="000000"/>
-          <w:bottom w:val="single" w:sz="4" w:space="0" w:color="000000"/>
-          <w:right w:val="single" w:sz="4" w:space="0" w:color="000000"/>
-          <w:insideH w:val="single" w:sz="4" w:space="0" w:color="000000"/>
-          <w:insideV w:val="single" w:sz="4" w:space="0" w:color="000000"/>
-        </w:tblBorders>
-        <w:tblLayout w:type="fixed"/>
-        <w:tblLook w:val="0400" w:firstRow="0" w:lastRow="0" w:firstColumn="0" w:lastColumn="0" w:noHBand="0" w:noVBand="1"/>
-      </w:tblPr>
-      <w:tblGrid>
-        <w:gridCol w:w="2115"/>
-        <w:gridCol w:w="7515"/>
-      </w:tblGrid>
-      <w:tr>
-        <w:tc>
-          <w:tcPr>
-            <w:tcW w:w="2115" w:type="dxa"/>
-            <w:shd w:val="clear" w:color="auto" w:fill="F2F2F2"/>
-          </w:tcPr>
-          <w:p>
-            <w:pPr>
-              <w:jc w:val="both"/>
-              <w:rPr>
-                <w:b/>
-              </w:rPr>
-            </w:pPr>
-            <w:r>
-              <w:rPr>
-                <w:b/>
-              </w:rPr>
-              <w:t>Código y nombre</w:t>
-            </w:r>
-          </w:p>
-        </w:tc>
-        <w:tc>
-          <w:tcPr>
-            <w:tcW w:w="7515" w:type="dxa"/>
-          </w:tcPr>
-          <w:p>
-            <w:pPr>
-              <w:jc w:val="both"/>
-            </w:pPr>
-            <w:r>
-              <w:t>[RFU-002] Facilidad de Uso</w:t>
-            </w:r>
-          </w:p>
-        </w:tc>
-      </w:tr>
-      <w:tr>
-        <w:tc>
-          <w:tcPr>
-            <w:tcW w:w="2115" w:type="dxa"/>
-            <w:shd w:val="clear" w:color="auto" w:fill="F2F2F2"/>
-          </w:tcPr>
-          <w:p>
-            <w:pPr>
-              <w:jc w:val="both"/>
-              <w:rPr>
-                <w:b/>
-              </w:rPr>
-            </w:pPr>
-            <w:r>
-              <w:rPr>
-                <w:b/>
-              </w:rPr>
-              <w:t>Descripción</w:t>
-            </w:r>
-          </w:p>
-        </w:tc>
-        <w:tc>
-          <w:tcPr>
-            <w:tcW w:w="7515" w:type="dxa"/>
-          </w:tcPr>
-          <w:p>
-            <w:pPr>
-              <w:jc w:val="both"/>
-            </w:pPr>
-            <w:r>
-              <w:t>El sistema debe ofrecer una interfaz intuitiva y fácil de utilizar. Las acciones principales deberán realizarse con la menor cantidad de pasos posible.</w:t>
-            </w:r>
-          </w:p>
-        </w:tc>
-      </w:tr>
-      <w:tr>
-        <w:tc>
-          <w:tcPr>
-            <w:tcW w:w="2115" w:type="dxa"/>
-            <w:shd w:val="clear" w:color="auto" w:fill="F2F2F2"/>
-          </w:tcPr>
-          <w:p>
-            <w:pPr>
-              <w:jc w:val="both"/>
-              <w:rPr>
-                <w:b/>
-              </w:rPr>
-            </w:pPr>
-            <w:r>
-              <w:rPr>
-                <w:b/>
-              </w:rPr>
-              <w:t>Observaciones</w:t>
-            </w:r>
-          </w:p>
-        </w:tc>
-        <w:tc>
-          <w:tcPr>
-            <w:tcW w:w="7515" w:type="dxa"/>
-          </w:tcPr>
-          <w:p>
-            <w:pPr>
-              <w:jc w:val="both"/>
-            </w:pPr>
-            <w:r>
-              <w:t>Se debe implementar una interfaz gráfica responsive y accesible, con elementos visuales claros.</w:t>
-            </w:r>
-          </w:p>
-        </w:tc>
-      </w:tr>
-    </w:tbl>
-    <w:p/>
+    <w:p>
+      <w:pPr>
+        <w:spacing w:line="276" w:lineRule="auto"/>
+      </w:pPr>
+    </w:p>
+    <w:p>
+      <w:r>
+        <w:br w:type="page"/>
+      </w:r>
+    </w:p>
     <w:tbl>
       <w:tblPr>
         <w:tblStyle w:val="ac"/>
@@ -4300,15 +3796,17 @@
           </w:tcPr>
           <w:p>
             <w:pPr>
-              <w:jc w:val="both"/>
-              <w:rPr>
-                <w:b/>
-              </w:rPr>
-            </w:pPr>
-            <w:r>
-              <w:rPr>
-                <w:b/>
-              </w:rPr>
+              <w:spacing w:line="276" w:lineRule="auto"/>
+              <w:jc w:val="both"/>
+              <w:rPr>
+                <w:b/>
+              </w:rPr>
+            </w:pPr>
+            <w:r>
+              <w:rPr>
+                <w:b/>
+              </w:rPr>
+              <w:lastRenderedPageBreak/>
               <w:t>Código y nombre</w:t>
             </w:r>
           </w:p>
@@ -4319,10 +3817,17 @@
           </w:tcPr>
           <w:p>
             <w:pPr>
-              <w:jc w:val="both"/>
-            </w:pPr>
-            <w:r>
-              <w:t>[RFU-003] Filtrado de Información</w:t>
+              <w:spacing w:line="276" w:lineRule="auto"/>
+              <w:jc w:val="both"/>
+            </w:pPr>
+            <w:r>
+              <w:t>[RFU-00</w:t>
+            </w:r>
+            <w:r>
+              <w:t>2</w:t>
+            </w:r>
+            <w:r>
+              <w:t>] Filtrado de Información</w:t>
             </w:r>
           </w:p>
         </w:tc>
@@ -4335,6 +3840,7 @@
           </w:tcPr>
           <w:p>
             <w:pPr>
+              <w:spacing w:line="276" w:lineRule="auto"/>
               <w:jc w:val="both"/>
               <w:rPr>
                 <w:b/>
@@ -4354,6 +3860,7 @@
           </w:tcPr>
           <w:p>
             <w:pPr>
+              <w:spacing w:line="276" w:lineRule="auto"/>
               <w:jc w:val="both"/>
             </w:pPr>
             <w:r>
@@ -4370,6 +3877,7 @@
           </w:tcPr>
           <w:p>
             <w:pPr>
+              <w:spacing w:line="276" w:lineRule="auto"/>
               <w:jc w:val="both"/>
               <w:rPr>
                 <w:b/>
@@ -4389,6 +3897,7 @@
           </w:tcPr>
           <w:p>
             <w:pPr>
+              <w:spacing w:line="276" w:lineRule="auto"/>
               <w:jc w:val="both"/>
             </w:pPr>
             <w:r>
@@ -4398,7 +3907,11 @@
         </w:tc>
       </w:tr>
     </w:tbl>
-    <w:p/>
+    <w:p>
+      <w:pPr>
+        <w:spacing w:line="276" w:lineRule="auto"/>
+      </w:pPr>
+    </w:p>
     <w:tbl>
       <w:tblPr>
         <w:tblStyle w:val="ad"/>
@@ -4427,6 +3940,7 @@
           </w:tcPr>
           <w:p>
             <w:pPr>
+              <w:spacing w:line="276" w:lineRule="auto"/>
               <w:jc w:val="both"/>
               <w:rPr>
                 <w:b/>
@@ -4446,10 +3960,17 @@
           </w:tcPr>
           <w:p>
             <w:pPr>
-              <w:jc w:val="both"/>
-            </w:pPr>
-            <w:r>
-              <w:t>[RFU-004] Control de acceso diferenciado</w:t>
+              <w:spacing w:line="276" w:lineRule="auto"/>
+              <w:jc w:val="both"/>
+            </w:pPr>
+            <w:r>
+              <w:t>[RFU-00</w:t>
+            </w:r>
+            <w:r>
+              <w:t>3</w:t>
+            </w:r>
+            <w:r>
+              <w:t>] Control de acceso diferenciado</w:t>
             </w:r>
           </w:p>
         </w:tc>
@@ -4462,6 +3983,7 @@
           </w:tcPr>
           <w:p>
             <w:pPr>
+              <w:spacing w:line="276" w:lineRule="auto"/>
               <w:jc w:val="both"/>
               <w:rPr>
                 <w:b/>
@@ -4481,6 +4003,7 @@
           </w:tcPr>
           <w:p>
             <w:pPr>
+              <w:spacing w:line="276" w:lineRule="auto"/>
               <w:jc w:val="both"/>
             </w:pPr>
             <w:r>
@@ -4497,6 +4020,7 @@
           </w:tcPr>
           <w:p>
             <w:pPr>
+              <w:spacing w:line="276" w:lineRule="auto"/>
               <w:jc w:val="both"/>
               <w:rPr>
                 <w:b/>
@@ -4524,6 +4048,7 @@
           </w:tcPr>
           <w:p>
             <w:pPr>
+              <w:spacing w:line="276" w:lineRule="auto"/>
               <w:jc w:val="both"/>
             </w:pPr>
             <w:r>
@@ -4533,8 +4058,11 @@
         </w:tc>
       </w:tr>
     </w:tbl>
-    <w:p/>
-    <w:p/>
+    <w:p>
+      <w:pPr>
+        <w:spacing w:line="276" w:lineRule="auto"/>
+      </w:pPr>
+    </w:p>
     <w:p>
       <w:pPr>
         <w:pStyle w:val="Ttulo2"/>
@@ -4542,6 +4070,7 @@
           <w:ilvl w:val="1"/>
           <w:numId w:val="4"/>
         </w:numPr>
+        <w:spacing w:line="276" w:lineRule="auto"/>
         <w:jc w:val="both"/>
       </w:pPr>
       <w:bookmarkStart w:id="16" w:name="_ohpijb203ziy" w:colFirst="0" w:colLast="0"/>
@@ -4578,6 +4107,7 @@
           </w:tcPr>
           <w:p>
             <w:pPr>
+              <w:spacing w:line="276" w:lineRule="auto"/>
               <w:jc w:val="both"/>
               <w:rPr>
                 <w:b/>
@@ -4597,6 +4127,7 @@
           </w:tcPr>
           <w:p>
             <w:pPr>
+              <w:spacing w:line="276" w:lineRule="auto"/>
               <w:jc w:val="both"/>
             </w:pPr>
             <w:r>
@@ -4613,16 +4144,16 @@
           </w:tcPr>
           <w:p>
             <w:pPr>
-              <w:jc w:val="both"/>
-              <w:rPr>
-                <w:b/>
-              </w:rPr>
-            </w:pPr>
-            <w:r>
-              <w:rPr>
-                <w:b/>
-              </w:rPr>
-              <w:lastRenderedPageBreak/>
+              <w:spacing w:line="276" w:lineRule="auto"/>
+              <w:jc w:val="both"/>
+              <w:rPr>
+                <w:b/>
+              </w:rPr>
+            </w:pPr>
+            <w:r>
+              <w:rPr>
+                <w:b/>
+              </w:rPr>
               <w:t>Descripción</w:t>
             </w:r>
           </w:p>
@@ -4633,6 +4164,7 @@
           </w:tcPr>
           <w:p>
             <w:pPr>
+              <w:spacing w:line="276" w:lineRule="auto"/>
               <w:jc w:val="both"/>
             </w:pPr>
             <w:r>
@@ -4649,6 +4181,7 @@
           </w:tcPr>
           <w:p>
             <w:pPr>
+              <w:spacing w:line="276" w:lineRule="auto"/>
               <w:jc w:val="both"/>
               <w:rPr>
                 <w:b/>
@@ -4668,24 +4201,21 @@
           </w:tcPr>
           <w:p>
             <w:pPr>
-              <w:jc w:val="both"/>
-            </w:pPr>
-            <w:r>
-              <w:t xml:space="preserve">El </w:t>
-            </w:r>
-            <w:proofErr w:type="gramStart"/>
-            <w:r>
-              <w:t>ticket</w:t>
-            </w:r>
-            <w:proofErr w:type="gramEnd"/>
-            <w:r>
-              <w:t xml:space="preserve"> de venta no debe generarse automáticamente, solo cuando el administrador lo decida.</w:t>
+              <w:spacing w:line="276" w:lineRule="auto"/>
+              <w:jc w:val="both"/>
+            </w:pPr>
+            <w:r>
+              <w:t>El ticket de venta no debe generarse automáticamente, solo cuando el administrador lo decida.</w:t>
             </w:r>
           </w:p>
         </w:tc>
       </w:tr>
     </w:tbl>
-    <w:p/>
+    <w:p>
+      <w:pPr>
+        <w:spacing w:line="276" w:lineRule="auto"/>
+      </w:pPr>
+    </w:p>
     <w:tbl>
       <w:tblPr>
         <w:tblStyle w:val="af"/>
@@ -4714,6 +4244,7 @@
           </w:tcPr>
           <w:p>
             <w:pPr>
+              <w:spacing w:line="276" w:lineRule="auto"/>
               <w:jc w:val="both"/>
               <w:rPr>
                 <w:b/>
@@ -4733,18 +4264,11 @@
           </w:tcPr>
           <w:p>
             <w:pPr>
-              <w:jc w:val="both"/>
-            </w:pPr>
-            <w:r>
-              <w:t xml:space="preserve">[RFV-002] Facturación al cliente o </w:t>
-            </w:r>
-            <w:proofErr w:type="gramStart"/>
-            <w:r>
-              <w:t>Ticket</w:t>
-            </w:r>
-            <w:proofErr w:type="gramEnd"/>
-            <w:r>
-              <w:t xml:space="preserve"> de Caja</w:t>
+              <w:spacing w:line="276" w:lineRule="auto"/>
+              <w:jc w:val="both"/>
+            </w:pPr>
+            <w:r>
+              <w:t>[RFV-002] Facturación al cliente o Ticket de Caja</w:t>
             </w:r>
           </w:p>
         </w:tc>
@@ -4757,6 +4281,7 @@
           </w:tcPr>
           <w:p>
             <w:pPr>
+              <w:spacing w:line="276" w:lineRule="auto"/>
               <w:jc w:val="both"/>
               <w:rPr>
                 <w:b/>
@@ -4776,18 +4301,26 @@
           </w:tcPr>
           <w:p>
             <w:pPr>
-              <w:jc w:val="both"/>
-            </w:pPr>
-            <w:r>
-              <w:t xml:space="preserve">El sistema debe contar con una funcionalidad que permite generar facturas para los clientes de forma automática. Contará con un Sistema de </w:t>
-            </w:r>
-            <w:proofErr w:type="gramStart"/>
-            <w:r>
-              <w:t>Ticket</w:t>
-            </w:r>
-            <w:proofErr w:type="gramEnd"/>
-            <w:r>
-              <w:t xml:space="preserve"> de caja (El usuario decidirá si aplicarlo o no) que debería tener la opción de generar un pago dividido entre clientes y mesas</w:t>
+              <w:spacing w:line="276" w:lineRule="auto"/>
+              <w:jc w:val="both"/>
+            </w:pPr>
+            <w:r>
+              <w:t>El sistema debe contar con una funcionalidad que permit</w:t>
+            </w:r>
+            <w:r>
+              <w:t>a</w:t>
+            </w:r>
+            <w:r>
+              <w:t xml:space="preserve"> generar facturas para los clientes de forma automática. Contará con un Sistema de Ticket de caja (El usuario decidirá si aplicarlo o no) que debería tener la opción de generar un pago dividido</w:t>
+            </w:r>
+            <w:r>
+              <w:t xml:space="preserve"> (de dinero)</w:t>
+            </w:r>
+            <w:r>
+              <w:t xml:space="preserve"> entre clientes</w:t>
+            </w:r>
+            <w:r>
+              <w:t>.</w:t>
             </w:r>
           </w:p>
         </w:tc>
@@ -4800,6 +4333,7 @@
           </w:tcPr>
           <w:p>
             <w:pPr>
+              <w:spacing w:line="276" w:lineRule="auto"/>
               <w:jc w:val="both"/>
               <w:rPr>
                 <w:b/>
@@ -4819,13 +4353,14 @@
           </w:tcPr>
           <w:p>
             <w:pPr>
-              <w:jc w:val="both"/>
-            </w:pPr>
-            <w:r>
-              <w:t xml:space="preserve">Este requerimiento debe integrarse con el sistema de ventas y el </w:t>
-            </w:r>
-            <w:r>
-              <w:t>inventario. Las</w:t>
+              <w:spacing w:line="276" w:lineRule="auto"/>
+              <w:jc w:val="both"/>
+            </w:pPr>
+            <w:r>
+              <w:t>Este requerimiento debe integrarse con el sistema de ventas</w:t>
+            </w:r>
+            <w:r>
+              <w:t>. Las</w:t>
             </w:r>
             <w:r>
               <w:t xml:space="preserve"> facturas no deben permitir modificaciones posteriores a su emisión.</w:t>
@@ -4834,134 +4369,11 @@
         </w:tc>
       </w:tr>
     </w:tbl>
-    <w:p/>
-    <w:tbl>
-      <w:tblPr>
-        <w:tblStyle w:val="af0"/>
-        <w:tblpPr w:leftFromText="180" w:rightFromText="180" w:topFromText="180" w:bottomFromText="180" w:vertAnchor="text" w:tblpX="-20"/>
-        <w:tblW w:w="9630" w:type="dxa"/>
-        <w:tblInd w:w="0" w:type="dxa"/>
-        <w:tblBorders>
-          <w:top w:val="single" w:sz="4" w:space="0" w:color="000000"/>
-          <w:left w:val="single" w:sz="4" w:space="0" w:color="000000"/>
-          <w:bottom w:val="single" w:sz="4" w:space="0" w:color="000000"/>
-          <w:right w:val="single" w:sz="4" w:space="0" w:color="000000"/>
-          <w:insideH w:val="single" w:sz="4" w:space="0" w:color="000000"/>
-          <w:insideV w:val="single" w:sz="4" w:space="0" w:color="000000"/>
-        </w:tblBorders>
-        <w:tblLayout w:type="fixed"/>
-        <w:tblLook w:val="0400" w:firstRow="0" w:lastRow="0" w:firstColumn="0" w:lastColumn="0" w:noHBand="0" w:noVBand="1"/>
-      </w:tblPr>
-      <w:tblGrid>
-        <w:gridCol w:w="2115"/>
-        <w:gridCol w:w="7515"/>
-      </w:tblGrid>
-      <w:tr>
-        <w:tc>
-          <w:tcPr>
-            <w:tcW w:w="2115" w:type="dxa"/>
-            <w:shd w:val="clear" w:color="auto" w:fill="F2F2F2"/>
-          </w:tcPr>
-          <w:p>
-            <w:pPr>
-              <w:jc w:val="both"/>
-              <w:rPr>
-                <w:b/>
-              </w:rPr>
-            </w:pPr>
-            <w:r>
-              <w:rPr>
-                <w:b/>
-              </w:rPr>
-              <w:t>Código y nombre</w:t>
-            </w:r>
-          </w:p>
-        </w:tc>
-        <w:tc>
-          <w:tcPr>
-            <w:tcW w:w="7515" w:type="dxa"/>
-          </w:tcPr>
-          <w:p>
-            <w:pPr>
-              <w:jc w:val="both"/>
-            </w:pPr>
-            <w:r>
-              <w:t>[RFV-003] Proyecciones de ventas</w:t>
-            </w:r>
-          </w:p>
-        </w:tc>
-      </w:tr>
-      <w:tr>
-        <w:tc>
-          <w:tcPr>
-            <w:tcW w:w="2115" w:type="dxa"/>
-            <w:shd w:val="clear" w:color="auto" w:fill="F2F2F2"/>
-          </w:tcPr>
-          <w:p>
-            <w:pPr>
-              <w:jc w:val="both"/>
-              <w:rPr>
-                <w:b/>
-              </w:rPr>
-            </w:pPr>
-            <w:r>
-              <w:rPr>
-                <w:b/>
-              </w:rPr>
-              <w:t>Descripción</w:t>
-            </w:r>
-          </w:p>
-        </w:tc>
-        <w:tc>
-          <w:tcPr>
-            <w:tcW w:w="7515" w:type="dxa"/>
-          </w:tcPr>
-          <w:p>
-            <w:pPr>
-              <w:jc w:val="both"/>
-            </w:pPr>
-            <w:r>
-              <w:t>El sistema debe permitir generar proyecciones de ventas según datos históricos y filtros por fechas o categorías.</w:t>
-            </w:r>
-          </w:p>
-        </w:tc>
-      </w:tr>
-      <w:tr>
-        <w:tc>
-          <w:tcPr>
-            <w:tcW w:w="2115" w:type="dxa"/>
-            <w:shd w:val="clear" w:color="auto" w:fill="F2F2F2"/>
-          </w:tcPr>
-          <w:p>
-            <w:pPr>
-              <w:jc w:val="both"/>
-              <w:rPr>
-                <w:b/>
-              </w:rPr>
-            </w:pPr>
-            <w:r>
-              <w:rPr>
-                <w:b/>
-              </w:rPr>
-              <w:t>Observaciones</w:t>
-            </w:r>
-          </w:p>
-        </w:tc>
-        <w:tc>
-          <w:tcPr>
-            <w:tcW w:w="7515" w:type="dxa"/>
-          </w:tcPr>
-          <w:p>
-            <w:pPr>
-              <w:jc w:val="both"/>
-            </w:pPr>
-            <w:r>
-              <w:t>Debe ser capaz de mostrar tendencias y patrones.</w:t>
-            </w:r>
-          </w:p>
-        </w:tc>
-      </w:tr>
-    </w:tbl>
+    <w:p>
+      <w:pPr>
+        <w:spacing w:line="276" w:lineRule="auto"/>
+      </w:pPr>
+    </w:p>
     <w:p>
       <w:pPr>
         <w:pStyle w:val="Ttulo2"/>
@@ -4969,434 +4381,14 @@
           <w:ilvl w:val="1"/>
           <w:numId w:val="4"/>
         </w:numPr>
+        <w:spacing w:line="276" w:lineRule="auto"/>
         <w:jc w:val="both"/>
       </w:pPr>
       <w:bookmarkStart w:id="17" w:name="_qgf4vonc4vni" w:colFirst="0" w:colLast="0"/>
+      <w:bookmarkStart w:id="18" w:name="_n5qadktap6y6" w:colFirst="0" w:colLast="0"/>
       <w:bookmarkEnd w:id="17"/>
+      <w:bookmarkEnd w:id="18"/>
       <w:r>
-        <w:t>Módulo de Gestión de Reservas</w:t>
-      </w:r>
-    </w:p>
-    <w:tbl>
-      <w:tblPr>
-        <w:tblStyle w:val="af1"/>
-        <w:tblpPr w:leftFromText="180" w:rightFromText="180" w:topFromText="180" w:bottomFromText="180" w:vertAnchor="text"/>
-        <w:tblW w:w="9630" w:type="dxa"/>
-        <w:tblInd w:w="0" w:type="dxa"/>
-        <w:tblBorders>
-          <w:top w:val="single" w:sz="4" w:space="0" w:color="000000"/>
-          <w:left w:val="single" w:sz="4" w:space="0" w:color="000000"/>
-          <w:bottom w:val="single" w:sz="4" w:space="0" w:color="000000"/>
-          <w:right w:val="single" w:sz="4" w:space="0" w:color="000000"/>
-          <w:insideH w:val="single" w:sz="4" w:space="0" w:color="000000"/>
-          <w:insideV w:val="single" w:sz="4" w:space="0" w:color="000000"/>
-        </w:tblBorders>
-        <w:tblLayout w:type="fixed"/>
-        <w:tblLook w:val="0400" w:firstRow="0" w:lastRow="0" w:firstColumn="0" w:lastColumn="0" w:noHBand="0" w:noVBand="1"/>
-      </w:tblPr>
-      <w:tblGrid>
-        <w:gridCol w:w="2115"/>
-        <w:gridCol w:w="7515"/>
-      </w:tblGrid>
-      <w:tr>
-        <w:tc>
-          <w:tcPr>
-            <w:tcW w:w="2115" w:type="dxa"/>
-            <w:shd w:val="clear" w:color="auto" w:fill="F2F2F2"/>
-          </w:tcPr>
-          <w:p>
-            <w:pPr>
-              <w:jc w:val="both"/>
-              <w:rPr>
-                <w:b/>
-              </w:rPr>
-            </w:pPr>
-            <w:r>
-              <w:rPr>
-                <w:b/>
-              </w:rPr>
-              <w:t>Código y nombre</w:t>
-            </w:r>
-          </w:p>
-        </w:tc>
-        <w:tc>
-          <w:tcPr>
-            <w:tcW w:w="7515" w:type="dxa"/>
-          </w:tcPr>
-          <w:p>
-            <w:pPr>
-              <w:jc w:val="both"/>
-            </w:pPr>
-            <w:r>
-              <w:t>[RFR-001] Registro de clientes con reservas de comidas</w:t>
-            </w:r>
-          </w:p>
-        </w:tc>
-      </w:tr>
-      <w:tr>
-        <w:tc>
-          <w:tcPr>
-            <w:tcW w:w="2115" w:type="dxa"/>
-            <w:shd w:val="clear" w:color="auto" w:fill="F2F2F2"/>
-          </w:tcPr>
-          <w:p>
-            <w:pPr>
-              <w:jc w:val="both"/>
-              <w:rPr>
-                <w:b/>
-              </w:rPr>
-            </w:pPr>
-            <w:r>
-              <w:rPr>
-                <w:b/>
-              </w:rPr>
-              <w:t>Descripción</w:t>
-            </w:r>
-          </w:p>
-        </w:tc>
-        <w:tc>
-          <w:tcPr>
-            <w:tcW w:w="7515" w:type="dxa"/>
-          </w:tcPr>
-          <w:p>
-            <w:pPr>
-              <w:jc w:val="both"/>
-            </w:pPr>
-            <w:r>
-              <w:t>El sistema debe llevar un registro de los clientes, que consumen con frecuencia en el local, y que poseen un contrato por comidas por uno o varios tiempos de comida.</w:t>
-            </w:r>
-          </w:p>
-        </w:tc>
-      </w:tr>
-      <w:tr>
-        <w:tc>
-          <w:tcPr>
-            <w:tcW w:w="2115" w:type="dxa"/>
-            <w:shd w:val="clear" w:color="auto" w:fill="F2F2F2"/>
-          </w:tcPr>
-          <w:p>
-            <w:pPr>
-              <w:jc w:val="both"/>
-              <w:rPr>
-                <w:b/>
-              </w:rPr>
-            </w:pPr>
-            <w:r>
-              <w:rPr>
-                <w:b/>
-              </w:rPr>
-              <w:t>Observaciones</w:t>
-            </w:r>
-          </w:p>
-        </w:tc>
-        <w:tc>
-          <w:tcPr>
-            <w:tcW w:w="7515" w:type="dxa"/>
-          </w:tcPr>
-          <w:p>
-            <w:pPr>
-              <w:jc w:val="both"/>
-            </w:pPr>
-            <w:r>
-              <w:t>Debe llevar un registro de los clientes con contrato por comida.</w:t>
-            </w:r>
-          </w:p>
-        </w:tc>
-      </w:tr>
-    </w:tbl>
-    <w:p>
-      <w:pPr>
-        <w:pStyle w:val="Ttulo2"/>
-        <w:spacing w:before="0" w:after="0"/>
-        <w:jc w:val="both"/>
-      </w:pPr>
-      <w:bookmarkStart w:id="18" w:name="_uxv783xmd1ss" w:colFirst="0" w:colLast="0"/>
-      <w:bookmarkEnd w:id="18"/>
-    </w:p>
-    <w:tbl>
-      <w:tblPr>
-        <w:tblStyle w:val="af2"/>
-        <w:tblpPr w:leftFromText="180" w:rightFromText="180" w:topFromText="180" w:bottomFromText="180" w:vertAnchor="text"/>
-        <w:tblW w:w="9630" w:type="dxa"/>
-        <w:tblInd w:w="0" w:type="dxa"/>
-        <w:tblBorders>
-          <w:top w:val="single" w:sz="4" w:space="0" w:color="000000"/>
-          <w:left w:val="single" w:sz="4" w:space="0" w:color="000000"/>
-          <w:bottom w:val="single" w:sz="4" w:space="0" w:color="000000"/>
-          <w:right w:val="single" w:sz="4" w:space="0" w:color="000000"/>
-          <w:insideH w:val="single" w:sz="4" w:space="0" w:color="000000"/>
-          <w:insideV w:val="single" w:sz="4" w:space="0" w:color="000000"/>
-        </w:tblBorders>
-        <w:tblLayout w:type="fixed"/>
-        <w:tblLook w:val="0400" w:firstRow="0" w:lastRow="0" w:firstColumn="0" w:lastColumn="0" w:noHBand="0" w:noVBand="1"/>
-      </w:tblPr>
-      <w:tblGrid>
-        <w:gridCol w:w="2115"/>
-        <w:gridCol w:w="7515"/>
-      </w:tblGrid>
-      <w:tr>
-        <w:tc>
-          <w:tcPr>
-            <w:tcW w:w="2115" w:type="dxa"/>
-            <w:shd w:val="clear" w:color="auto" w:fill="F2F2F2"/>
-          </w:tcPr>
-          <w:p>
-            <w:pPr>
-              <w:jc w:val="both"/>
-              <w:rPr>
-                <w:b/>
-              </w:rPr>
-            </w:pPr>
-            <w:r>
-              <w:rPr>
-                <w:b/>
-              </w:rPr>
-              <w:t>Código y nombre</w:t>
-            </w:r>
-          </w:p>
-        </w:tc>
-        <w:tc>
-          <w:tcPr>
-            <w:tcW w:w="7515" w:type="dxa"/>
-          </w:tcPr>
-          <w:p>
-            <w:pPr>
-              <w:jc w:val="both"/>
-            </w:pPr>
-            <w:r>
-              <w:t>[RFR-002] Registrar reservaciones de comidas</w:t>
-            </w:r>
-          </w:p>
-        </w:tc>
-      </w:tr>
-      <w:tr>
-        <w:tc>
-          <w:tcPr>
-            <w:tcW w:w="2115" w:type="dxa"/>
-            <w:shd w:val="clear" w:color="auto" w:fill="F2F2F2"/>
-          </w:tcPr>
-          <w:p>
-            <w:pPr>
-              <w:jc w:val="both"/>
-              <w:rPr>
-                <w:b/>
-              </w:rPr>
-            </w:pPr>
-            <w:r>
-              <w:rPr>
-                <w:b/>
-              </w:rPr>
-              <w:t>Descripción</w:t>
-            </w:r>
-          </w:p>
-        </w:tc>
-        <w:tc>
-          <w:tcPr>
-            <w:tcW w:w="7515" w:type="dxa"/>
-          </w:tcPr>
-          <w:p>
-            <w:pPr>
-              <w:jc w:val="both"/>
-            </w:pPr>
-            <w:r>
-              <w:t>El sistema debe permitir registrar a clientes que requieren comidas por uno o más tiempos, para realizar la reserva del alimento y la cantidad.</w:t>
-            </w:r>
-          </w:p>
-        </w:tc>
-      </w:tr>
-      <w:tr>
-        <w:tc>
-          <w:tcPr>
-            <w:tcW w:w="2115" w:type="dxa"/>
-            <w:shd w:val="clear" w:color="auto" w:fill="F2F2F2"/>
-          </w:tcPr>
-          <w:p>
-            <w:pPr>
-              <w:jc w:val="both"/>
-              <w:rPr>
-                <w:b/>
-              </w:rPr>
-            </w:pPr>
-            <w:r>
-              <w:rPr>
-                <w:b/>
-              </w:rPr>
-              <w:t>Observaciones</w:t>
-            </w:r>
-          </w:p>
-        </w:tc>
-        <w:tc>
-          <w:tcPr>
-            <w:tcW w:w="7515" w:type="dxa"/>
-          </w:tcPr>
-          <w:p>
-            <w:pPr>
-              <w:jc w:val="both"/>
-            </w:pPr>
-            <w:r>
-              <w:t>Debe registrar a los clientes con contrato por comida.</w:t>
-            </w:r>
-          </w:p>
-        </w:tc>
-      </w:tr>
-    </w:tbl>
-    <w:p>
-      <w:pPr>
-        <w:pStyle w:val="Ttulo2"/>
-        <w:spacing w:before="0" w:after="0"/>
-        <w:jc w:val="both"/>
-      </w:pPr>
-      <w:bookmarkStart w:id="19" w:name="_qmgibagdgh62" w:colFirst="0" w:colLast="0"/>
-      <w:bookmarkEnd w:id="19"/>
-    </w:p>
-    <w:tbl>
-      <w:tblPr>
-        <w:tblStyle w:val="af3"/>
-        <w:tblpPr w:leftFromText="180" w:rightFromText="180" w:topFromText="180" w:bottomFromText="180" w:vertAnchor="text"/>
-        <w:tblW w:w="9630" w:type="dxa"/>
-        <w:tblInd w:w="0" w:type="dxa"/>
-        <w:tblBorders>
-          <w:top w:val="single" w:sz="4" w:space="0" w:color="000000"/>
-          <w:left w:val="single" w:sz="4" w:space="0" w:color="000000"/>
-          <w:bottom w:val="single" w:sz="4" w:space="0" w:color="000000"/>
-          <w:right w:val="single" w:sz="4" w:space="0" w:color="000000"/>
-          <w:insideH w:val="single" w:sz="4" w:space="0" w:color="000000"/>
-          <w:insideV w:val="single" w:sz="4" w:space="0" w:color="000000"/>
-        </w:tblBorders>
-        <w:tblLayout w:type="fixed"/>
-        <w:tblLook w:val="0400" w:firstRow="0" w:lastRow="0" w:firstColumn="0" w:lastColumn="0" w:noHBand="0" w:noVBand="1"/>
-      </w:tblPr>
-      <w:tblGrid>
-        <w:gridCol w:w="2115"/>
-        <w:gridCol w:w="7515"/>
-      </w:tblGrid>
-      <w:tr>
-        <w:tc>
-          <w:tcPr>
-            <w:tcW w:w="2115" w:type="dxa"/>
-            <w:shd w:val="clear" w:color="auto" w:fill="F2F2F2"/>
-          </w:tcPr>
-          <w:p>
-            <w:pPr>
-              <w:jc w:val="both"/>
-              <w:rPr>
-                <w:b/>
-              </w:rPr>
-            </w:pPr>
-            <w:r>
-              <w:rPr>
-                <w:b/>
-              </w:rPr>
-              <w:t>Código y nombre</w:t>
-            </w:r>
-          </w:p>
-        </w:tc>
-        <w:tc>
-          <w:tcPr>
-            <w:tcW w:w="7515" w:type="dxa"/>
-          </w:tcPr>
-          <w:p>
-            <w:pPr>
-              <w:jc w:val="both"/>
-            </w:pPr>
-            <w:r>
-              <w:t>[RFR-003] Analizar la frecuencia de las comidas</w:t>
-            </w:r>
-          </w:p>
-        </w:tc>
-      </w:tr>
-      <w:tr>
-        <w:tc>
-          <w:tcPr>
-            <w:tcW w:w="2115" w:type="dxa"/>
-            <w:shd w:val="clear" w:color="auto" w:fill="F2F2F2"/>
-          </w:tcPr>
-          <w:p>
-            <w:pPr>
-              <w:jc w:val="both"/>
-              <w:rPr>
-                <w:b/>
-              </w:rPr>
-            </w:pPr>
-            <w:r>
-              <w:rPr>
-                <w:b/>
-              </w:rPr>
-              <w:t>Descripción</w:t>
-            </w:r>
-          </w:p>
-        </w:tc>
-        <w:tc>
-          <w:tcPr>
-            <w:tcW w:w="7515" w:type="dxa"/>
-          </w:tcPr>
-          <w:p>
-            <w:pPr>
-              <w:jc w:val="both"/>
-            </w:pPr>
-            <w:r>
-              <w:t xml:space="preserve">El sistema debe analizar el menú del local, y realizar un análisis de este, para no realizar repeticiones del menú en un determinado tiempo, para que los clientes con contrato de </w:t>
-            </w:r>
-            <w:proofErr w:type="gramStart"/>
-            <w:r>
-              <w:t>comida,</w:t>
-            </w:r>
-            <w:proofErr w:type="gramEnd"/>
-            <w:r>
-              <w:t xml:space="preserve"> no repitan el menú.</w:t>
-            </w:r>
-          </w:p>
-        </w:tc>
-      </w:tr>
-      <w:tr>
-        <w:tc>
-          <w:tcPr>
-            <w:tcW w:w="2115" w:type="dxa"/>
-            <w:shd w:val="clear" w:color="auto" w:fill="F2F2F2"/>
-          </w:tcPr>
-          <w:p>
-            <w:pPr>
-              <w:jc w:val="both"/>
-              <w:rPr>
-                <w:b/>
-              </w:rPr>
-            </w:pPr>
-            <w:r>
-              <w:rPr>
-                <w:b/>
-              </w:rPr>
-              <w:t>Observaciones</w:t>
-            </w:r>
-          </w:p>
-        </w:tc>
-        <w:tc>
-          <w:tcPr>
-            <w:tcW w:w="7515" w:type="dxa"/>
-          </w:tcPr>
-          <w:p>
-            <w:pPr>
-              <w:jc w:val="both"/>
-            </w:pPr>
-            <w:r>
-              <w:t>Análisis del menú, por un tiempo determinado y evitar repeticiones.</w:t>
-            </w:r>
-          </w:p>
-        </w:tc>
-      </w:tr>
-    </w:tbl>
-    <w:p>
-      <w:pPr>
-        <w:pStyle w:val="Ttulo2"/>
-        <w:numPr>
-          <w:ilvl w:val="1"/>
-          <w:numId w:val="4"/>
-        </w:numPr>
-        <w:jc w:val="both"/>
-      </w:pPr>
-      <w:bookmarkStart w:id="20" w:name="_n5qadktap6y6" w:colFirst="0" w:colLast="0"/>
-      <w:bookmarkEnd w:id="20"/>
-      <w:r>
-        <w:lastRenderedPageBreak/>
         <w:t>Módulo de Gestión de Proveedores</w:t>
       </w:r>
     </w:p>
@@ -5429,6 +4421,7 @@
           </w:tcPr>
           <w:p>
             <w:pPr>
+              <w:spacing w:line="276" w:lineRule="auto"/>
               <w:jc w:val="both"/>
               <w:rPr>
                 <w:b/>
@@ -5448,6 +4441,7 @@
           </w:tcPr>
           <w:p>
             <w:pPr>
+              <w:spacing w:line="276" w:lineRule="auto"/>
               <w:jc w:val="both"/>
             </w:pPr>
             <w:r>
@@ -5464,6 +4458,7 @@
           </w:tcPr>
           <w:p>
             <w:pPr>
+              <w:spacing w:line="276" w:lineRule="auto"/>
               <w:jc w:val="both"/>
               <w:rPr>
                 <w:b/>
@@ -5483,6 +4478,7 @@
           </w:tcPr>
           <w:p>
             <w:pPr>
+              <w:spacing w:line="276" w:lineRule="auto"/>
               <w:jc w:val="both"/>
             </w:pPr>
             <w:r>
@@ -5499,6 +4495,7 @@
           </w:tcPr>
           <w:p>
             <w:pPr>
+              <w:spacing w:line="276" w:lineRule="auto"/>
               <w:jc w:val="both"/>
               <w:rPr>
                 <w:b/>
@@ -5518,6 +4515,7 @@
           </w:tcPr>
           <w:p>
             <w:pPr>
+              <w:spacing w:line="276" w:lineRule="auto"/>
               <w:jc w:val="both"/>
             </w:pPr>
             <w:r>
@@ -5529,43 +4527,27 @@
     </w:tbl>
     <w:p>
       <w:pPr>
+        <w:pStyle w:val="Ttulo2"/>
         <w:numPr>
           <w:ilvl w:val="1"/>
           <w:numId w:val="4"/>
         </w:numPr>
-        <w:rPr>
-          <w:b/>
-          <w:sz w:val="32"/>
-          <w:szCs w:val="32"/>
-        </w:rPr>
-      </w:pPr>
+        <w:spacing w:line="276" w:lineRule="auto"/>
+        <w:jc w:val="both"/>
+      </w:pPr>
+      <w:bookmarkStart w:id="19" w:name="_wd7h9qnpkak7" w:colFirst="0" w:colLast="0"/>
+      <w:bookmarkEnd w:id="19"/>
       <w:r>
-        <w:rPr>
-          <w:b/>
-          <w:sz w:val="28"/>
-          <w:szCs w:val="28"/>
-        </w:rPr>
-        <w:t>Módulo de Reportes</w:t>
+        <w:lastRenderedPageBreak/>
+        <w:t xml:space="preserve">Módulo de Gestión de </w:t>
       </w:r>
-    </w:p>
-    <w:p>
-      <w:pPr>
-        <w:pStyle w:val="Ttulo2"/>
-        <w:spacing w:before="0" w:after="0"/>
-        <w:jc w:val="both"/>
-      </w:pPr>
-      <w:bookmarkStart w:id="21" w:name="_wd7h9qnpkak7" w:colFirst="0" w:colLast="0"/>
-      <w:bookmarkEnd w:id="21"/>
       <w:r>
-        <w:t xml:space="preserve"> </w:t>
+        <w:t>Reportes</w:t>
       </w:r>
     </w:p>
     <w:tbl>
       <w:tblPr>
-        <w:tblStyle w:val="af5"/>
-        <w:tblpPr w:leftFromText="180" w:rightFromText="180" w:topFromText="180" w:bottomFromText="180" w:vertAnchor="text"/>
-        <w:tblW w:w="9630" w:type="dxa"/>
-        <w:tblInd w:w="0" w:type="dxa"/>
+        <w:tblW w:w="9638" w:type="dxa"/>
         <w:tblBorders>
           <w:top w:val="single" w:sz="4" w:space="0" w:color="000000"/>
           <w:left w:val="single" w:sz="4" w:space="0" w:color="000000"/>
@@ -5578,17 +4560,18 @@
         <w:tblLook w:val="0400" w:firstRow="0" w:lastRow="0" w:firstColumn="0" w:lastColumn="0" w:noHBand="0" w:noVBand="1"/>
       </w:tblPr>
       <w:tblGrid>
-        <w:gridCol w:w="2115"/>
-        <w:gridCol w:w="7515"/>
+        <w:gridCol w:w="2122"/>
+        <w:gridCol w:w="7516"/>
       </w:tblGrid>
       <w:tr>
         <w:tc>
           <w:tcPr>
-            <w:tcW w:w="2115" w:type="dxa"/>
+            <w:tcW w:w="2122" w:type="dxa"/>
             <w:shd w:val="clear" w:color="auto" w:fill="F2F2F2"/>
           </w:tcPr>
           <w:p>
             <w:pPr>
+              <w:spacing w:line="276" w:lineRule="auto"/>
               <w:jc w:val="both"/>
               <w:rPr>
                 <w:b/>
@@ -5604,14 +4587,27 @@
         </w:tc>
         <w:tc>
           <w:tcPr>
-            <w:tcW w:w="7515" w:type="dxa"/>
-          </w:tcPr>
-          <w:p>
-            <w:pPr>
-              <w:jc w:val="both"/>
-            </w:pPr>
-            <w:r>
-              <w:t>[RFRP-001] Generación de Reportes de Ventas</w:t>
+            <w:tcW w:w="7516" w:type="dxa"/>
+          </w:tcPr>
+          <w:p>
+            <w:pPr>
+              <w:spacing w:line="276" w:lineRule="auto"/>
+              <w:jc w:val="both"/>
+            </w:pPr>
+            <w:r>
+              <w:t>[RF</w:t>
+            </w:r>
+            <w:r>
+              <w:t>R</w:t>
+            </w:r>
+            <w:r>
+              <w:t>P-00</w:t>
+            </w:r>
+            <w:r>
+              <w:t>1</w:t>
+            </w:r>
+            <w:r>
+              <w:t xml:space="preserve">] Análisis de productos más vendidos </w:t>
             </w:r>
           </w:p>
         </w:tc>
@@ -5619,11 +4615,12 @@
       <w:tr>
         <w:tc>
           <w:tcPr>
-            <w:tcW w:w="2115" w:type="dxa"/>
+            <w:tcW w:w="2122" w:type="dxa"/>
             <w:shd w:val="clear" w:color="auto" w:fill="F2F2F2"/>
           </w:tcPr>
           <w:p>
             <w:pPr>
+              <w:spacing w:line="276" w:lineRule="auto"/>
               <w:jc w:val="both"/>
               <w:rPr>
                 <w:b/>
@@ -5639,14 +4636,15 @@
         </w:tc>
         <w:tc>
           <w:tcPr>
-            <w:tcW w:w="7515" w:type="dxa"/>
-          </w:tcPr>
-          <w:p>
-            <w:pPr>
-              <w:jc w:val="both"/>
-            </w:pPr>
-            <w:r>
-              <w:t>El sistema debe permitir generar reportes detallados de ventas por día, semana, mes o un rango de fechas definido, incluyendo la cantidad de platillos vendidos, ingresos y métodos de pago.</w:t>
+            <w:tcW w:w="7516" w:type="dxa"/>
+          </w:tcPr>
+          <w:p>
+            <w:pPr>
+              <w:spacing w:line="276" w:lineRule="auto"/>
+              <w:jc w:val="both"/>
+            </w:pPr>
+            <w:r>
+              <w:t>El sistema debe identificar los productos con mayor y menor rotación para apoyar decisiones de inversiones.</w:t>
             </w:r>
           </w:p>
         </w:tc>
@@ -5654,11 +4652,12 @@
       <w:tr>
         <w:tc>
           <w:tcPr>
-            <w:tcW w:w="2115" w:type="dxa"/>
+            <w:tcW w:w="2122" w:type="dxa"/>
             <w:shd w:val="clear" w:color="auto" w:fill="F2F2F2"/>
           </w:tcPr>
           <w:p>
             <w:pPr>
+              <w:spacing w:line="276" w:lineRule="auto"/>
               <w:jc w:val="both"/>
               <w:rPr>
                 <w:b/>
@@ -5674,14 +4673,15 @@
         </w:tc>
         <w:tc>
           <w:tcPr>
-            <w:tcW w:w="7515" w:type="dxa"/>
-          </w:tcPr>
-          <w:p>
-            <w:pPr>
-              <w:jc w:val="both"/>
-            </w:pPr>
-            <w:r>
-              <w:t>Estos reportes apoyarán el análisis del desempeño del negocio.</w:t>
+            <w:tcW w:w="7516" w:type="dxa"/>
+          </w:tcPr>
+          <w:p>
+            <w:pPr>
+              <w:spacing w:line="276" w:lineRule="auto"/>
+              <w:jc w:val="both"/>
+            </w:pPr>
+            <w:r>
+              <w:t>Control sobre los productos y toma de decisiones.</w:t>
             </w:r>
           </w:p>
         </w:tc>
@@ -5689,12 +4689,12 @@
     </w:tbl>
     <w:p>
       <w:pPr>
-        <w:pStyle w:val="Ttulo2"/>
-        <w:spacing w:before="0" w:after="0"/>
-        <w:jc w:val="both"/>
-      </w:pPr>
-      <w:bookmarkStart w:id="22" w:name="_wj4tb6hc9aw1" w:colFirst="0" w:colLast="0"/>
-      <w:bookmarkEnd w:id="22"/>
+        <w:spacing w:line="276" w:lineRule="auto"/>
+      </w:pPr>
+      <w:bookmarkStart w:id="20" w:name="_qibfnv2gdgh3" w:colFirst="0" w:colLast="0"/>
+      <w:bookmarkStart w:id="21" w:name="_5pdiznqoty0v" w:colFirst="0" w:colLast="0"/>
+      <w:bookmarkEnd w:id="20"/>
+      <w:bookmarkEnd w:id="21"/>
     </w:p>
     <w:tbl>
       <w:tblPr>
@@ -5725,6 +4725,7 @@
           </w:tcPr>
           <w:p>
             <w:pPr>
+              <w:spacing w:line="276" w:lineRule="auto"/>
               <w:jc w:val="both"/>
               <w:rPr>
                 <w:b/>
@@ -5744,6 +4745,7 @@
           </w:tcPr>
           <w:p>
             <w:pPr>
+              <w:spacing w:line="276" w:lineRule="auto"/>
               <w:jc w:val="both"/>
             </w:pPr>
             <w:r>
@@ -5760,6 +4762,7 @@
           </w:tcPr>
           <w:p>
             <w:pPr>
+              <w:spacing w:line="276" w:lineRule="auto"/>
               <w:jc w:val="both"/>
               <w:rPr>
                 <w:b/>
@@ -5779,6 +4782,7 @@
           </w:tcPr>
           <w:p>
             <w:pPr>
+              <w:spacing w:line="276" w:lineRule="auto"/>
               <w:jc w:val="both"/>
             </w:pPr>
             <w:r>
@@ -5801,6 +4805,7 @@
           </w:tcPr>
           <w:p>
             <w:pPr>
+              <w:spacing w:line="276" w:lineRule="auto"/>
               <w:jc w:val="both"/>
               <w:rPr>
                 <w:b/>
@@ -5820,6 +4825,7 @@
           </w:tcPr>
           <w:p>
             <w:pPr>
+              <w:spacing w:line="276" w:lineRule="auto"/>
               <w:jc w:val="both"/>
             </w:pPr>
             <w:r>
@@ -5831,14 +4837,8 @@
     </w:tbl>
     <w:p>
       <w:pPr>
-        <w:pStyle w:val="Ttulo2"/>
-        <w:spacing w:before="0" w:after="0"/>
-        <w:jc w:val="both"/>
-      </w:pPr>
-      <w:bookmarkStart w:id="23" w:name="_qibfnv2gdgh3" w:colFirst="0" w:colLast="0"/>
-      <w:bookmarkStart w:id="24" w:name="_5pdiznqoty0v" w:colFirst="0" w:colLast="0"/>
-      <w:bookmarkEnd w:id="23"/>
-      <w:bookmarkEnd w:id="24"/>
+        <w:spacing w:line="276" w:lineRule="auto"/>
+      </w:pPr>
     </w:p>
     <w:tbl>
       <w:tblPr>
@@ -5869,6 +4869,7 @@
           </w:tcPr>
           <w:p>
             <w:pPr>
+              <w:spacing w:line="276" w:lineRule="auto"/>
               <w:jc w:val="both"/>
               <w:rPr>
                 <w:b/>
@@ -5888,6 +4889,7 @@
           </w:tcPr>
           <w:p>
             <w:pPr>
+              <w:spacing w:line="276" w:lineRule="auto"/>
               <w:jc w:val="both"/>
             </w:pPr>
             <w:r>
@@ -5904,6 +4906,7 @@
           </w:tcPr>
           <w:p>
             <w:pPr>
+              <w:spacing w:line="276" w:lineRule="auto"/>
               <w:jc w:val="both"/>
               <w:rPr>
                 <w:b/>
@@ -5923,6 +4926,7 @@
           </w:tcPr>
           <w:p>
             <w:pPr>
+              <w:spacing w:line="276" w:lineRule="auto"/>
               <w:jc w:val="both"/>
             </w:pPr>
             <w:r>
@@ -5939,6 +4943,7 @@
           </w:tcPr>
           <w:p>
             <w:pPr>
+              <w:spacing w:line="276" w:lineRule="auto"/>
               <w:jc w:val="both"/>
               <w:rPr>
                 <w:b/>
@@ -5958,6 +4963,7 @@
           </w:tcPr>
           <w:p>
             <w:pPr>
+              <w:spacing w:line="276" w:lineRule="auto"/>
               <w:jc w:val="both"/>
             </w:pPr>
             <w:r>
@@ -5967,21 +4973,10 @@
         </w:tc>
       </w:tr>
     </w:tbl>
-    <w:p>
-      <w:pPr>
-        <w:pStyle w:val="Ttulo2"/>
-        <w:spacing w:before="0" w:after="0"/>
-        <w:jc w:val="both"/>
-      </w:pPr>
-      <w:bookmarkStart w:id="25" w:name="_i3e4axwpnj03" w:colFirst="0" w:colLast="0"/>
-      <w:bookmarkEnd w:id="25"/>
-    </w:p>
     <w:tbl>
       <w:tblPr>
-        <w:tblStyle w:val="af8"/>
-        <w:tblpPr w:leftFromText="180" w:rightFromText="180" w:topFromText="180" w:bottomFromText="180" w:vertAnchor="text"/>
-        <w:tblW w:w="9630" w:type="dxa"/>
-        <w:tblInd w:w="0" w:type="dxa"/>
+        <w:tblpPr w:leftFromText="141" w:rightFromText="141" w:vertAnchor="text" w:horzAnchor="margin" w:tblpY="11"/>
+        <w:tblW w:w="9638" w:type="dxa"/>
         <w:tblBorders>
           <w:top w:val="single" w:sz="4" w:space="0" w:color="000000"/>
           <w:left w:val="single" w:sz="4" w:space="0" w:color="000000"/>
@@ -5994,22 +4989,29 @@
         <w:tblLook w:val="0400" w:firstRow="0" w:lastRow="0" w:firstColumn="0" w:lastColumn="0" w:noHBand="0" w:noVBand="1"/>
       </w:tblPr>
       <w:tblGrid>
-        <w:gridCol w:w="2115"/>
-        <w:gridCol w:w="7515"/>
+        <w:gridCol w:w="2122"/>
+        <w:gridCol w:w="7516"/>
       </w:tblGrid>
       <w:tr>
         <w:tc>
           <w:tcPr>
-            <w:tcW w:w="2115" w:type="dxa"/>
+            <w:tcW w:w="2122" w:type="dxa"/>
             <w:shd w:val="clear" w:color="auto" w:fill="F2F2F2"/>
           </w:tcPr>
           <w:p>
             <w:pPr>
-              <w:jc w:val="both"/>
-              <w:rPr>
-                <w:b/>
-              </w:rPr>
-            </w:pPr>
+              <w:spacing w:line="276" w:lineRule="auto"/>
+              <w:jc w:val="both"/>
+              <w:rPr>
+                <w:b/>
+              </w:rPr>
+            </w:pPr>
+            <w:bookmarkStart w:id="22" w:name="_i3e4axwpnj03" w:colFirst="0" w:colLast="0"/>
+            <w:bookmarkStart w:id="23" w:name="_gupu231u4awb" w:colFirst="0" w:colLast="0"/>
+            <w:bookmarkStart w:id="24" w:name="_jefw00njhkrg" w:colFirst="0" w:colLast="0"/>
+            <w:bookmarkEnd w:id="22"/>
+            <w:bookmarkEnd w:id="23"/>
+            <w:bookmarkEnd w:id="24"/>
             <w:r>
               <w:rPr>
                 <w:b/>
@@ -6020,23 +5022,28 @@
         </w:tc>
         <w:tc>
           <w:tcPr>
-            <w:tcW w:w="7515" w:type="dxa"/>
-          </w:tcPr>
-          <w:p>
-            <w:pPr>
-              <w:jc w:val="both"/>
-            </w:pPr>
+            <w:tcW w:w="7516" w:type="dxa"/>
+          </w:tcPr>
+          <w:p>
+            <w:pPr>
+              <w:spacing w:line="276" w:lineRule="auto"/>
+              <w:jc w:val="both"/>
+            </w:pPr>
+            <w:r>
+              <w:t>[RFRP-004] Filtro por categoría de producto</w:t>
+            </w:r>
           </w:p>
         </w:tc>
       </w:tr>
       <w:tr>
         <w:tc>
           <w:tcPr>
-            <w:tcW w:w="2115" w:type="dxa"/>
+            <w:tcW w:w="2122" w:type="dxa"/>
             <w:shd w:val="clear" w:color="auto" w:fill="F2F2F2"/>
           </w:tcPr>
           <w:p>
             <w:pPr>
+              <w:spacing w:line="276" w:lineRule="auto"/>
               <w:jc w:val="both"/>
               <w:rPr>
                 <w:b/>
@@ -6052,14 +5059,15 @@
         </w:tc>
         <w:tc>
           <w:tcPr>
-            <w:tcW w:w="7515" w:type="dxa"/>
-          </w:tcPr>
-          <w:p>
-            <w:pPr>
-              <w:jc w:val="both"/>
-            </w:pPr>
-            <w:r>
-              <w:t>El sistema debe permitir generar reportes de reservaciones, incluyendo información sobre clientes, fechas, tiempos de comida y preferencias.</w:t>
+            <w:tcW w:w="7516" w:type="dxa"/>
+          </w:tcPr>
+          <w:p>
+            <w:pPr>
+              <w:spacing w:line="276" w:lineRule="auto"/>
+              <w:jc w:val="both"/>
+            </w:pPr>
+            <w:r>
+              <w:t>El sistema debe permitir filtrar ventas por tipo de comida o categoría del producto.</w:t>
             </w:r>
           </w:p>
         </w:tc>
@@ -6067,11 +5075,12 @@
       <w:tr>
         <w:tc>
           <w:tcPr>
-            <w:tcW w:w="2115" w:type="dxa"/>
+            <w:tcW w:w="2122" w:type="dxa"/>
             <w:shd w:val="clear" w:color="auto" w:fill="F2F2F2"/>
           </w:tcPr>
           <w:p>
             <w:pPr>
+              <w:spacing w:line="276" w:lineRule="auto"/>
               <w:jc w:val="both"/>
               <w:rPr>
                 <w:b/>
@@ -6087,14 +5096,15 @@
         </w:tc>
         <w:tc>
           <w:tcPr>
-            <w:tcW w:w="7515" w:type="dxa"/>
-          </w:tcPr>
-          <w:p>
-            <w:pPr>
-              <w:jc w:val="both"/>
-            </w:pPr>
-            <w:r>
-              <w:t>Esto ayudará a la planificación de eventos privados y servicios corporativos.</w:t>
+            <w:tcW w:w="7516" w:type="dxa"/>
+          </w:tcPr>
+          <w:p>
+            <w:pPr>
+              <w:spacing w:line="276" w:lineRule="auto"/>
+              <w:jc w:val="both"/>
+            </w:pPr>
+            <w:r>
+              <w:t>Ejemplo del filtrado: por desayuno, almuerzo, bebidas, etc.</w:t>
             </w:r>
           </w:p>
         </w:tc>
@@ -6102,24 +5112,10 @@
     </w:tbl>
     <w:p>
       <w:pPr>
-        <w:pStyle w:val="Ttulo2"/>
-        <w:spacing w:before="0" w:after="0"/>
+        <w:pStyle w:val="Ttulo1"/>
+        <w:spacing w:line="276" w:lineRule="auto"/>
         <w:jc w:val="both"/>
       </w:pPr>
-      <w:bookmarkStart w:id="26" w:name="_gupu231u4awb" w:colFirst="0" w:colLast="0"/>
-      <w:bookmarkEnd w:id="26"/>
-    </w:p>
-    <w:p>
-      <w:pPr>
-        <w:pStyle w:val="Ttulo1"/>
-        <w:numPr>
-          <w:ilvl w:val="0"/>
-          <w:numId w:val="4"/>
-        </w:numPr>
-        <w:jc w:val="both"/>
-      </w:pPr>
-      <w:bookmarkStart w:id="27" w:name="_jefw00njhkrg" w:colFirst="0" w:colLast="0"/>
-      <w:bookmarkEnd w:id="27"/>
       <w:r>
         <w:t>Requerimientos No Funcionales</w:t>
       </w:r>
@@ -6131,10 +5127,11 @@
           <w:ilvl w:val="1"/>
           <w:numId w:val="4"/>
         </w:numPr>
+        <w:spacing w:line="276" w:lineRule="auto"/>
         <w:jc w:val="both"/>
       </w:pPr>
-      <w:bookmarkStart w:id="28" w:name="_4m8ugg4w4he" w:colFirst="0" w:colLast="0"/>
-      <w:bookmarkEnd w:id="28"/>
+      <w:bookmarkStart w:id="25" w:name="_4m8ugg4w4he" w:colFirst="0" w:colLast="0"/>
+      <w:bookmarkEnd w:id="25"/>
       <w:r>
         <w:t>Requisitos de la interfaz externa</w:t>
       </w:r>
@@ -6146,10 +5143,11 @@
           <w:ilvl w:val="2"/>
           <w:numId w:val="4"/>
         </w:numPr>
+        <w:spacing w:line="276" w:lineRule="auto"/>
         <w:jc w:val="both"/>
       </w:pPr>
-      <w:bookmarkStart w:id="29" w:name="_mha99g6qtwyp" w:colFirst="0" w:colLast="0"/>
-      <w:bookmarkEnd w:id="29"/>
+      <w:bookmarkStart w:id="26" w:name="_mha99g6qtwyp" w:colFirst="0" w:colLast="0"/>
+      <w:bookmarkEnd w:id="26"/>
       <w:r>
         <w:t>Interfaces de usuario</w:t>
       </w:r>
@@ -6182,6 +5180,7 @@
           </w:tcPr>
           <w:p>
             <w:pPr>
+              <w:spacing w:line="276" w:lineRule="auto"/>
               <w:jc w:val="both"/>
               <w:rPr>
                 <w:b/>
@@ -6201,10 +5200,17 @@
           </w:tcPr>
           <w:p>
             <w:pPr>
-              <w:jc w:val="both"/>
-            </w:pPr>
-            <w:r>
-              <w:t>[RNF-001] Navegación con menú visible e iconos estandarizados</w:t>
+              <w:spacing w:line="276" w:lineRule="auto"/>
+              <w:jc w:val="both"/>
+            </w:pPr>
+            <w:r>
+              <w:t>[RNF</w:t>
+            </w:r>
+            <w:r>
+              <w:t>IU</w:t>
+            </w:r>
+            <w:r>
+              <w:t>-001] Navegación con menú visible e iconos estandarizados</w:t>
             </w:r>
           </w:p>
         </w:tc>
@@ -6217,6 +5223,7 @@
           </w:tcPr>
           <w:p>
             <w:pPr>
+              <w:spacing w:line="276" w:lineRule="auto"/>
               <w:jc w:val="both"/>
               <w:rPr>
                 <w:b/>
@@ -6236,6 +5243,7 @@
           </w:tcPr>
           <w:p>
             <w:pPr>
+              <w:spacing w:line="276" w:lineRule="auto"/>
               <w:jc w:val="both"/>
             </w:pPr>
             <w:r>
@@ -6247,6 +5255,7 @@
     </w:tbl>
     <w:p>
       <w:pPr>
+        <w:spacing w:line="276" w:lineRule="auto"/>
         <w:jc w:val="both"/>
         <w:rPr>
           <w:i/>
@@ -6255,11 +5264,150 @@
         </w:rPr>
       </w:pPr>
     </w:p>
-    <w:p>
-      <w:pPr>
-        <w:jc w:val="both"/>
+    <w:tbl>
+      <w:tblPr>
+        <w:tblW w:w="9630" w:type="dxa"/>
+        <w:tblBorders>
+          <w:top w:val="single" w:sz="4" w:space="0" w:color="000000"/>
+          <w:left w:val="single" w:sz="4" w:space="0" w:color="000000"/>
+          <w:bottom w:val="single" w:sz="4" w:space="0" w:color="000000"/>
+          <w:right w:val="single" w:sz="4" w:space="0" w:color="000000"/>
+          <w:insideH w:val="single" w:sz="4" w:space="0" w:color="000000"/>
+          <w:insideV w:val="single" w:sz="4" w:space="0" w:color="000000"/>
+        </w:tblBorders>
+        <w:tblLayout w:type="fixed"/>
+        <w:tblLook w:val="0400" w:firstRow="0" w:lastRow="0" w:firstColumn="0" w:lastColumn="0" w:noHBand="0" w:noVBand="1"/>
+      </w:tblPr>
+      <w:tblGrid>
+        <w:gridCol w:w="2115"/>
+        <w:gridCol w:w="7515"/>
+      </w:tblGrid>
+      <w:tr>
+        <w:tc>
+          <w:tcPr>
+            <w:tcW w:w="2115" w:type="dxa"/>
+            <w:shd w:val="clear" w:color="auto" w:fill="F2F2F2"/>
+          </w:tcPr>
+          <w:p>
+            <w:pPr>
+              <w:spacing w:line="276" w:lineRule="auto"/>
+              <w:jc w:val="both"/>
+              <w:rPr>
+                <w:b/>
+              </w:rPr>
+            </w:pPr>
+            <w:r>
+              <w:rPr>
+                <w:b/>
+              </w:rPr>
+              <w:t>Código y nombre</w:t>
+            </w:r>
+          </w:p>
+        </w:tc>
+        <w:tc>
+          <w:tcPr>
+            <w:tcW w:w="7515" w:type="dxa"/>
+          </w:tcPr>
+          <w:p>
+            <w:pPr>
+              <w:spacing w:line="276" w:lineRule="auto"/>
+              <w:jc w:val="both"/>
+            </w:pPr>
+            <w:r>
+              <w:t>[R</w:t>
+            </w:r>
+            <w:r>
+              <w:t>NF</w:t>
+            </w:r>
+            <w:r>
+              <w:t>IU</w:t>
+            </w:r>
+            <w:r>
+              <w:t>-002] Facilidad de Uso</w:t>
+            </w:r>
+          </w:p>
+        </w:tc>
+      </w:tr>
+      <w:tr>
+        <w:tc>
+          <w:tcPr>
+            <w:tcW w:w="2115" w:type="dxa"/>
+            <w:shd w:val="clear" w:color="auto" w:fill="F2F2F2"/>
+          </w:tcPr>
+          <w:p>
+            <w:pPr>
+              <w:spacing w:line="276" w:lineRule="auto"/>
+              <w:jc w:val="both"/>
+              <w:rPr>
+                <w:b/>
+              </w:rPr>
+            </w:pPr>
+            <w:r>
+              <w:rPr>
+                <w:b/>
+              </w:rPr>
+              <w:t>Descripción</w:t>
+            </w:r>
+          </w:p>
+        </w:tc>
+        <w:tc>
+          <w:tcPr>
+            <w:tcW w:w="7515" w:type="dxa"/>
+          </w:tcPr>
+          <w:p>
+            <w:pPr>
+              <w:spacing w:line="276" w:lineRule="auto"/>
+              <w:jc w:val="both"/>
+            </w:pPr>
+            <w:r>
+              <w:t>El sistema debe ofrecer una interfaz intuitiva y fácil de utilizar. Las acciones principales deberán realizarse con la menor cantidad de pasos posible.</w:t>
+            </w:r>
+          </w:p>
+        </w:tc>
+      </w:tr>
+      <w:tr>
+        <w:tc>
+          <w:tcPr>
+            <w:tcW w:w="2115" w:type="dxa"/>
+            <w:shd w:val="clear" w:color="auto" w:fill="F2F2F2"/>
+          </w:tcPr>
+          <w:p>
+            <w:pPr>
+              <w:spacing w:line="276" w:lineRule="auto"/>
+              <w:jc w:val="both"/>
+              <w:rPr>
+                <w:b/>
+              </w:rPr>
+            </w:pPr>
+            <w:r>
+              <w:rPr>
+                <w:b/>
+              </w:rPr>
+              <w:lastRenderedPageBreak/>
+              <w:t>Observaciones</w:t>
+            </w:r>
+          </w:p>
+        </w:tc>
+        <w:tc>
+          <w:tcPr>
+            <w:tcW w:w="7515" w:type="dxa"/>
+          </w:tcPr>
+          <w:p>
+            <w:pPr>
+              <w:spacing w:line="276" w:lineRule="auto"/>
+              <w:jc w:val="both"/>
+            </w:pPr>
+            <w:r>
+              <w:t>Se debe implementar una interfaz gráfica responsive y accesible, con elementos visuales claros.</w:t>
+            </w:r>
+          </w:p>
+        </w:tc>
+      </w:tr>
+    </w:tbl>
+    <w:p>
+      <w:pPr>
+        <w:spacing w:line="276" w:lineRule="auto"/>
         <w:rPr>
-          <w:i/>
           <w:sz w:val="22"/>
           <w:szCs w:val="22"/>
         </w:rPr>
@@ -6294,6 +5442,7 @@
           </w:tcPr>
           <w:p>
             <w:pPr>
+              <w:spacing w:line="276" w:lineRule="auto"/>
               <w:jc w:val="both"/>
               <w:rPr>
                 <w:b/>
@@ -6313,10 +5462,23 @@
           </w:tcPr>
           <w:p>
             <w:pPr>
-              <w:jc w:val="both"/>
-            </w:pPr>
-            <w:r>
-              <w:t>[RNF-002] Registro de ventas en 3 pasos máximo</w:t>
+              <w:spacing w:line="276" w:lineRule="auto"/>
+              <w:jc w:val="both"/>
+            </w:pPr>
+            <w:r>
+              <w:t>[RNF</w:t>
+            </w:r>
+            <w:r>
+              <w:t>IU</w:t>
+            </w:r>
+            <w:r>
+              <w:t>-00</w:t>
+            </w:r>
+            <w:r>
+              <w:t>3</w:t>
+            </w:r>
+            <w:r>
+              <w:t>] Registro de ventas en 3 pasos máximo</w:t>
             </w:r>
           </w:p>
         </w:tc>
@@ -6329,6 +5491,7 @@
           </w:tcPr>
           <w:p>
             <w:pPr>
+              <w:spacing w:line="276" w:lineRule="auto"/>
               <w:jc w:val="both"/>
               <w:rPr>
                 <w:b/>
@@ -6348,6 +5511,7 @@
           </w:tcPr>
           <w:p>
             <w:pPr>
+              <w:spacing w:line="276" w:lineRule="auto"/>
               <w:jc w:val="both"/>
             </w:pPr>
             <w:r>
@@ -6364,10 +5528,11 @@
           <w:ilvl w:val="2"/>
           <w:numId w:val="4"/>
         </w:numPr>
+        <w:spacing w:line="276" w:lineRule="auto"/>
         <w:jc w:val="both"/>
       </w:pPr>
-      <w:bookmarkStart w:id="30" w:name="_mlqn6emrhzw3" w:colFirst="0" w:colLast="0"/>
-      <w:bookmarkEnd w:id="30"/>
+      <w:bookmarkStart w:id="27" w:name="_mlqn6emrhzw3" w:colFirst="0" w:colLast="0"/>
+      <w:bookmarkEnd w:id="27"/>
       <w:r>
         <w:t>Software Interfaces</w:t>
       </w:r>
@@ -6400,6 +5565,7 @@
           </w:tcPr>
           <w:p>
             <w:pPr>
+              <w:spacing w:line="276" w:lineRule="auto"/>
               <w:jc w:val="both"/>
               <w:rPr>
                 <w:b/>
@@ -6419,10 +5585,17 @@
           </w:tcPr>
           <w:p>
             <w:pPr>
-              <w:jc w:val="both"/>
-            </w:pPr>
-            <w:r>
-              <w:t>[RNF-003] Recuperación de datos ante fallos</w:t>
+              <w:spacing w:line="276" w:lineRule="auto"/>
+              <w:jc w:val="both"/>
+            </w:pPr>
+            <w:r>
+              <w:t>[RNF</w:t>
+            </w:r>
+            <w:r>
+              <w:t>SI</w:t>
+            </w:r>
+            <w:r>
+              <w:t>-003] Recuperación de datos ante fallos</w:t>
             </w:r>
           </w:p>
         </w:tc>
@@ -6435,6 +5608,7 @@
           </w:tcPr>
           <w:p>
             <w:pPr>
+              <w:spacing w:line="276" w:lineRule="auto"/>
               <w:jc w:val="both"/>
               <w:rPr>
                 <w:b/>
@@ -6454,6 +5628,7 @@
           </w:tcPr>
           <w:p>
             <w:pPr>
+              <w:spacing w:line="276" w:lineRule="auto"/>
               <w:jc w:val="both"/>
             </w:pPr>
             <w:r>
@@ -6472,6 +5647,7 @@
           <w:right w:val="nil"/>
           <w:between w:val="nil"/>
         </w:pBdr>
+        <w:spacing w:line="276" w:lineRule="auto"/>
         <w:jc w:val="both"/>
         <w:rPr>
           <w:i/>
@@ -6482,6 +5658,7 @@
     </w:p>
     <w:p>
       <w:pPr>
+        <w:spacing w:line="276" w:lineRule="auto"/>
         <w:jc w:val="both"/>
         <w:rPr>
           <w:i/>
@@ -6518,6 +5695,7 @@
           </w:tcPr>
           <w:p>
             <w:pPr>
+              <w:spacing w:line="276" w:lineRule="auto"/>
               <w:jc w:val="both"/>
               <w:rPr>
                 <w:b/>
@@ -6537,10 +5715,17 @@
           </w:tcPr>
           <w:p>
             <w:pPr>
-              <w:jc w:val="both"/>
-            </w:pPr>
-            <w:r>
-              <w:t>[RNF-004] Protección de credenciales</w:t>
+              <w:spacing w:line="276" w:lineRule="auto"/>
+              <w:jc w:val="both"/>
+            </w:pPr>
+            <w:r>
+              <w:t>[RNF</w:t>
+            </w:r>
+            <w:r>
+              <w:t>SI</w:t>
+            </w:r>
+            <w:r>
+              <w:t>-004] Protección de credenciales</w:t>
             </w:r>
           </w:p>
         </w:tc>
@@ -6553,6 +5738,7 @@
           </w:tcPr>
           <w:p>
             <w:pPr>
+              <w:spacing w:line="276" w:lineRule="auto"/>
               <w:jc w:val="both"/>
               <w:rPr>
                 <w:b/>
@@ -6572,18 +5758,11 @@
           </w:tcPr>
           <w:p>
             <w:pPr>
-              <w:jc w:val="both"/>
-            </w:pPr>
-            <w:r>
-              <w:t xml:space="preserve">El sistema debe encriptar contraseñas con </w:t>
-            </w:r>
-            <w:proofErr w:type="spellStart"/>
-            <w:r>
-              <w:t>bcrypt</w:t>
-            </w:r>
-            <w:proofErr w:type="spellEnd"/>
-            <w:r>
-              <w:t>, bloquear cuentas tras 3 intentos fallidos y exigir contraseñas de al menos 8 caracteres.</w:t>
+              <w:spacing w:line="276" w:lineRule="auto"/>
+              <w:jc w:val="both"/>
+            </w:pPr>
+            <w:r>
+              <w:t>El sistema debe encriptar contraseñas con bcrypt, bloquear cuentas tras 3 intentos fallidos y exigir contraseñas de al menos 8 caracteres.</w:t>
             </w:r>
           </w:p>
         </w:tc>
@@ -6591,6 +5770,7 @@
     </w:tbl>
     <w:p>
       <w:pPr>
+        <w:spacing w:line="276" w:lineRule="auto"/>
         <w:jc w:val="both"/>
         <w:rPr>
           <w:rFonts w:ascii="Arial" w:eastAsia="Arial" w:hAnsi="Arial" w:cs="Arial"/>
@@ -6607,10 +5787,11 @@
           <w:ilvl w:val="2"/>
           <w:numId w:val="4"/>
         </w:numPr>
+        <w:spacing w:line="276" w:lineRule="auto"/>
         <w:jc w:val="both"/>
       </w:pPr>
-      <w:bookmarkStart w:id="31" w:name="_7m05aohdktsa" w:colFirst="0" w:colLast="0"/>
-      <w:bookmarkEnd w:id="31"/>
+      <w:bookmarkStart w:id="28" w:name="_7m05aohdktsa" w:colFirst="0" w:colLast="0"/>
+      <w:bookmarkEnd w:id="28"/>
       <w:r>
         <w:t>Hardware Interfaces</w:t>
       </w:r>
@@ -6643,6 +5824,7 @@
           </w:tcPr>
           <w:p>
             <w:pPr>
+              <w:spacing w:line="276" w:lineRule="auto"/>
               <w:jc w:val="both"/>
               <w:rPr>
                 <w:b/>
@@ -6662,10 +5844,17 @@
           </w:tcPr>
           <w:p>
             <w:pPr>
-              <w:jc w:val="both"/>
-            </w:pPr>
-            <w:r>
-              <w:t>[RNF-005] Funcionamiento en Windows 10 con hardware básico</w:t>
+              <w:spacing w:line="276" w:lineRule="auto"/>
+              <w:jc w:val="both"/>
+            </w:pPr>
+            <w:r>
+              <w:t>[RNF</w:t>
+            </w:r>
+            <w:r>
+              <w:t>HI</w:t>
+            </w:r>
+            <w:r>
+              <w:t>-005] Funcionamiento en Windows 10 con hardware básico</w:t>
             </w:r>
           </w:p>
         </w:tc>
@@ -6678,6 +5867,7 @@
           </w:tcPr>
           <w:p>
             <w:pPr>
+              <w:spacing w:line="276" w:lineRule="auto"/>
               <w:jc w:val="both"/>
               <w:rPr>
                 <w:b/>
@@ -6697,6 +5887,7 @@
           </w:tcPr>
           <w:p>
             <w:pPr>
+              <w:spacing w:line="276" w:lineRule="auto"/>
               <w:jc w:val="both"/>
             </w:pPr>
             <w:r>
@@ -6715,6 +5906,7 @@
           <w:right w:val="nil"/>
           <w:between w:val="nil"/>
         </w:pBdr>
+        <w:spacing w:line="276" w:lineRule="auto"/>
         <w:jc w:val="both"/>
         <w:rPr>
           <w:i/>
@@ -6725,6 +5917,7 @@
     </w:p>
     <w:p>
       <w:pPr>
+        <w:spacing w:line="276" w:lineRule="auto"/>
         <w:jc w:val="both"/>
         <w:rPr>
           <w:i/>
@@ -6761,6 +5954,7 @@
           </w:tcPr>
           <w:p>
             <w:pPr>
+              <w:spacing w:line="276" w:lineRule="auto"/>
               <w:jc w:val="both"/>
               <w:rPr>
                 <w:b/>
@@ -6780,10 +5974,17 @@
           </w:tcPr>
           <w:p>
             <w:pPr>
-              <w:jc w:val="both"/>
-            </w:pPr>
-            <w:r>
-              <w:t>[RNF-006] Operación en equipos antiguos</w:t>
+              <w:spacing w:line="276" w:lineRule="auto"/>
+              <w:jc w:val="both"/>
+            </w:pPr>
+            <w:r>
+              <w:t>[RNF</w:t>
+            </w:r>
+            <w:r>
+              <w:t>HI</w:t>
+            </w:r>
+            <w:r>
+              <w:t>-006] Operación en equipos antiguos</w:t>
             </w:r>
           </w:p>
         </w:tc>
@@ -6796,6 +5997,7 @@
           </w:tcPr>
           <w:p>
             <w:pPr>
+              <w:spacing w:line="276" w:lineRule="auto"/>
               <w:jc w:val="both"/>
               <w:rPr>
                 <w:b/>
@@ -6815,6 +6017,7 @@
           </w:tcPr>
           <w:p>
             <w:pPr>
+              <w:spacing w:line="276" w:lineRule="auto"/>
               <w:jc w:val="both"/>
             </w:pPr>
             <w:r>
@@ -6826,6 +6029,7 @@
     </w:tbl>
     <w:p>
       <w:pPr>
+        <w:spacing w:line="276" w:lineRule="auto"/>
         <w:jc w:val="both"/>
         <w:rPr>
           <w:rFonts w:ascii="Arial" w:eastAsia="Arial" w:hAnsi="Arial" w:cs="Arial"/>
@@ -6842,10 +6046,11 @@
           <w:ilvl w:val="2"/>
           <w:numId w:val="4"/>
         </w:numPr>
+        <w:spacing w:line="276" w:lineRule="auto"/>
         <w:jc w:val="both"/>
       </w:pPr>
-      <w:bookmarkStart w:id="32" w:name="_jfzn2qrh09tf" w:colFirst="0" w:colLast="0"/>
-      <w:bookmarkEnd w:id="32"/>
+      <w:bookmarkStart w:id="29" w:name="_jfzn2qrh09tf" w:colFirst="0" w:colLast="0"/>
+      <w:bookmarkEnd w:id="29"/>
       <w:r>
         <w:t>Interfaces de comunicación</w:t>
       </w:r>
@@ -6878,6 +6083,7 @@
           </w:tcPr>
           <w:p>
             <w:pPr>
+              <w:spacing w:line="276" w:lineRule="auto"/>
               <w:jc w:val="both"/>
               <w:rPr>
                 <w:b/>
@@ -6897,10 +6103,17 @@
           </w:tcPr>
           <w:p>
             <w:pPr>
-              <w:jc w:val="both"/>
-            </w:pPr>
-            <w:r>
-              <w:t>[RNF-007] Acceso desde navegadores modernos</w:t>
+              <w:spacing w:line="276" w:lineRule="auto"/>
+              <w:jc w:val="both"/>
+            </w:pPr>
+            <w:r>
+              <w:t>[RNF</w:t>
+            </w:r>
+            <w:r>
+              <w:t>IC</w:t>
+            </w:r>
+            <w:r>
+              <w:t>-007] Acceso desde navegadores modernos</w:t>
             </w:r>
           </w:p>
         </w:tc>
@@ -6913,16 +6126,16 @@
           </w:tcPr>
           <w:p>
             <w:pPr>
-              <w:jc w:val="both"/>
-              <w:rPr>
-                <w:b/>
-              </w:rPr>
-            </w:pPr>
-            <w:r>
-              <w:rPr>
-                <w:b/>
-              </w:rPr>
-              <w:lastRenderedPageBreak/>
+              <w:spacing w:line="276" w:lineRule="auto"/>
+              <w:jc w:val="both"/>
+              <w:rPr>
+                <w:b/>
+              </w:rPr>
+            </w:pPr>
+            <w:r>
+              <w:rPr>
+                <w:b/>
+              </w:rPr>
               <w:t>Descripción</w:t>
             </w:r>
           </w:p>
@@ -6933,6 +6146,7 @@
           </w:tcPr>
           <w:p>
             <w:pPr>
+              <w:spacing w:line="276" w:lineRule="auto"/>
               <w:jc w:val="both"/>
             </w:pPr>
             <w:r>
@@ -6951,6 +6165,7 @@
           <w:right w:val="nil"/>
           <w:between w:val="nil"/>
         </w:pBdr>
+        <w:spacing w:line="276" w:lineRule="auto"/>
         <w:jc w:val="both"/>
         <w:rPr>
           <w:rFonts w:ascii="Arial" w:eastAsia="Arial" w:hAnsi="Arial" w:cs="Arial"/>
@@ -6968,10 +6183,11 @@
           <w:ilvl w:val="1"/>
           <w:numId w:val="4"/>
         </w:numPr>
+        <w:spacing w:line="276" w:lineRule="auto"/>
         <w:jc w:val="both"/>
       </w:pPr>
-      <w:bookmarkStart w:id="33" w:name="_wikqhvf8vynk" w:colFirst="0" w:colLast="0"/>
-      <w:bookmarkEnd w:id="33"/>
+      <w:bookmarkStart w:id="30" w:name="_wikqhvf8vynk" w:colFirst="0" w:colLast="0"/>
+      <w:bookmarkEnd w:id="30"/>
       <w:r>
         <w:t>Atributos de calidad</w:t>
       </w:r>
@@ -6983,10 +6199,11 @@
           <w:ilvl w:val="2"/>
           <w:numId w:val="4"/>
         </w:numPr>
+        <w:spacing w:line="276" w:lineRule="auto"/>
         <w:jc w:val="both"/>
       </w:pPr>
-      <w:bookmarkStart w:id="34" w:name="_9povg2ntkpsc" w:colFirst="0" w:colLast="0"/>
-      <w:bookmarkEnd w:id="34"/>
+      <w:bookmarkStart w:id="31" w:name="_9povg2ntkpsc" w:colFirst="0" w:colLast="0"/>
+      <w:bookmarkEnd w:id="31"/>
       <w:r>
         <w:t>Usabilidad</w:t>
       </w:r>
@@ -7019,15 +6236,17 @@
           </w:tcPr>
           <w:p>
             <w:pPr>
-              <w:jc w:val="both"/>
-              <w:rPr>
-                <w:b/>
-              </w:rPr>
-            </w:pPr>
-            <w:r>
-              <w:rPr>
-                <w:b/>
-              </w:rPr>
+              <w:spacing w:line="276" w:lineRule="auto"/>
+              <w:jc w:val="both"/>
+              <w:rPr>
+                <w:b/>
+              </w:rPr>
+            </w:pPr>
+            <w:r>
+              <w:rPr>
+                <w:b/>
+              </w:rPr>
+              <w:lastRenderedPageBreak/>
               <w:t>Código y nombre</w:t>
             </w:r>
           </w:p>
@@ -7038,10 +6257,17 @@
           </w:tcPr>
           <w:p>
             <w:pPr>
-              <w:jc w:val="both"/>
-            </w:pPr>
-            <w:r>
-              <w:t>[RNF-008] Notificaciones claras</w:t>
+              <w:spacing w:line="276" w:lineRule="auto"/>
+              <w:jc w:val="both"/>
+            </w:pPr>
+            <w:r>
+              <w:t>[RNF</w:t>
+            </w:r>
+            <w:r>
+              <w:t>U</w:t>
+            </w:r>
+            <w:r>
+              <w:t>-008] Notificaciones claras</w:t>
             </w:r>
           </w:p>
         </w:tc>
@@ -7054,6 +6280,7 @@
           </w:tcPr>
           <w:p>
             <w:pPr>
+              <w:spacing w:line="276" w:lineRule="auto"/>
               <w:jc w:val="both"/>
               <w:rPr>
                 <w:b/>
@@ -7073,6 +6300,7 @@
           </w:tcPr>
           <w:p>
             <w:pPr>
+              <w:spacing w:line="276" w:lineRule="auto"/>
               <w:jc w:val="both"/>
             </w:pPr>
             <w:r>
@@ -7091,6 +6319,7 @@
           <w:right w:val="nil"/>
           <w:between w:val="nil"/>
         </w:pBdr>
+        <w:spacing w:line="276" w:lineRule="auto"/>
         <w:jc w:val="both"/>
         <w:rPr>
           <w:rFonts w:ascii="Arial" w:eastAsia="Arial" w:hAnsi="Arial" w:cs="Arial"/>
@@ -7108,10 +6337,11 @@
           <w:ilvl w:val="2"/>
           <w:numId w:val="4"/>
         </w:numPr>
+        <w:spacing w:line="276" w:lineRule="auto"/>
         <w:jc w:val="both"/>
       </w:pPr>
-      <w:bookmarkStart w:id="35" w:name="_rt7r87s31336" w:colFirst="0" w:colLast="0"/>
-      <w:bookmarkEnd w:id="35"/>
+      <w:bookmarkStart w:id="32" w:name="_rt7r87s31336" w:colFirst="0" w:colLast="0"/>
+      <w:bookmarkEnd w:id="32"/>
       <w:r>
         <w:t>Rendimiento</w:t>
       </w:r>
@@ -7144,6 +6374,7 @@
           </w:tcPr>
           <w:p>
             <w:pPr>
+              <w:spacing w:line="276" w:lineRule="auto"/>
               <w:jc w:val="both"/>
               <w:rPr>
                 <w:b/>
@@ -7163,10 +6394,17 @@
           </w:tcPr>
           <w:p>
             <w:pPr>
-              <w:jc w:val="both"/>
-            </w:pPr>
-            <w:r>
-              <w:t>[RNF-009] Carga de vistas en menos de 2 segundos</w:t>
+              <w:spacing w:line="276" w:lineRule="auto"/>
+              <w:jc w:val="both"/>
+            </w:pPr>
+            <w:r>
+              <w:t>[RNF</w:t>
+            </w:r>
+            <w:r>
+              <w:t>R</w:t>
+            </w:r>
+            <w:r>
+              <w:t>-009] Carga de vistas en menos de 2 segundos</w:t>
             </w:r>
           </w:p>
         </w:tc>
@@ -7179,6 +6417,7 @@
           </w:tcPr>
           <w:p>
             <w:pPr>
+              <w:spacing w:line="276" w:lineRule="auto"/>
               <w:jc w:val="both"/>
               <w:rPr>
                 <w:b/>
@@ -7198,6 +6437,7 @@
           </w:tcPr>
           <w:p>
             <w:pPr>
+              <w:spacing w:line="276" w:lineRule="auto"/>
               <w:jc w:val="both"/>
             </w:pPr>
             <w:r>
@@ -7209,6 +6449,7 @@
     </w:tbl>
     <w:p>
       <w:pPr>
+        <w:spacing w:line="276" w:lineRule="auto"/>
         <w:jc w:val="both"/>
         <w:rPr>
           <w:rFonts w:ascii="Arial" w:eastAsia="Arial" w:hAnsi="Arial" w:cs="Arial"/>
@@ -7225,10 +6466,11 @@
           <w:ilvl w:val="2"/>
           <w:numId w:val="4"/>
         </w:numPr>
+        <w:spacing w:line="276" w:lineRule="auto"/>
         <w:jc w:val="both"/>
       </w:pPr>
-      <w:bookmarkStart w:id="36" w:name="_onx0ujyhqn2m" w:colFirst="0" w:colLast="0"/>
-      <w:bookmarkEnd w:id="36"/>
+      <w:bookmarkStart w:id="33" w:name="_onx0ujyhqn2m" w:colFirst="0" w:colLast="0"/>
+      <w:bookmarkEnd w:id="33"/>
       <w:r>
         <w:t>Seguridad</w:t>
       </w:r>
@@ -7261,6 +6503,7 @@
           </w:tcPr>
           <w:p>
             <w:pPr>
+              <w:spacing w:line="276" w:lineRule="auto"/>
               <w:jc w:val="both"/>
               <w:rPr>
                 <w:b/>
@@ -7280,10 +6523,17 @@
           </w:tcPr>
           <w:p>
             <w:pPr>
-              <w:jc w:val="both"/>
-            </w:pPr>
-            <w:r>
-              <w:t>[RNF-011] Control de acceso por roles</w:t>
+              <w:spacing w:line="276" w:lineRule="auto"/>
+              <w:jc w:val="both"/>
+            </w:pPr>
+            <w:r>
+              <w:t>[RNF</w:t>
+            </w:r>
+            <w:r>
+              <w:t>S</w:t>
+            </w:r>
+            <w:r>
+              <w:t>-011] Control de acceso por roles</w:t>
             </w:r>
           </w:p>
         </w:tc>
@@ -7296,6 +6546,7 @@
           </w:tcPr>
           <w:p>
             <w:pPr>
+              <w:spacing w:line="276" w:lineRule="auto"/>
               <w:jc w:val="both"/>
               <w:rPr>
                 <w:b/>
@@ -7315,6 +6566,7 @@
           </w:tcPr>
           <w:p>
             <w:pPr>
+              <w:spacing w:line="276" w:lineRule="auto"/>
               <w:jc w:val="both"/>
             </w:pPr>
             <w:r>
@@ -7333,6 +6585,7 @@
           <w:right w:val="nil"/>
           <w:between w:val="nil"/>
         </w:pBdr>
+        <w:spacing w:line="276" w:lineRule="auto"/>
         <w:jc w:val="both"/>
         <w:rPr>
           <w:rFonts w:ascii="Arial" w:eastAsia="Arial" w:hAnsi="Arial" w:cs="Arial"/>
@@ -7350,10 +6603,11 @@
           <w:ilvl w:val="1"/>
           <w:numId w:val="4"/>
         </w:numPr>
+        <w:spacing w:line="276" w:lineRule="auto"/>
         <w:jc w:val="both"/>
       </w:pPr>
-      <w:bookmarkStart w:id="37" w:name="_6nc68eojpheo" w:colFirst="0" w:colLast="0"/>
-      <w:bookmarkEnd w:id="37"/>
+      <w:bookmarkStart w:id="34" w:name="_6nc68eojpheo" w:colFirst="0" w:colLast="0"/>
+      <w:bookmarkEnd w:id="34"/>
       <w:r>
         <w:t>Otros requerimientos asociados</w:t>
       </w:r>
@@ -7386,6 +6640,7 @@
           </w:tcPr>
           <w:p>
             <w:pPr>
+              <w:spacing w:line="276" w:lineRule="auto"/>
               <w:jc w:val="both"/>
               <w:rPr>
                 <w:b/>
@@ -7405,10 +6660,17 @@
           </w:tcPr>
           <w:p>
             <w:pPr>
-              <w:jc w:val="both"/>
-            </w:pPr>
-            <w:r>
-              <w:t>[RNF-012] Expansión modular futura</w:t>
+              <w:spacing w:line="276" w:lineRule="auto"/>
+              <w:jc w:val="both"/>
+            </w:pPr>
+            <w:r>
+              <w:t>[RNF</w:t>
+            </w:r>
+            <w:r>
+              <w:t>RM</w:t>
+            </w:r>
+            <w:r>
+              <w:t>-012] Expansión modular futura</w:t>
             </w:r>
           </w:p>
         </w:tc>
@@ -7421,6 +6683,7 @@
           </w:tcPr>
           <w:p>
             <w:pPr>
+              <w:spacing w:line="276" w:lineRule="auto"/>
               <w:jc w:val="both"/>
               <w:rPr>
                 <w:b/>
@@ -7440,18 +6703,11 @@
           </w:tcPr>
           <w:p>
             <w:pPr>
-              <w:jc w:val="both"/>
-            </w:pPr>
-            <w:r>
-              <w:t xml:space="preserve">El sistema permitirá agregar nuevas funcionalidades (como </w:t>
-            </w:r>
-            <w:proofErr w:type="spellStart"/>
-            <w:r>
-              <w:t>delivery</w:t>
-            </w:r>
-            <w:proofErr w:type="spellEnd"/>
-            <w:r>
-              <w:t>) sin afectar el sistema actual, mediante una estructura bien documentada</w:t>
+              <w:spacing w:line="276" w:lineRule="auto"/>
+              <w:jc w:val="both"/>
+            </w:pPr>
+            <w:r>
+              <w:t>El sistema permitirá agregar nuevas funcionalidades (como delivery) sin afectar el sistema actual, mediante una estructura bien documentada</w:t>
             </w:r>
           </w:p>
         </w:tc>
@@ -7466,6 +6722,7 @@
           <w:right w:val="nil"/>
           <w:between w:val="nil"/>
         </w:pBdr>
+        <w:spacing w:line="276" w:lineRule="auto"/>
         <w:jc w:val="both"/>
         <w:rPr>
           <w:rFonts w:ascii="Arial" w:eastAsia="Arial" w:hAnsi="Arial" w:cs="Arial"/>
@@ -7485,6 +6742,7 @@
           <w:right w:val="nil"/>
           <w:between w:val="nil"/>
         </w:pBdr>
+        <w:spacing w:line="276" w:lineRule="auto"/>
         <w:jc w:val="both"/>
         <w:rPr>
           <w:rFonts w:ascii="Arial" w:eastAsia="Arial" w:hAnsi="Arial" w:cs="Arial"/>
@@ -7504,6 +6762,7 @@
           <w:right w:val="nil"/>
           <w:between w:val="nil"/>
         </w:pBdr>
+        <w:spacing w:line="276" w:lineRule="auto"/>
         <w:jc w:val="both"/>
         <w:rPr>
           <w:rFonts w:ascii="Arial" w:eastAsia="Arial" w:hAnsi="Arial" w:cs="Arial"/>
@@ -7523,6 +6782,7 @@
           <w:right w:val="nil"/>
           <w:between w:val="nil"/>
         </w:pBdr>
+        <w:spacing w:line="276" w:lineRule="auto"/>
         <w:jc w:val="both"/>
         <w:rPr>
           <w:rFonts w:ascii="Arial" w:eastAsia="Arial" w:hAnsi="Arial" w:cs="Arial"/>
@@ -7535,6 +6795,7 @@
     </w:p>
     <w:p>
       <w:pPr>
+        <w:spacing w:line="276" w:lineRule="auto"/>
         <w:jc w:val="both"/>
         <w:rPr>
           <w:b/>
@@ -7553,21 +6814,14 @@
           <w:ilvl w:val="0"/>
           <w:numId w:val="4"/>
         </w:numPr>
+        <w:spacing w:line="276" w:lineRule="auto"/>
         <w:jc w:val="both"/>
       </w:pPr>
-      <w:bookmarkStart w:id="38" w:name="_y8q6vyojcm07" w:colFirst="0" w:colLast="0"/>
-      <w:bookmarkEnd w:id="38"/>
+      <w:bookmarkStart w:id="35" w:name="_y8q6vyojcm07" w:colFirst="0" w:colLast="0"/>
+      <w:bookmarkEnd w:id="35"/>
       <w:r>
         <w:lastRenderedPageBreak/>
-        <w:t>Priorización (</w:t>
-      </w:r>
-      <w:proofErr w:type="spellStart"/>
-      <w:r>
-        <w:t>MoSCoW</w:t>
-      </w:r>
-      <w:proofErr w:type="spellEnd"/>
-      <w:r>
-        <w:t>)</w:t>
+        <w:t>Priorización (MoSCoW)</w:t>
       </w:r>
     </w:p>
     <w:tbl>
@@ -7611,6 +6865,7 @@
                 <w:right w:val="nil"/>
                 <w:between w:val="nil"/>
               </w:pBdr>
+              <w:spacing w:line="276" w:lineRule="auto"/>
               <w:rPr>
                 <w:b/>
                 <w:color w:val="000000"/>
@@ -7640,6 +6895,7 @@
                 <w:right w:val="nil"/>
                 <w:between w:val="nil"/>
               </w:pBdr>
+              <w:spacing w:line="276" w:lineRule="auto"/>
               <w:rPr>
                 <w:b/>
                 <w:color w:val="000000"/>
@@ -7669,6 +6925,7 @@
                 <w:right w:val="nil"/>
                 <w:between w:val="nil"/>
               </w:pBdr>
+              <w:spacing w:line="276" w:lineRule="auto"/>
               <w:rPr>
                 <w:b/>
                 <w:color w:val="000000"/>
@@ -7698,6 +6955,7 @@
                 <w:right w:val="nil"/>
                 <w:between w:val="nil"/>
               </w:pBdr>
+              <w:spacing w:line="276" w:lineRule="auto"/>
               <w:rPr>
                 <w:b/>
                 <w:color w:val="000000"/>
@@ -7727,6 +6985,7 @@
                 <w:right w:val="nil"/>
                 <w:between w:val="nil"/>
               </w:pBdr>
+              <w:spacing w:line="276" w:lineRule="auto"/>
             </w:pPr>
             <w:r>
               <w:rPr>
@@ -7739,115 +6998,162 @@
             </w:r>
           </w:p>
           <w:p>
-            <w:r>
-              <w:t xml:space="preserve">● RFI-002 - Actualización de Inventario Automática  </w:t>
-            </w:r>
-          </w:p>
-          <w:p>
+            <w:pPr>
+              <w:spacing w:line="276" w:lineRule="auto"/>
+            </w:pPr>
             <w:r>
               <w:t xml:space="preserve">● RFP-001 - Gestión de Inventario  </w:t>
             </w:r>
           </w:p>
           <w:p>
+            <w:pPr>
+              <w:spacing w:line="276" w:lineRule="auto"/>
+            </w:pPr>
             <w:r>
               <w:t xml:space="preserve">● RFP-002 - Registro de Productos  </w:t>
             </w:r>
           </w:p>
           <w:p>
+            <w:pPr>
+              <w:spacing w:line="276" w:lineRule="auto"/>
+            </w:pPr>
             <w:r>
               <w:t xml:space="preserve">● RFU-001 - Gestión del Personal  </w:t>
             </w:r>
           </w:p>
           <w:p>
+            <w:pPr>
+              <w:spacing w:line="276" w:lineRule="auto"/>
+            </w:pPr>
             <w:r>
               <w:t xml:space="preserve">● RFU-004 - Control de acceso diferenciado  </w:t>
             </w:r>
           </w:p>
           <w:p>
+            <w:pPr>
+              <w:spacing w:line="276" w:lineRule="auto"/>
+            </w:pPr>
             <w:r>
               <w:t xml:space="preserve">● RFV-001 - Registro de Ventas  </w:t>
             </w:r>
           </w:p>
           <w:p>
-            <w:r>
-              <w:t xml:space="preserve">● RFV-002 - Facturación o </w:t>
-            </w:r>
-            <w:proofErr w:type="gramStart"/>
-            <w:r>
-              <w:t>Ticket</w:t>
-            </w:r>
-            <w:proofErr w:type="gramEnd"/>
-            <w:r>
-              <w:t xml:space="preserve"> de Caja  </w:t>
-            </w:r>
-          </w:p>
-          <w:p>
+            <w:pPr>
+              <w:spacing w:line="276" w:lineRule="auto"/>
+            </w:pPr>
+            <w:r>
+              <w:t xml:space="preserve">● RFV-002 - Facturación o Ticket de Caja  </w:t>
+            </w:r>
+          </w:p>
+          <w:p>
+            <w:pPr>
+              <w:spacing w:line="276" w:lineRule="auto"/>
+            </w:pPr>
             <w:r>
               <w:t xml:space="preserve">● RFR-002 - Reservaciones  </w:t>
             </w:r>
           </w:p>
           <w:p>
+            <w:pPr>
+              <w:spacing w:line="276" w:lineRule="auto"/>
+            </w:pPr>
             <w:r>
               <w:t xml:space="preserve">● RFRP-001 - Reportes de Ventas  </w:t>
             </w:r>
           </w:p>
           <w:p>
+            <w:pPr>
+              <w:spacing w:line="276" w:lineRule="auto"/>
+            </w:pPr>
             <w:r>
               <w:t xml:space="preserve">● RFRP-003 - Exportación de Reportes a Excel  </w:t>
             </w:r>
           </w:p>
           <w:p>
+            <w:pPr>
+              <w:spacing w:line="276" w:lineRule="auto"/>
+            </w:pPr>
             <w:r>
               <w:t xml:space="preserve">● RFPR-001 - Registro de Proveedores  </w:t>
             </w:r>
           </w:p>
           <w:p>
+            <w:pPr>
+              <w:spacing w:line="276" w:lineRule="auto"/>
+            </w:pPr>
             <w:r>
               <w:t xml:space="preserve">● RNF-001 - Menú visible con íconos  </w:t>
             </w:r>
           </w:p>
           <w:p>
+            <w:pPr>
+              <w:spacing w:line="276" w:lineRule="auto"/>
+            </w:pPr>
             <w:r>
               <w:t xml:space="preserve">● RNF-003 - Recuperación ante fallos  </w:t>
             </w:r>
           </w:p>
           <w:p>
+            <w:pPr>
+              <w:spacing w:line="276" w:lineRule="auto"/>
+            </w:pPr>
             <w:r>
               <w:t xml:space="preserve">● RNF-004 - Protección de credenciales  </w:t>
             </w:r>
           </w:p>
           <w:p>
-            <w:r>
+            <w:pPr>
+              <w:spacing w:line="276" w:lineRule="auto"/>
+            </w:pPr>
+            <w:r>
+              <w:lastRenderedPageBreak/>
               <w:t xml:space="preserve">● RNF-005 - Funciona en hardware básico  </w:t>
             </w:r>
           </w:p>
           <w:p>
+            <w:pPr>
+              <w:spacing w:line="276" w:lineRule="auto"/>
+            </w:pPr>
             <w:r>
               <w:t xml:space="preserve">● RNF-007 - Navegadores modernos  </w:t>
             </w:r>
           </w:p>
           <w:p>
-            <w:r>
-              <w:lastRenderedPageBreak/>
+            <w:pPr>
+              <w:spacing w:line="276" w:lineRule="auto"/>
+            </w:pPr>
+            <w:r>
               <w:t>● RNF-011 - Control de acceso por roles</w:t>
             </w:r>
           </w:p>
           <w:p>
+            <w:pPr>
+              <w:spacing w:line="276" w:lineRule="auto"/>
+            </w:pPr>
             <w:r>
               <w:t>●RFP-003 - Control de platillos vendidos</w:t>
             </w:r>
           </w:p>
           <w:p>
+            <w:pPr>
+              <w:spacing w:line="276" w:lineRule="auto"/>
+            </w:pPr>
             <w:r>
               <w:t>● RFP-005 - Reportes de productos vendidos</w:t>
             </w:r>
           </w:p>
           <w:p>
+            <w:pPr>
+              <w:spacing w:line="276" w:lineRule="auto"/>
+            </w:pPr>
             <w:r>
               <w:t>● RFP-008 - Análisis de productos más vendidos</w:t>
             </w:r>
           </w:p>
           <w:p>
+            <w:pPr>
+              <w:spacing w:line="276" w:lineRule="auto"/>
+            </w:pPr>
             <w:r>
               <w:rPr>
                 <w:i/>
@@ -7860,6 +7166,7 @@
           </w:p>
           <w:p>
             <w:pPr>
+              <w:spacing w:line="276" w:lineRule="auto"/>
               <w:rPr>
                 <w:i/>
                 <w:color w:val="000000"/>
@@ -7875,57 +7182,90 @@
             <w:tcW w:w="2409" w:type="dxa"/>
           </w:tcPr>
           <w:p>
+            <w:pPr>
+              <w:spacing w:line="276" w:lineRule="auto"/>
+            </w:pPr>
             <w:r>
               <w:lastRenderedPageBreak/>
               <w:t xml:space="preserve">● RFU-002 - Facilidad de uso  </w:t>
             </w:r>
           </w:p>
           <w:p>
+            <w:pPr>
+              <w:spacing w:line="276" w:lineRule="auto"/>
+            </w:pPr>
             <w:r>
               <w:t xml:space="preserve">● RFU-003 - Filtrado de información  </w:t>
             </w:r>
           </w:p>
           <w:p>
+            <w:pPr>
+              <w:spacing w:line="276" w:lineRule="auto"/>
+            </w:pPr>
             <w:r>
               <w:t xml:space="preserve">● RFV-003 - Proyecciones de ventas  </w:t>
             </w:r>
           </w:p>
           <w:p>
+            <w:pPr>
+              <w:spacing w:line="276" w:lineRule="auto"/>
+            </w:pPr>
             <w:r>
               <w:t xml:space="preserve">● RFR-001 - Registro de clientes con reservas  </w:t>
             </w:r>
           </w:p>
           <w:p>
+            <w:pPr>
+              <w:spacing w:line="276" w:lineRule="auto"/>
+            </w:pPr>
             <w:r>
               <w:t xml:space="preserve">● RFRP-002 - Reporte de productos más vendidos  </w:t>
             </w:r>
           </w:p>
           <w:p>
+            <w:pPr>
+              <w:spacing w:line="276" w:lineRule="auto"/>
+            </w:pPr>
             <w:r>
               <w:t xml:space="preserve">● RNF-002 - Registro de ventas en 3 pasos  </w:t>
             </w:r>
           </w:p>
           <w:p>
+            <w:pPr>
+              <w:spacing w:line="276" w:lineRule="auto"/>
+            </w:pPr>
             <w:r>
               <w:t xml:space="preserve">● RNF-006 - Operación en equipos antiguos  </w:t>
             </w:r>
           </w:p>
           <w:p>
+            <w:pPr>
+              <w:spacing w:line="276" w:lineRule="auto"/>
+            </w:pPr>
             <w:r>
               <w:t xml:space="preserve">● RNF-008 - Notificaciones claras  </w:t>
             </w:r>
           </w:p>
           <w:p>
+            <w:pPr>
+              <w:spacing w:line="276" w:lineRule="auto"/>
+            </w:pPr>
             <w:r>
               <w:t xml:space="preserve">● RNF-009 - Carga en menos de 2 segundos  </w:t>
             </w:r>
           </w:p>
           <w:p>
+            <w:pPr>
+              <w:spacing w:line="276" w:lineRule="auto"/>
+            </w:pPr>
             <w:r>
               <w:t xml:space="preserve">● RNF-010 - Disponibilidad 99% horario laboral  </w:t>
             </w:r>
           </w:p>
           <w:p>
+            <w:pPr>
+              <w:spacing w:line="276" w:lineRule="auto"/>
+            </w:pPr>
             <w:r>
               <w:t>● RNF-012 - Expansión modular futura</w:t>
             </w:r>
@@ -7939,6 +7279,7 @@
                 <w:right w:val="nil"/>
                 <w:between w:val="nil"/>
               </w:pBdr>
+              <w:spacing w:line="276" w:lineRule="auto"/>
               <w:jc w:val="both"/>
             </w:pPr>
           </w:p>
@@ -7951,6 +7292,7 @@
                 <w:right w:val="nil"/>
                 <w:between w:val="nil"/>
               </w:pBdr>
+              <w:spacing w:line="276" w:lineRule="auto"/>
               <w:jc w:val="both"/>
               <w:rPr>
                 <w:i/>
@@ -7964,17 +7306,24 @@
             <w:tcW w:w="2410" w:type="dxa"/>
           </w:tcPr>
           <w:p>
+            <w:pPr>
+              <w:spacing w:line="276" w:lineRule="auto"/>
+            </w:pPr>
             <w:r>
               <w:t xml:space="preserve"> ● RFR-003 - Análisis de frecuencia del menú  </w:t>
             </w:r>
           </w:p>
           <w:p>
+            <w:pPr>
+              <w:spacing w:line="276" w:lineRule="auto"/>
+            </w:pPr>
             <w:r>
               <w:t xml:space="preserve">● RFRP-004 - Reportes de reservaciones  </w:t>
             </w:r>
           </w:p>
           <w:p>
             <w:pPr>
+              <w:spacing w:line="276" w:lineRule="auto"/>
               <w:jc w:val="both"/>
               <w:rPr>
                 <w:i/>
@@ -7990,6 +7339,7 @@
                 <w:right w:val="nil"/>
                 <w:between w:val="nil"/>
               </w:pBdr>
+              <w:spacing w:line="276" w:lineRule="auto"/>
               <w:jc w:val="both"/>
               <w:rPr>
                 <w:i/>
@@ -8010,6 +7360,7 @@
                 <w:right w:val="nil"/>
                 <w:between w:val="nil"/>
               </w:pBdr>
+              <w:spacing w:line="276" w:lineRule="auto"/>
               <w:jc w:val="both"/>
               <w:rPr>
                 <w:i/>
@@ -8029,6 +7380,7 @@
           <w:right w:val="nil"/>
           <w:between w:val="nil"/>
         </w:pBdr>
+        <w:spacing w:line="276" w:lineRule="auto"/>
         <w:jc w:val="both"/>
         <w:rPr>
           <w:rFonts w:ascii="Arial" w:eastAsia="Arial" w:hAnsi="Arial" w:cs="Arial"/>
@@ -8048,6 +7400,7 @@
           <w:right w:val="nil"/>
           <w:between w:val="nil"/>
         </w:pBdr>
+        <w:spacing w:line="276" w:lineRule="auto"/>
         <w:jc w:val="both"/>
         <w:rPr>
           <w:rFonts w:ascii="Arial" w:eastAsia="Arial" w:hAnsi="Arial" w:cs="Arial"/>
@@ -8060,6 +7413,7 @@
     </w:p>
     <w:p>
       <w:pPr>
+        <w:spacing w:line="276" w:lineRule="auto"/>
         <w:jc w:val="both"/>
         <w:rPr>
           <w:b/>
@@ -8078,10 +7432,11 @@
           <w:ilvl w:val="0"/>
           <w:numId w:val="4"/>
         </w:numPr>
+        <w:spacing w:line="276" w:lineRule="auto"/>
         <w:jc w:val="both"/>
       </w:pPr>
-      <w:bookmarkStart w:id="39" w:name="_j71jl9jzd3nq" w:colFirst="0" w:colLast="0"/>
-      <w:bookmarkEnd w:id="39"/>
+      <w:bookmarkStart w:id="36" w:name="_j71jl9jzd3nq" w:colFirst="0" w:colLast="0"/>
+      <w:bookmarkEnd w:id="36"/>
       <w:r>
         <w:rPr>
           <w:rFonts w:ascii="Arial" w:eastAsia="Arial" w:hAnsi="Arial" w:cs="Arial"/>
@@ -8093,7 +7448,7 @@
         </w:rPr>
         <w:lastRenderedPageBreak/>
         <w:drawing>
-          <wp:anchor distT="0" distB="0" distL="114300" distR="114300" simplePos="0" relativeHeight="251658240" behindDoc="0" locked="0" layoutInCell="1" allowOverlap="1" wp14:anchorId="282295F3" wp14:editId="485FE23B">
+          <wp:anchor distT="0" distB="0" distL="114300" distR="114300" simplePos="0" relativeHeight="251658240" behindDoc="0" locked="0" layoutInCell="1" allowOverlap="1" wp14:anchorId="282295F3" wp14:editId="2314E952">
             <wp:simplePos x="0" y="0"/>
             <wp:positionH relativeFrom="margin">
               <wp:align>center</wp:align>
@@ -8162,6 +7517,7 @@
           <w:right w:val="nil"/>
           <w:between w:val="nil"/>
         </w:pBdr>
+        <w:spacing w:line="276" w:lineRule="auto"/>
         <w:jc w:val="both"/>
         <w:rPr>
           <w:rFonts w:ascii="Arial" w:eastAsia="Arial" w:hAnsi="Arial" w:cs="Arial"/>
@@ -8231,73 +7587,7 @@
         <w:sz w:val="20"/>
         <w:szCs w:val="20"/>
       </w:rPr>
-      <w:t xml:space="preserve">Derechos de autor © 2023 por Karl </w:t>
-    </w:r>
-    <w:proofErr w:type="spellStart"/>
-    <w:r>
-      <w:rPr>
-        <w:b/>
-        <w:i/>
-        <w:color w:val="000000"/>
-        <w:sz w:val="20"/>
-        <w:szCs w:val="20"/>
-      </w:rPr>
-      <w:t>Wiegers</w:t>
-    </w:r>
-    <w:proofErr w:type="spellEnd"/>
-    <w:r>
-      <w:rPr>
-        <w:b/>
-        <w:i/>
-        <w:color w:val="000000"/>
-        <w:sz w:val="20"/>
-        <w:szCs w:val="20"/>
-      </w:rPr>
-      <w:t xml:space="preserve"> y </w:t>
-    </w:r>
-    <w:proofErr w:type="spellStart"/>
-    <w:r>
-      <w:rPr>
-        <w:b/>
-        <w:i/>
-        <w:color w:val="000000"/>
-        <w:sz w:val="20"/>
-        <w:szCs w:val="20"/>
-      </w:rPr>
-      <w:t>Seilevel</w:t>
-    </w:r>
-    <w:proofErr w:type="spellEnd"/>
-    <w:r>
-      <w:rPr>
-        <w:b/>
-        <w:i/>
-        <w:color w:val="000000"/>
-        <w:sz w:val="20"/>
-        <w:szCs w:val="20"/>
-      </w:rPr>
-      <w:t xml:space="preserve"> </w:t>
-    </w:r>
-    <w:proofErr w:type="spellStart"/>
-    <w:r>
-      <w:rPr>
-        <w:b/>
-        <w:i/>
-        <w:color w:val="000000"/>
-        <w:sz w:val="20"/>
-        <w:szCs w:val="20"/>
-      </w:rPr>
-      <w:t>Partners</w:t>
-    </w:r>
-    <w:proofErr w:type="spellEnd"/>
-    <w:r>
-      <w:rPr>
-        <w:b/>
-        <w:i/>
-        <w:color w:val="000000"/>
-        <w:sz w:val="20"/>
-        <w:szCs w:val="20"/>
-      </w:rPr>
-      <w:t xml:space="preserve"> LP. Se concede permiso para usar y modificar.</w:t>
+      <w:t>Derechos de autor © 2023 por Karl Wiegers y Seilevel Partners LP. Se concede permiso para usar y modificar.</w:t>
     </w:r>
   </w:p>
 </w:ftr>
@@ -8340,73 +7630,7 @@
         <w:sz w:val="20"/>
         <w:szCs w:val="20"/>
       </w:rPr>
-      <w:t xml:space="preserve">Derechos de autor © 2023 por Karl </w:t>
-    </w:r>
-    <w:proofErr w:type="spellStart"/>
-    <w:r>
-      <w:rPr>
-        <w:b/>
-        <w:i/>
-        <w:color w:val="000000"/>
-        <w:sz w:val="20"/>
-        <w:szCs w:val="20"/>
-      </w:rPr>
-      <w:t>Wiegers</w:t>
-    </w:r>
-    <w:proofErr w:type="spellEnd"/>
-    <w:r>
-      <w:rPr>
-        <w:b/>
-        <w:i/>
-        <w:color w:val="000000"/>
-        <w:sz w:val="20"/>
-        <w:szCs w:val="20"/>
-      </w:rPr>
-      <w:t xml:space="preserve"> y </w:t>
-    </w:r>
-    <w:proofErr w:type="spellStart"/>
-    <w:r>
-      <w:rPr>
-        <w:b/>
-        <w:i/>
-        <w:color w:val="000000"/>
-        <w:sz w:val="20"/>
-        <w:szCs w:val="20"/>
-      </w:rPr>
-      <w:t>Seilevel</w:t>
-    </w:r>
-    <w:proofErr w:type="spellEnd"/>
-    <w:r>
-      <w:rPr>
-        <w:b/>
-        <w:i/>
-        <w:color w:val="000000"/>
-        <w:sz w:val="20"/>
-        <w:szCs w:val="20"/>
-      </w:rPr>
-      <w:t xml:space="preserve"> </w:t>
-    </w:r>
-    <w:proofErr w:type="spellStart"/>
-    <w:r>
-      <w:rPr>
-        <w:b/>
-        <w:i/>
-        <w:color w:val="000000"/>
-        <w:sz w:val="20"/>
-        <w:szCs w:val="20"/>
-      </w:rPr>
-      <w:t>Partners</w:t>
-    </w:r>
-    <w:proofErr w:type="spellEnd"/>
-    <w:r>
-      <w:rPr>
-        <w:b/>
-        <w:i/>
-        <w:color w:val="000000"/>
-        <w:sz w:val="20"/>
-        <w:szCs w:val="20"/>
-      </w:rPr>
-      <w:t xml:space="preserve"> LP. Se concede permiso para usar y modificar.</w:t>
+      <w:t>Derechos de autor © 2023 por Karl Wiegers y Seilevel Partners LP. Se concede permiso para usar y modificar.</w:t>
     </w:r>
   </w:p>
 </w:ftr>
@@ -8445,6 +7669,12 @@
     </w:r>
     <w:r>
       <w:fldChar w:fldCharType="separate"/>
+    </w:r>
+    <w:r>
+      <w:rPr>
+        <w:noProof/>
+      </w:rPr>
+      <w:t>2</w:t>
     </w:r>
     <w:r>
       <w:fldChar w:fldCharType="end"/>
@@ -8772,6 +8002,92 @@
     </w:lvl>
   </w:abstractNum>
   <w:abstractNum w:abstractNumId="2" w15:restartNumberingAfterBreak="0">
+    <w:nsid w:val="5B0F069B"/>
+    <w:multiLevelType w:val="multilevel"/>
+    <w:tmpl w:val="0E4E0994"/>
+    <w:lvl w:ilvl="0">
+      <w:start w:val="1"/>
+      <w:numFmt w:val="decimal"/>
+      <w:lvlText w:val="%1."/>
+      <w:lvlJc w:val="left"/>
+      <w:pPr>
+        <w:ind w:left="0" w:firstLine="0"/>
+      </w:pPr>
+    </w:lvl>
+    <w:lvl w:ilvl="1">
+      <w:start w:val="1"/>
+      <w:numFmt w:val="decimal"/>
+      <w:lvlText w:val="%1.%2"/>
+      <w:lvlJc w:val="left"/>
+      <w:pPr>
+        <w:ind w:left="0" w:firstLine="0"/>
+      </w:pPr>
+    </w:lvl>
+    <w:lvl w:ilvl="2">
+      <w:start w:val="1"/>
+      <w:numFmt w:val="decimal"/>
+      <w:lvlText w:val="%1.%2.%3"/>
+      <w:lvlJc w:val="left"/>
+      <w:pPr>
+        <w:ind w:left="0" w:firstLine="0"/>
+      </w:pPr>
+    </w:lvl>
+    <w:lvl w:ilvl="3">
+      <w:start w:val="1"/>
+      <w:numFmt w:val="decimal"/>
+      <w:lvlText w:val="%1.%2.%3.%4"/>
+      <w:lvlJc w:val="left"/>
+      <w:pPr>
+        <w:ind w:left="0" w:firstLine="0"/>
+      </w:pPr>
+    </w:lvl>
+    <w:lvl w:ilvl="4">
+      <w:start w:val="1"/>
+      <w:numFmt w:val="decimal"/>
+      <w:lvlText w:val="%1.%2.%3.%4.%5"/>
+      <w:lvlJc w:val="left"/>
+      <w:pPr>
+        <w:ind w:left="0" w:firstLine="0"/>
+      </w:pPr>
+    </w:lvl>
+    <w:lvl w:ilvl="5">
+      <w:start w:val="1"/>
+      <w:numFmt w:val="decimal"/>
+      <w:lvlText w:val="%1.%2.%3.%4.%5.%6"/>
+      <w:lvlJc w:val="left"/>
+      <w:pPr>
+        <w:ind w:left="0" w:firstLine="0"/>
+      </w:pPr>
+    </w:lvl>
+    <w:lvl w:ilvl="6">
+      <w:start w:val="1"/>
+      <w:numFmt w:val="decimal"/>
+      <w:lvlText w:val="%1.%2.%3.%4.%5.%6.%7"/>
+      <w:lvlJc w:val="left"/>
+      <w:pPr>
+        <w:ind w:left="0" w:firstLine="0"/>
+      </w:pPr>
+    </w:lvl>
+    <w:lvl w:ilvl="7">
+      <w:start w:val="1"/>
+      <w:numFmt w:val="decimal"/>
+      <w:lvlText w:val="%1.%2.%3.%4.%5.%6.%7.%8"/>
+      <w:lvlJc w:val="left"/>
+      <w:pPr>
+        <w:ind w:left="0" w:firstLine="0"/>
+      </w:pPr>
+    </w:lvl>
+    <w:lvl w:ilvl="8">
+      <w:start w:val="1"/>
+      <w:numFmt w:val="decimal"/>
+      <w:lvlText w:val="%1.%2.%3.%4.%5.%6.%7.%8.%9"/>
+      <w:lvlJc w:val="left"/>
+      <w:pPr>
+        <w:ind w:left="0" w:firstLine="0"/>
+      </w:pPr>
+    </w:lvl>
+  </w:abstractNum>
+  <w:abstractNum w:abstractNumId="3" w15:restartNumberingAfterBreak="0">
     <w:nsid w:val="5D583F17"/>
     <w:multiLevelType w:val="multilevel"/>
     <w:tmpl w:val="26525F24"/>
@@ -8884,7 +8200,7 @@
       </w:rPr>
     </w:lvl>
   </w:abstractNum>
-  <w:abstractNum w:abstractNumId="3" w15:restartNumberingAfterBreak="0">
+  <w:abstractNum w:abstractNumId="4" w15:restartNumberingAfterBreak="0">
     <w:nsid w:val="6334164C"/>
     <w:multiLevelType w:val="multilevel"/>
     <w:tmpl w:val="2A660B8A"/>
@@ -8999,7 +8315,7 @@
       </w:rPr>
     </w:lvl>
   </w:abstractNum>
-  <w:abstractNum w:abstractNumId="4" w15:restartNumberingAfterBreak="0">
+  <w:abstractNum w:abstractNumId="5" w15:restartNumberingAfterBreak="0">
     <w:nsid w:val="7C255F8B"/>
     <w:multiLevelType w:val="multilevel"/>
     <w:tmpl w:val="43E63A7E"/>
@@ -9113,19 +8429,22 @@
     </w:lvl>
   </w:abstractNum>
   <w:num w:numId="1" w16cid:durableId="776751271">
-    <w:abstractNumId w:val="2"/>
+    <w:abstractNumId w:val="3"/>
   </w:num>
   <w:num w:numId="2" w16cid:durableId="88624064">
     <w:abstractNumId w:val="0"/>
   </w:num>
   <w:num w:numId="3" w16cid:durableId="1849439393">
-    <w:abstractNumId w:val="3"/>
+    <w:abstractNumId w:val="4"/>
   </w:num>
   <w:num w:numId="4" w16cid:durableId="757870980">
     <w:abstractNumId w:val="1"/>
   </w:num>
   <w:num w:numId="5" w16cid:durableId="652107335">
-    <w:abstractNumId w:val="4"/>
+    <w:abstractNumId w:val="5"/>
+  </w:num>
+  <w:num w:numId="6" w16cid:durableId="663553952">
+    <w:abstractNumId w:val="2"/>
   </w:num>
 </w:numbering>
 </file>
@@ -9547,6 +8866,7 @@
     <w:name w:val="heading 2"/>
     <w:basedOn w:val="Normal"/>
     <w:next w:val="Normal"/>
+    <w:link w:val="Ttulo2Car"/>
     <w:uiPriority w:val="9"/>
     <w:unhideWhenUsed/>
     <w:qFormat/>
@@ -10144,6 +9464,18 @@
       </w:tblCellMar>
     </w:tblPr>
   </w:style>
+  <w:style w:type="character" w:customStyle="1" w:styleId="Ttulo2Car">
+    <w:name w:val="Título 2 Car"/>
+    <w:basedOn w:val="Fuentedeprrafopredeter"/>
+    <w:link w:val="Ttulo2"/>
+    <w:uiPriority w:val="9"/>
+    <w:rsid w:val="00D832D6"/>
+    <w:rPr>
+      <w:b/>
+      <w:sz w:val="28"/>
+      <w:szCs w:val="28"/>
+    </w:rPr>
+  </w:style>
 </w:styles>
 </file>
 

--- a/docs/Documento de Especificación de Requisitos de Software.docx
+++ b/docs/Documento de Especificación de Requisitos de Software.docx
@@ -4784,23 +4784,7 @@
               <w:spacing w:line="360" w:lineRule="auto"/>
             </w:pPr>
             <w:r>
-              <w:t xml:space="preserve">Especificación de Requisitos de Software (Software </w:t>
-            </w:r>
-            <w:proofErr w:type="spellStart"/>
-            <w:r>
-              <w:t>Requirement</w:t>
-            </w:r>
-            <w:proofErr w:type="spellEnd"/>
-            <w:r>
-              <w:t xml:space="preserve"> </w:t>
-            </w:r>
-            <w:proofErr w:type="spellStart"/>
-            <w:r>
-              <w:t>Specification</w:t>
-            </w:r>
-            <w:proofErr w:type="spellEnd"/>
-            <w:r>
-              <w:t>)</w:t>
+              <w:t>Especificación de Requisitos de Software (Software Requirement Specification)</w:t>
             </w:r>
           </w:p>
         </w:tc>
@@ -4828,13 +4812,8 @@
               </w:pBdr>
               <w:spacing w:line="360" w:lineRule="auto"/>
             </w:pPr>
-            <w:proofErr w:type="gramStart"/>
-            <w:r>
-              <w:t>Ticket</w:t>
-            </w:r>
-            <w:proofErr w:type="gramEnd"/>
-            <w:r>
-              <w:t xml:space="preserve"> de caja</w:t>
+            <w:r>
+              <w:t>Ticket de caja</w:t>
             </w:r>
           </w:p>
         </w:tc>
@@ -5184,15 +5163,7 @@
               <w:spacing w:line="360" w:lineRule="auto"/>
             </w:pPr>
             <w:r>
-              <w:t xml:space="preserve">Tiene acceso limitado al sistema: puede realizar ventas, emitir </w:t>
-            </w:r>
-            <w:proofErr w:type="gramStart"/>
-            <w:r>
-              <w:t>tickets</w:t>
-            </w:r>
-            <w:proofErr w:type="gramEnd"/>
-            <w:r>
-              <w:t xml:space="preserve"> de caja y consultar productos, pero no modificar configuraciones ni acceder a reportes.</w:t>
+              <w:t>Tiene acceso limitado al sistema: puede realizar ventas, emitir tickets de caja y consultar productos, pero no modificar configuraciones ni acceder a reportes.</w:t>
             </w:r>
           </w:p>
         </w:tc>
@@ -6204,31 +6175,7 @@
               <w:jc w:val="both"/>
             </w:pPr>
             <w:r>
-              <w:t>El cálculo del salario se hace de la siguiente manera: (</w:t>
-            </w:r>
-            <w:proofErr w:type="spellStart"/>
-            <w:r>
-              <w:t>HorasTrabajadas</w:t>
-            </w:r>
-            <w:proofErr w:type="spellEnd"/>
-            <w:r>
-              <w:t xml:space="preserve"> * </w:t>
-            </w:r>
-            <w:proofErr w:type="spellStart"/>
-            <w:r>
-              <w:t>SalarioEmpleado</w:t>
-            </w:r>
-            <w:proofErr w:type="spellEnd"/>
-            <w:r>
-              <w:t xml:space="preserve">) * </w:t>
-            </w:r>
-            <w:proofErr w:type="spellStart"/>
-            <w:r>
-              <w:t>ModalidadPago</w:t>
-            </w:r>
-            <w:proofErr w:type="spellEnd"/>
-            <w:r>
-              <w:t xml:space="preserve"> en días.</w:t>
+              <w:t>El cálculo del salario se hace de la siguiente manera: (HorasTrabajadas * SalarioEmpleado) * ModalidadPago en días.</w:t>
             </w:r>
           </w:p>
         </w:tc>
@@ -6444,11 +6391,14 @@
               <w:jc w:val="both"/>
               <w:rPr>
                 <w:b/>
-              </w:rPr>
-            </w:pPr>
-            <w:r>
-              <w:rPr>
-                <w:b/>
+                <w:highlight w:val="red"/>
+              </w:rPr>
+            </w:pPr>
+            <w:commentRangeStart w:id="15"/>
+            <w:r>
+              <w:rPr>
+                <w:b/>
+                <w:highlight w:val="red"/>
               </w:rPr>
               <w:t>Código y nombre</w:t>
             </w:r>
@@ -6462,14 +6412,23 @@
             <w:pPr>
               <w:spacing w:line="276" w:lineRule="auto"/>
               <w:jc w:val="both"/>
-            </w:pPr>
-            <w:r>
+              <w:rPr>
+                <w:highlight w:val="red"/>
+              </w:rPr>
+            </w:pPr>
+            <w:r>
+              <w:rPr>
+                <w:highlight w:val="red"/>
+              </w:rPr>
               <w:t>[RF-PER-005] Filtro de Información del Personal</w:t>
             </w:r>
           </w:p>
         </w:tc>
       </w:tr>
       <w:tr>
+        <w:trPr>
+          <w:trHeight w:val="400"/>
+        </w:trPr>
         <w:tc>
           <w:tcPr>
             <w:tcW w:w="2122" w:type="dxa"/>
@@ -6481,11 +6440,13 @@
               <w:jc w:val="both"/>
               <w:rPr>
                 <w:b/>
-              </w:rPr>
-            </w:pPr>
-            <w:r>
-              <w:rPr>
-                <w:b/>
+                <w:highlight w:val="red"/>
+              </w:rPr>
+            </w:pPr>
+            <w:r>
+              <w:rPr>
+                <w:b/>
+                <w:highlight w:val="red"/>
               </w:rPr>
               <w:t>Descripción</w:t>
             </w:r>
@@ -6499,8 +6460,14 @@
             <w:pPr>
               <w:spacing w:line="276" w:lineRule="auto"/>
               <w:jc w:val="both"/>
-            </w:pPr>
-            <w:r>
+              <w:rPr>
+                <w:highlight w:val="red"/>
+              </w:rPr>
+            </w:pPr>
+            <w:r>
+              <w:rPr>
+                <w:highlight w:val="red"/>
+              </w:rPr>
               <w:t>El sistema debe permitir a los usuarios con permisos adecuados filtrar la información del personal por nombre o cargo para una gestión más eficiente</w:t>
             </w:r>
           </w:p>
@@ -6521,11 +6488,13 @@
               <w:jc w:val="both"/>
               <w:rPr>
                 <w:b/>
-              </w:rPr>
-            </w:pPr>
-            <w:r>
-              <w:rPr>
-                <w:b/>
+                <w:highlight w:val="red"/>
+              </w:rPr>
+            </w:pPr>
+            <w:r>
+              <w:rPr>
+                <w:b/>
+                <w:highlight w:val="red"/>
               </w:rPr>
               <w:t>Observaciones</w:t>
             </w:r>
@@ -6539,9 +6508,25 @@
             <w:pPr>
               <w:spacing w:line="276" w:lineRule="auto"/>
               <w:jc w:val="both"/>
-            </w:pPr>
-            <w:r>
+              <w:rPr>
+                <w:highlight w:val="red"/>
+              </w:rPr>
+            </w:pPr>
+            <w:r>
+              <w:rPr>
+                <w:highlight w:val="red"/>
+              </w:rPr>
               <w:t>No aplica.</w:t>
+            </w:r>
+            <w:commentRangeEnd w:id="15"/>
+            <w:r>
+              <w:rPr>
+                <w:rStyle w:val="Refdecomentario"/>
+                <w:sz w:val="24"/>
+                <w:szCs w:val="24"/>
+                <w:highlight w:val="red"/>
+              </w:rPr>
+              <w:commentReference w:id="15"/>
             </w:r>
           </w:p>
         </w:tc>
@@ -6563,9 +6548,9 @@
           <w:color w:val="auto"/>
         </w:rPr>
       </w:pPr>
-      <w:bookmarkStart w:id="15" w:name="_6tz5is4ai0xx" w:colFirst="0" w:colLast="0"/>
-      <w:bookmarkStart w:id="16" w:name="_Toc208102147"/>
-      <w:bookmarkEnd w:id="15"/>
+      <w:bookmarkStart w:id="16" w:name="_6tz5is4ai0xx" w:colFirst="0" w:colLast="0"/>
+      <w:bookmarkStart w:id="17" w:name="_Toc208102147"/>
+      <w:bookmarkEnd w:id="16"/>
       <w:r>
         <w:rPr>
           <w:rFonts w:ascii="Times New Roman" w:eastAsia="Times New Roman" w:hAnsi="Times New Roman" w:cs="Times New Roman"/>
@@ -6574,7 +6559,7 @@
         </w:rPr>
         <w:t>Módulo de Finanzas</w:t>
       </w:r>
-      <w:bookmarkEnd w:id="16"/>
+      <w:bookmarkEnd w:id="17"/>
     </w:p>
     <w:tbl>
       <w:tblPr>
@@ -6713,12 +6698,12 @@
       </w:tr>
     </w:tbl>
     <w:p>
-      <w:bookmarkStart w:id="17" w:name="_dls6xnoi5b5u" w:colFirst="0" w:colLast="0"/>
-      <w:bookmarkStart w:id="18" w:name="_qibfnv2gdgh3" w:colFirst="0" w:colLast="0"/>
-      <w:bookmarkStart w:id="19" w:name="_5pdiznqoty0v" w:colFirst="0" w:colLast="0"/>
-      <w:bookmarkEnd w:id="17"/>
+      <w:bookmarkStart w:id="18" w:name="_dls6xnoi5b5u" w:colFirst="0" w:colLast="0"/>
+      <w:bookmarkStart w:id="19" w:name="_qibfnv2gdgh3" w:colFirst="0" w:colLast="0"/>
+      <w:bookmarkStart w:id="20" w:name="_5pdiznqoty0v" w:colFirst="0" w:colLast="0"/>
       <w:bookmarkEnd w:id="18"/>
       <w:bookmarkEnd w:id="19"/>
+      <w:bookmarkEnd w:id="20"/>
     </w:p>
     <w:p>
       <w:pPr>
@@ -6896,11 +6881,13 @@
               <w:jc w:val="both"/>
               <w:rPr>
                 <w:b/>
-              </w:rPr>
-            </w:pPr>
-            <w:r>
-              <w:rPr>
-                <w:b/>
+                <w:highlight w:val="blue"/>
+              </w:rPr>
+            </w:pPr>
+            <w:r>
+              <w:rPr>
+                <w:b/>
+                <w:highlight w:val="blue"/>
               </w:rPr>
               <w:t>Código y nombre</w:t>
             </w:r>
@@ -6914,20 +6901,38 @@
             <w:pPr>
               <w:spacing w:line="276" w:lineRule="auto"/>
               <w:jc w:val="both"/>
-            </w:pPr>
-            <w:r>
+              <w:rPr>
+                <w:highlight w:val="blue"/>
+              </w:rPr>
+            </w:pPr>
+            <w:r>
+              <w:rPr>
+                <w:highlight w:val="blue"/>
+              </w:rPr>
               <w:t>[RF-FIN-00</w:t>
             </w:r>
             <w:r>
+              <w:rPr>
+                <w:highlight w:val="blue"/>
+              </w:rPr>
               <w:t>3</w:t>
             </w:r>
             <w:r>
+              <w:rPr>
+                <w:highlight w:val="blue"/>
+              </w:rPr>
               <w:t>]</w:t>
             </w:r>
             <w:r>
+              <w:rPr>
+                <w:highlight w:val="blue"/>
+              </w:rPr>
               <w:t xml:space="preserve"> Manejo de Moneda Local</w:t>
             </w:r>
             <w:r>
+              <w:rPr>
+                <w:highlight w:val="blue"/>
+              </w:rPr>
               <w:t>.</w:t>
             </w:r>
           </w:p>
@@ -6945,11 +6950,13 @@
               <w:jc w:val="both"/>
               <w:rPr>
                 <w:b/>
-              </w:rPr>
-            </w:pPr>
-            <w:r>
-              <w:rPr>
-                <w:b/>
+                <w:highlight w:val="blue"/>
+              </w:rPr>
+            </w:pPr>
+            <w:r>
+              <w:rPr>
+                <w:b/>
+                <w:highlight w:val="blue"/>
               </w:rPr>
               <w:t>Descripción</w:t>
             </w:r>
@@ -6963,8 +6970,14 @@
             <w:pPr>
               <w:spacing w:line="276" w:lineRule="auto"/>
               <w:jc w:val="both"/>
-            </w:pPr>
-            <w:r>
+              <w:rPr>
+                <w:highlight w:val="blue"/>
+              </w:rPr>
+            </w:pPr>
+            <w:r>
+              <w:rPr>
+                <w:highlight w:val="blue"/>
+              </w:rPr>
               <w:t>El sistema debe operar exclusivamente con la moneda local, sin realizar conversiones a otras divisas.</w:t>
             </w:r>
           </w:p>
@@ -6985,11 +6998,13 @@
               <w:jc w:val="both"/>
               <w:rPr>
                 <w:b/>
-              </w:rPr>
-            </w:pPr>
-            <w:r>
-              <w:rPr>
-                <w:b/>
+                <w:highlight w:val="blue"/>
+              </w:rPr>
+            </w:pPr>
+            <w:r>
+              <w:rPr>
+                <w:b/>
+                <w:highlight w:val="blue"/>
               </w:rPr>
               <w:t>Observaciones</w:t>
             </w:r>
@@ -7005,7 +7020,33 @@
               <w:jc w:val="both"/>
             </w:pPr>
             <w:r>
-              <w:t>No aplica.</w:t>
+              <w:rPr>
+                <w:highlight w:val="blue"/>
+              </w:rPr>
+              <w:t xml:space="preserve">No </w:t>
+            </w:r>
+            <w:commentRangeStart w:id="21"/>
+            <w:r>
+              <w:rPr>
+                <w:highlight w:val="blue"/>
+              </w:rPr>
+              <w:t>aplica</w:t>
+            </w:r>
+            <w:commentRangeEnd w:id="21"/>
+            <w:r>
+              <w:rPr>
+                <w:rStyle w:val="Refdecomentario"/>
+                <w:sz w:val="24"/>
+                <w:szCs w:val="24"/>
+                <w:highlight w:val="blue"/>
+              </w:rPr>
+              <w:commentReference w:id="21"/>
+            </w:r>
+            <w:r>
+              <w:rPr>
+                <w:highlight w:val="blue"/>
+              </w:rPr>
+              <w:t>.</w:t>
             </w:r>
           </w:p>
         </w:tc>
@@ -7027,7 +7068,7 @@
           <w:color w:val="auto"/>
         </w:rPr>
       </w:pPr>
-      <w:bookmarkStart w:id="20" w:name="_Toc208102148"/>
+      <w:bookmarkStart w:id="22" w:name="_Toc208102148"/>
       <w:r>
         <w:rPr>
           <w:rFonts w:ascii="Times New Roman" w:eastAsia="Times New Roman" w:hAnsi="Times New Roman" w:cs="Times New Roman"/>
@@ -7036,7 +7077,7 @@
         </w:rPr>
         <w:t>Módulo de Menú y Productos</w:t>
       </w:r>
-      <w:bookmarkEnd w:id="20"/>
+      <w:bookmarkEnd w:id="22"/>
     </w:p>
     <w:tbl>
       <w:tblPr>
@@ -7205,15 +7246,7 @@
               <w:t>:</w:t>
             </w:r>
             <w:r>
-              <w:t xml:space="preserve"> Desayuno, Almuerzo, Plato a la Carta, </w:t>
-            </w:r>
-            <w:proofErr w:type="spellStart"/>
-            <w:r>
-              <w:t>etc</w:t>
-            </w:r>
-            <w:proofErr w:type="spellEnd"/>
-            <w:r>
-              <w:t>…</w:t>
+              <w:t xml:space="preserve"> Desayuno, Almuerzo, Plato a la Carta, etc…</w:t>
             </w:r>
           </w:p>
           <w:p>
@@ -7234,15 +7267,7 @@
               <w:t>Productos:</w:t>
             </w:r>
             <w:r>
-              <w:t xml:space="preserve"> Bebidas, Snacks, </w:t>
-            </w:r>
-            <w:proofErr w:type="spellStart"/>
-            <w:r>
-              <w:t>etc</w:t>
-            </w:r>
-            <w:proofErr w:type="spellEnd"/>
-            <w:r>
-              <w:t>…</w:t>
+              <w:t xml:space="preserve"> Bebidas, Snacks, etc…</w:t>
             </w:r>
           </w:p>
         </w:tc>
@@ -7979,7 +8004,7 @@
           <w:color w:val="auto"/>
         </w:rPr>
       </w:pPr>
-      <w:bookmarkStart w:id="21" w:name="_Toc208102149"/>
+      <w:bookmarkStart w:id="23" w:name="_Toc208102149"/>
       <w:r>
         <w:rPr>
           <w:rFonts w:ascii="Times New Roman" w:eastAsia="Times New Roman" w:hAnsi="Times New Roman" w:cs="Times New Roman"/>
@@ -7988,7 +8013,7 @@
         </w:rPr>
         <w:t>Módulo de Contrataciones</w:t>
       </w:r>
-      <w:bookmarkEnd w:id="21"/>
+      <w:bookmarkEnd w:id="23"/>
     </w:p>
     <w:tbl>
       <w:tblPr>
@@ -8282,7 +8307,7 @@
           <w:color w:val="auto"/>
         </w:rPr>
       </w:pPr>
-      <w:bookmarkStart w:id="22" w:name="_Toc208102150"/>
+      <w:bookmarkStart w:id="24" w:name="_Toc208102150"/>
       <w:r>
         <w:rPr>
           <w:rFonts w:ascii="Times New Roman" w:eastAsia="Times New Roman" w:hAnsi="Times New Roman" w:cs="Times New Roman"/>
@@ -8300,7 +8325,7 @@
         </w:rPr>
         <w:t>Ventas y Facturación</w:t>
       </w:r>
-      <w:bookmarkEnd w:id="22"/>
+      <w:bookmarkEnd w:id="24"/>
     </w:p>
     <w:tbl>
       <w:tblPr>
@@ -8767,11 +8792,13 @@
               <w:jc w:val="both"/>
               <w:rPr>
                 <w:b/>
-              </w:rPr>
-            </w:pPr>
-            <w:r>
-              <w:rPr>
-                <w:b/>
+                <w:highlight w:val="yellow"/>
+              </w:rPr>
+            </w:pPr>
+            <w:r>
+              <w:rPr>
+                <w:b/>
+                <w:highlight w:val="yellow"/>
               </w:rPr>
               <w:t>Código y nombre</w:t>
             </w:r>
@@ -8785,11 +8812,20 @@
             <w:pPr>
               <w:spacing w:line="276" w:lineRule="auto"/>
               <w:jc w:val="both"/>
-            </w:pPr>
-            <w:r>
+              <w:rPr>
+                <w:highlight w:val="yellow"/>
+              </w:rPr>
+            </w:pPr>
+            <w:r>
+              <w:rPr>
+                <w:highlight w:val="yellow"/>
+              </w:rPr>
               <w:t xml:space="preserve">[RF-VNF-004] </w:t>
             </w:r>
             <w:r>
+              <w:rPr>
+                <w:highlight w:val="yellow"/>
+              </w:rPr>
               <w:t>Historial de Ventas.</w:t>
             </w:r>
           </w:p>
@@ -8807,11 +8843,13 @@
               <w:jc w:val="both"/>
               <w:rPr>
                 <w:b/>
-              </w:rPr>
-            </w:pPr>
-            <w:r>
-              <w:rPr>
-                <w:b/>
+                <w:highlight w:val="yellow"/>
+              </w:rPr>
+            </w:pPr>
+            <w:r>
+              <w:rPr>
+                <w:b/>
+                <w:highlight w:val="yellow"/>
               </w:rPr>
               <w:t>Descripción</w:t>
             </w:r>
@@ -8825,8 +8863,14 @@
             <w:pPr>
               <w:spacing w:line="276" w:lineRule="auto"/>
               <w:jc w:val="both"/>
-            </w:pPr>
-            <w:r>
+              <w:rPr>
+                <w:highlight w:val="yellow"/>
+              </w:rPr>
+            </w:pPr>
+            <w:r>
+              <w:rPr>
+                <w:highlight w:val="yellow"/>
+              </w:rPr>
               <w:t>El sistema debe mantener un historial organizado de las ventas realizadas por fecha y tipo de consumo.</w:t>
             </w:r>
           </w:p>
@@ -8847,14 +8891,28 @@
               <w:jc w:val="both"/>
               <w:rPr>
                 <w:b/>
-              </w:rPr>
-            </w:pPr>
-            <w:r>
-              <w:rPr>
-                <w:b/>
+                <w:highlight w:val="yellow"/>
+              </w:rPr>
+            </w:pPr>
+            <w:commentRangeStart w:id="25"/>
+            <w:r>
+              <w:rPr>
+                <w:b/>
+                <w:highlight w:val="yellow"/>
               </w:rPr>
               <w:t>Observaciones</w:t>
             </w:r>
+            <w:commentRangeEnd w:id="25"/>
+            <w:r>
+              <w:rPr>
+                <w:rStyle w:val="Refdecomentario"/>
+                <w:b/>
+                <w:sz w:val="24"/>
+                <w:szCs w:val="24"/>
+                <w:highlight w:val="yellow"/>
+              </w:rPr>
+              <w:commentReference w:id="25"/>
+            </w:r>
           </w:p>
         </w:tc>
         <w:tc>
@@ -8865,6 +8923,9 @@
             <w:pPr>
               <w:spacing w:line="276" w:lineRule="auto"/>
               <w:jc w:val="both"/>
+              <w:rPr>
+                <w:highlight w:val="yellow"/>
+              </w:rPr>
             </w:pPr>
           </w:p>
         </w:tc>
@@ -8886,7 +8947,7 @@
           <w:color w:val="auto"/>
         </w:rPr>
       </w:pPr>
-      <w:bookmarkStart w:id="23" w:name="_Toc208102151"/>
+      <w:bookmarkStart w:id="26" w:name="_Toc208102151"/>
       <w:r>
         <w:rPr>
           <w:rFonts w:ascii="Times New Roman" w:eastAsia="Times New Roman" w:hAnsi="Times New Roman" w:cs="Times New Roman"/>
@@ -8895,7 +8956,7 @@
         </w:rPr>
         <w:t>Módulo de Gestión de Proveedores</w:t>
       </w:r>
-      <w:bookmarkEnd w:id="23"/>
+      <w:bookmarkEnd w:id="26"/>
     </w:p>
     <w:tbl>
       <w:tblPr>
@@ -9195,7 +9256,7 @@
           <w:color w:val="auto"/>
         </w:rPr>
       </w:pPr>
-      <w:bookmarkStart w:id="24" w:name="_Toc208102152"/>
+      <w:bookmarkStart w:id="27" w:name="_Toc208102152"/>
       <w:r>
         <w:rPr>
           <w:rFonts w:ascii="Times New Roman" w:eastAsia="Times New Roman" w:hAnsi="Times New Roman" w:cs="Times New Roman"/>
@@ -9204,7 +9265,7 @@
         </w:rPr>
         <w:t>Módulo de Reportes</w:t>
       </w:r>
-      <w:bookmarkEnd w:id="24"/>
+      <w:bookmarkEnd w:id="27"/>
     </w:p>
     <w:tbl>
       <w:tblPr>
@@ -9912,7 +9973,7 @@
           <w:color w:val="auto"/>
         </w:rPr>
       </w:pPr>
-      <w:bookmarkStart w:id="25" w:name="_Toc208102153"/>
+      <w:bookmarkStart w:id="28" w:name="_Toc208102153"/>
       <w:r>
         <w:rPr>
           <w:rFonts w:ascii="Times New Roman" w:eastAsia="Times New Roman" w:hAnsi="Times New Roman" w:cs="Times New Roman"/>
@@ -9922,7 +9983,7 @@
         <w:lastRenderedPageBreak/>
         <w:t>Módulo de Seguridad y Auditoría.</w:t>
       </w:r>
-      <w:bookmarkEnd w:id="25"/>
+      <w:bookmarkEnd w:id="28"/>
     </w:p>
     <w:tbl>
       <w:tblPr>
@@ -10078,11 +10139,11 @@
           <w:szCs w:val="36"/>
         </w:rPr>
       </w:pPr>
-      <w:bookmarkStart w:id="26" w:name="_i3e4axwpnj03" w:colFirst="0" w:colLast="0"/>
-      <w:bookmarkStart w:id="27" w:name="_gupu231u4awb" w:colFirst="0" w:colLast="0"/>
-      <w:bookmarkStart w:id="28" w:name="_Toc208102154"/>
-      <w:bookmarkEnd w:id="26"/>
-      <w:bookmarkEnd w:id="27"/>
+      <w:bookmarkStart w:id="29" w:name="_i3e4axwpnj03" w:colFirst="0" w:colLast="0"/>
+      <w:bookmarkStart w:id="30" w:name="_gupu231u4awb" w:colFirst="0" w:colLast="0"/>
+      <w:bookmarkStart w:id="31" w:name="_Toc208102154"/>
+      <w:bookmarkEnd w:id="29"/>
+      <w:bookmarkEnd w:id="30"/>
       <w:r>
         <w:rPr>
           <w:rFonts w:ascii="Times New Roman" w:eastAsia="Times New Roman" w:hAnsi="Times New Roman" w:cs="Times New Roman"/>
@@ -10093,7 +10154,7 @@
         </w:rPr>
         <w:t>Requerimientos No Funcionales</w:t>
       </w:r>
-      <w:bookmarkEnd w:id="28"/>
+      <w:bookmarkEnd w:id="31"/>
     </w:p>
     <w:p>
       <w:pPr>
@@ -10110,7 +10171,7 @@
           <w:color w:val="auto"/>
         </w:rPr>
       </w:pPr>
-      <w:bookmarkStart w:id="29" w:name="_Toc208102155"/>
+      <w:bookmarkStart w:id="32" w:name="_Toc208102155"/>
       <w:r>
         <w:rPr>
           <w:rFonts w:ascii="Times New Roman" w:eastAsia="Times New Roman" w:hAnsi="Times New Roman" w:cs="Times New Roman"/>
@@ -10119,7 +10180,7 @@
         </w:rPr>
         <w:t>Requisitos de la interfaz externa</w:t>
       </w:r>
-      <w:bookmarkEnd w:id="29"/>
+      <w:bookmarkEnd w:id="32"/>
     </w:p>
     <w:p>
       <w:pPr>
@@ -10146,7 +10207,7 @@
         </w:rPr>
         <w:t xml:space="preserve"> </w:t>
       </w:r>
-      <w:bookmarkStart w:id="30" w:name="_Toc208102156"/>
+      <w:bookmarkStart w:id="33" w:name="_Toc208102156"/>
       <w:r>
         <w:rPr>
           <w:rFonts w:eastAsia="Times New Roman" w:cs="Times New Roman"/>
@@ -10155,7 +10216,7 @@
         </w:rPr>
         <w:t>Interfaces de usuario</w:t>
       </w:r>
-      <w:bookmarkEnd w:id="30"/>
+      <w:bookmarkEnd w:id="33"/>
     </w:p>
     <w:tbl>
       <w:tblPr>
@@ -10786,7 +10847,7 @@
         </w:rPr>
         <w:t xml:space="preserve"> </w:t>
       </w:r>
-      <w:bookmarkStart w:id="31" w:name="_Toc208102157"/>
+      <w:bookmarkStart w:id="34" w:name="_Toc208102157"/>
       <w:r>
         <w:rPr>
           <w:rFonts w:eastAsia="Times New Roman" w:cs="Times New Roman"/>
@@ -10795,7 +10856,7 @@
         </w:rPr>
         <w:t>Software</w:t>
       </w:r>
-      <w:bookmarkEnd w:id="31"/>
+      <w:bookmarkEnd w:id="34"/>
     </w:p>
     <w:tbl>
       <w:tblPr>
@@ -11131,7 +11192,7 @@
         </w:rPr>
         <w:t xml:space="preserve"> </w:t>
       </w:r>
-      <w:bookmarkStart w:id="32" w:name="_Toc208102158"/>
+      <w:bookmarkStart w:id="35" w:name="_Toc208102158"/>
       <w:r>
         <w:rPr>
           <w:rFonts w:eastAsia="Times New Roman" w:cs="Times New Roman"/>
@@ -11140,7 +11201,7 @@
         </w:rPr>
         <w:t>Hardware</w:t>
       </w:r>
-      <w:bookmarkEnd w:id="32"/>
+      <w:bookmarkEnd w:id="35"/>
     </w:p>
     <w:tbl>
       <w:tblPr>
@@ -11644,7 +11705,7 @@
         </w:rPr>
         <w:t xml:space="preserve"> </w:t>
       </w:r>
-      <w:bookmarkStart w:id="33" w:name="_Toc208102159"/>
+      <w:bookmarkStart w:id="36" w:name="_Toc208102159"/>
       <w:r>
         <w:rPr>
           <w:rFonts w:eastAsia="Times New Roman" w:cs="Times New Roman"/>
@@ -11669,7 +11730,7 @@
         </w:rPr>
         <w:t>omunicación</w:t>
       </w:r>
-      <w:bookmarkEnd w:id="33"/>
+      <w:bookmarkEnd w:id="36"/>
     </w:p>
     <w:tbl>
       <w:tblPr>
@@ -12004,7 +12065,7 @@
           <w:color w:val="auto"/>
         </w:rPr>
       </w:pPr>
-      <w:bookmarkStart w:id="34" w:name="_Toc208102160"/>
+      <w:bookmarkStart w:id="37" w:name="_Toc208102160"/>
       <w:r>
         <w:rPr>
           <w:rFonts w:ascii="Times New Roman" w:eastAsia="Times New Roman" w:hAnsi="Times New Roman" w:cs="Times New Roman"/>
@@ -12013,7 +12074,7 @@
         </w:rPr>
         <w:t>Atributos de calidad</w:t>
       </w:r>
-      <w:bookmarkEnd w:id="34"/>
+      <w:bookmarkEnd w:id="37"/>
     </w:p>
     <w:p>
       <w:pPr>
@@ -12030,6 +12091,7 @@
           <w:rFonts w:eastAsia="Times New Roman" w:cs="Times New Roman"/>
           <w:b/>
           <w:color w:val="auto"/>
+          <w:highlight w:val="magenta"/>
         </w:rPr>
       </w:pPr>
       <w:r>
@@ -12040,16 +12102,17 @@
         </w:rPr>
         <w:t xml:space="preserve"> </w:t>
       </w:r>
-      <w:bookmarkStart w:id="35" w:name="_Toc208102161"/>
+      <w:bookmarkStart w:id="38" w:name="_Toc208102161"/>
       <w:r>
         <w:rPr>
           <w:rFonts w:eastAsia="Times New Roman" w:cs="Times New Roman"/>
           <w:b/>
           <w:color w:val="auto"/>
+          <w:highlight w:val="magenta"/>
         </w:rPr>
         <w:t>Usabilidad</w:t>
       </w:r>
-      <w:bookmarkEnd w:id="35"/>
+      <w:bookmarkEnd w:id="38"/>
     </w:p>
     <w:tbl>
       <w:tblPr>
@@ -12666,7 +12729,7 @@
         </w:rPr>
         <w:t xml:space="preserve"> </w:t>
       </w:r>
-      <w:bookmarkStart w:id="36" w:name="_Toc208102162"/>
+      <w:bookmarkStart w:id="39" w:name="_Toc208102162"/>
       <w:r>
         <w:rPr>
           <w:rFonts w:eastAsia="Times New Roman" w:cs="Times New Roman"/>
@@ -12674,1034 +12737,6 @@
           <w:color w:val="auto"/>
         </w:rPr>
         <w:t>Rendimiento</w:t>
-      </w:r>
-      <w:bookmarkEnd w:id="36"/>
-    </w:p>
-    <w:tbl>
-      <w:tblPr>
-        <w:tblW w:w="9638" w:type="dxa"/>
-        <w:tblBorders>
-          <w:top w:val="single" w:sz="4" w:space="0" w:color="000000"/>
-          <w:left w:val="single" w:sz="4" w:space="0" w:color="000000"/>
-          <w:bottom w:val="single" w:sz="4" w:space="0" w:color="000000"/>
-          <w:right w:val="single" w:sz="4" w:space="0" w:color="000000"/>
-          <w:insideH w:val="single" w:sz="4" w:space="0" w:color="000000"/>
-          <w:insideV w:val="single" w:sz="4" w:space="0" w:color="000000"/>
-        </w:tblBorders>
-        <w:tblLayout w:type="fixed"/>
-        <w:tblLook w:val="0400" w:firstRow="0" w:lastRow="0" w:firstColumn="0" w:lastColumn="0" w:noHBand="0" w:noVBand="1"/>
-      </w:tblPr>
-      <w:tblGrid>
-        <w:gridCol w:w="2122"/>
-        <w:gridCol w:w="7516"/>
-      </w:tblGrid>
-      <w:tr>
-        <w:tc>
-          <w:tcPr>
-            <w:tcW w:w="2122" w:type="dxa"/>
-            <w:shd w:val="clear" w:color="auto" w:fill="F2F2F2"/>
-          </w:tcPr>
-          <w:p>
-            <w:pPr>
-              <w:spacing w:line="276" w:lineRule="auto"/>
-              <w:jc w:val="both"/>
-              <w:rPr>
-                <w:b/>
-              </w:rPr>
-            </w:pPr>
-            <w:r>
-              <w:rPr>
-                <w:b/>
-              </w:rPr>
-              <w:t>Código y nombre</w:t>
-            </w:r>
-          </w:p>
-        </w:tc>
-        <w:tc>
-          <w:tcPr>
-            <w:tcW w:w="7516" w:type="dxa"/>
-          </w:tcPr>
-          <w:p>
-            <w:pPr>
-              <w:spacing w:line="276" w:lineRule="auto"/>
-              <w:jc w:val="both"/>
-            </w:pPr>
-            <w:r>
-              <w:t>[RNF-REND-001] Velocidad de Carga.</w:t>
-            </w:r>
-          </w:p>
-        </w:tc>
-      </w:tr>
-      <w:tr>
-        <w:tc>
-          <w:tcPr>
-            <w:tcW w:w="2122" w:type="dxa"/>
-            <w:shd w:val="clear" w:color="auto" w:fill="F2F2F2"/>
-          </w:tcPr>
-          <w:p>
-            <w:pPr>
-              <w:spacing w:line="276" w:lineRule="auto"/>
-              <w:jc w:val="both"/>
-              <w:rPr>
-                <w:b/>
-              </w:rPr>
-            </w:pPr>
-            <w:r>
-              <w:rPr>
-                <w:b/>
-              </w:rPr>
-              <w:t>Descripción</w:t>
-            </w:r>
-          </w:p>
-        </w:tc>
-        <w:tc>
-          <w:tcPr>
-            <w:tcW w:w="7516" w:type="dxa"/>
-          </w:tcPr>
-          <w:p>
-            <w:pPr>
-              <w:spacing w:line="276" w:lineRule="auto"/>
-              <w:jc w:val="both"/>
-            </w:pPr>
-            <w:r>
-              <w:t>Las vistas principales del sistema, como ventas, inventario y contrataciones, deben cargarse en menos de 2 segundos</w:t>
-            </w:r>
-            <w:r>
-              <w:t>.</w:t>
-            </w:r>
-          </w:p>
-        </w:tc>
-      </w:tr>
-      <w:tr>
-        <w:trPr>
-          <w:trHeight w:val="581"/>
-        </w:trPr>
-        <w:tc>
-          <w:tcPr>
-            <w:tcW w:w="2122" w:type="dxa"/>
-            <w:shd w:val="clear" w:color="auto" w:fill="F2F2F2"/>
-          </w:tcPr>
-          <w:p>
-            <w:pPr>
-              <w:spacing w:line="276" w:lineRule="auto"/>
-              <w:jc w:val="both"/>
-              <w:rPr>
-                <w:b/>
-              </w:rPr>
-            </w:pPr>
-            <w:r>
-              <w:rPr>
-                <w:b/>
-              </w:rPr>
-              <w:t>Observaciones</w:t>
-            </w:r>
-          </w:p>
-        </w:tc>
-        <w:tc>
-          <w:tcPr>
-            <w:tcW w:w="7516" w:type="dxa"/>
-          </w:tcPr>
-          <w:p>
-            <w:pPr>
-              <w:spacing w:line="276" w:lineRule="auto"/>
-              <w:jc w:val="both"/>
-            </w:pPr>
-            <w:r>
-              <w:t>No aplica.</w:t>
-            </w:r>
-          </w:p>
-        </w:tc>
-      </w:tr>
-    </w:tbl>
-    <w:p>
-      <w:pPr>
-        <w:spacing w:line="276" w:lineRule="auto"/>
-        <w:jc w:val="both"/>
-        <w:rPr>
-          <w:rFonts w:ascii="Arial" w:eastAsia="Arial" w:hAnsi="Arial" w:cs="Arial"/>
-          <w:i/>
-          <w:sz w:val="22"/>
-          <w:szCs w:val="22"/>
-        </w:rPr>
-      </w:pPr>
-    </w:p>
-    <w:tbl>
-      <w:tblPr>
-        <w:tblW w:w="9638" w:type="dxa"/>
-        <w:tblBorders>
-          <w:top w:val="single" w:sz="4" w:space="0" w:color="000000"/>
-          <w:left w:val="single" w:sz="4" w:space="0" w:color="000000"/>
-          <w:bottom w:val="single" w:sz="4" w:space="0" w:color="000000"/>
-          <w:right w:val="single" w:sz="4" w:space="0" w:color="000000"/>
-          <w:insideH w:val="single" w:sz="4" w:space="0" w:color="000000"/>
-          <w:insideV w:val="single" w:sz="4" w:space="0" w:color="000000"/>
-        </w:tblBorders>
-        <w:tblLayout w:type="fixed"/>
-        <w:tblLook w:val="0400" w:firstRow="0" w:lastRow="0" w:firstColumn="0" w:lastColumn="0" w:noHBand="0" w:noVBand="1"/>
-      </w:tblPr>
-      <w:tblGrid>
-        <w:gridCol w:w="2122"/>
-        <w:gridCol w:w="7516"/>
-      </w:tblGrid>
-      <w:tr>
-        <w:tc>
-          <w:tcPr>
-            <w:tcW w:w="2122" w:type="dxa"/>
-            <w:shd w:val="clear" w:color="auto" w:fill="F2F2F2"/>
-          </w:tcPr>
-          <w:p>
-            <w:pPr>
-              <w:spacing w:line="276" w:lineRule="auto"/>
-              <w:jc w:val="both"/>
-              <w:rPr>
-                <w:b/>
-              </w:rPr>
-            </w:pPr>
-            <w:r>
-              <w:rPr>
-                <w:b/>
-              </w:rPr>
-              <w:t>Código y nombre</w:t>
-            </w:r>
-          </w:p>
-        </w:tc>
-        <w:tc>
-          <w:tcPr>
-            <w:tcW w:w="7516" w:type="dxa"/>
-          </w:tcPr>
-          <w:p>
-            <w:pPr>
-              <w:spacing w:line="276" w:lineRule="auto"/>
-              <w:jc w:val="both"/>
-            </w:pPr>
-            <w:r>
-              <w:t>[RNF-REND-00</w:t>
-            </w:r>
-            <w:r>
-              <w:t>2</w:t>
-            </w:r>
-            <w:r>
-              <w:t>]</w:t>
-            </w:r>
-            <w:r>
-              <w:t xml:space="preserve"> Tiempo de Generación de Reportes</w:t>
-            </w:r>
-            <w:r>
-              <w:t>.</w:t>
-            </w:r>
-          </w:p>
-        </w:tc>
-      </w:tr>
-      <w:tr>
-        <w:tc>
-          <w:tcPr>
-            <w:tcW w:w="2122" w:type="dxa"/>
-            <w:shd w:val="clear" w:color="auto" w:fill="F2F2F2"/>
-          </w:tcPr>
-          <w:p>
-            <w:pPr>
-              <w:spacing w:line="276" w:lineRule="auto"/>
-              <w:jc w:val="both"/>
-              <w:rPr>
-                <w:b/>
-              </w:rPr>
-            </w:pPr>
-            <w:r>
-              <w:rPr>
-                <w:b/>
-              </w:rPr>
-              <w:t>Descripción</w:t>
-            </w:r>
-          </w:p>
-        </w:tc>
-        <w:tc>
-          <w:tcPr>
-            <w:tcW w:w="7516" w:type="dxa"/>
-          </w:tcPr>
-          <w:p>
-            <w:pPr>
-              <w:spacing w:line="276" w:lineRule="auto"/>
-              <w:jc w:val="both"/>
-            </w:pPr>
-            <w:r>
-              <w:t>El sistema debe poder generar reportes financieros (ventas diarias, ingresos y egresos) en un tiempo máximo de 10 minutos.</w:t>
-            </w:r>
-          </w:p>
-        </w:tc>
-      </w:tr>
-      <w:tr>
-        <w:trPr>
-          <w:trHeight w:val="581"/>
-        </w:trPr>
-        <w:tc>
-          <w:tcPr>
-            <w:tcW w:w="2122" w:type="dxa"/>
-            <w:shd w:val="clear" w:color="auto" w:fill="F2F2F2"/>
-          </w:tcPr>
-          <w:p>
-            <w:pPr>
-              <w:spacing w:line="276" w:lineRule="auto"/>
-              <w:jc w:val="both"/>
-              <w:rPr>
-                <w:b/>
-              </w:rPr>
-            </w:pPr>
-            <w:r>
-              <w:rPr>
-                <w:b/>
-              </w:rPr>
-              <w:t>Observaciones</w:t>
-            </w:r>
-          </w:p>
-        </w:tc>
-        <w:tc>
-          <w:tcPr>
-            <w:tcW w:w="7516" w:type="dxa"/>
-          </w:tcPr>
-          <w:p>
-            <w:pPr>
-              <w:spacing w:line="276" w:lineRule="auto"/>
-              <w:jc w:val="both"/>
-            </w:pPr>
-            <w:r>
-              <w:t>No aplica.</w:t>
-            </w:r>
-          </w:p>
-        </w:tc>
-      </w:tr>
-    </w:tbl>
-    <w:p>
-      <w:pPr>
-        <w:spacing w:line="276" w:lineRule="auto"/>
-        <w:jc w:val="both"/>
-        <w:rPr>
-          <w:rFonts w:ascii="Arial" w:eastAsia="Arial" w:hAnsi="Arial" w:cs="Arial"/>
-          <w:i/>
-          <w:sz w:val="22"/>
-          <w:szCs w:val="22"/>
-        </w:rPr>
-      </w:pPr>
-    </w:p>
-    <w:p>
-      <w:pPr>
-        <w:pStyle w:val="Ttulo3"/>
-        <w:keepNext w:val="0"/>
-        <w:keepLines w:val="0"/>
-        <w:numPr>
-          <w:ilvl w:val="2"/>
-          <w:numId w:val="4"/>
-        </w:numPr>
-        <w:spacing w:before="240" w:after="240" w:line="276" w:lineRule="auto"/>
-        <w:jc w:val="both"/>
-        <w:rPr>
-          <w:rFonts w:eastAsia="Times New Roman" w:cs="Times New Roman"/>
-          <w:b/>
-          <w:color w:val="auto"/>
-        </w:rPr>
-      </w:pPr>
-      <w:r>
-        <w:rPr>
-          <w:rFonts w:eastAsia="Times New Roman" w:cs="Times New Roman"/>
-          <w:b/>
-          <w:color w:val="auto"/>
-        </w:rPr>
-        <w:t xml:space="preserve"> </w:t>
-      </w:r>
-      <w:bookmarkStart w:id="37" w:name="_Toc208102163"/>
-      <w:r>
-        <w:rPr>
-          <w:rFonts w:eastAsia="Times New Roman" w:cs="Times New Roman"/>
-          <w:b/>
-          <w:color w:val="auto"/>
-        </w:rPr>
-        <w:t>Seguridad</w:t>
-      </w:r>
-      <w:bookmarkEnd w:id="37"/>
-    </w:p>
-    <w:tbl>
-      <w:tblPr>
-        <w:tblW w:w="9638" w:type="dxa"/>
-        <w:tblBorders>
-          <w:top w:val="single" w:sz="4" w:space="0" w:color="000000"/>
-          <w:left w:val="single" w:sz="4" w:space="0" w:color="000000"/>
-          <w:bottom w:val="single" w:sz="4" w:space="0" w:color="000000"/>
-          <w:right w:val="single" w:sz="4" w:space="0" w:color="000000"/>
-          <w:insideH w:val="single" w:sz="4" w:space="0" w:color="000000"/>
-          <w:insideV w:val="single" w:sz="4" w:space="0" w:color="000000"/>
-        </w:tblBorders>
-        <w:tblLayout w:type="fixed"/>
-        <w:tblLook w:val="0400" w:firstRow="0" w:lastRow="0" w:firstColumn="0" w:lastColumn="0" w:noHBand="0" w:noVBand="1"/>
-      </w:tblPr>
-      <w:tblGrid>
-        <w:gridCol w:w="2122"/>
-        <w:gridCol w:w="7516"/>
-      </w:tblGrid>
-      <w:tr>
-        <w:tc>
-          <w:tcPr>
-            <w:tcW w:w="2122" w:type="dxa"/>
-            <w:shd w:val="clear" w:color="auto" w:fill="F2F2F2"/>
-          </w:tcPr>
-          <w:p>
-            <w:pPr>
-              <w:spacing w:line="276" w:lineRule="auto"/>
-              <w:jc w:val="both"/>
-              <w:rPr>
-                <w:b/>
-              </w:rPr>
-            </w:pPr>
-            <w:r>
-              <w:rPr>
-                <w:b/>
-              </w:rPr>
-              <w:t>Código y nombre</w:t>
-            </w:r>
-          </w:p>
-        </w:tc>
-        <w:tc>
-          <w:tcPr>
-            <w:tcW w:w="7516" w:type="dxa"/>
-          </w:tcPr>
-          <w:p>
-            <w:pPr>
-              <w:spacing w:line="276" w:lineRule="auto"/>
-              <w:jc w:val="both"/>
-            </w:pPr>
-            <w:r>
-              <w:t xml:space="preserve">[RNF-SEG-001] </w:t>
-            </w:r>
-            <w:r>
-              <w:t>Control de Acceso por Roles</w:t>
-            </w:r>
-            <w:r>
-              <w:t>.</w:t>
-            </w:r>
-          </w:p>
-        </w:tc>
-      </w:tr>
-      <w:tr>
-        <w:tc>
-          <w:tcPr>
-            <w:tcW w:w="2122" w:type="dxa"/>
-            <w:shd w:val="clear" w:color="auto" w:fill="F2F2F2"/>
-          </w:tcPr>
-          <w:p>
-            <w:pPr>
-              <w:spacing w:line="276" w:lineRule="auto"/>
-              <w:jc w:val="both"/>
-              <w:rPr>
-                <w:b/>
-              </w:rPr>
-            </w:pPr>
-            <w:r>
-              <w:rPr>
-                <w:b/>
-              </w:rPr>
-              <w:t>Descripción</w:t>
-            </w:r>
-          </w:p>
-        </w:tc>
-        <w:tc>
-          <w:tcPr>
-            <w:tcW w:w="7516" w:type="dxa"/>
-          </w:tcPr>
-          <w:p>
-            <w:pPr>
-              <w:spacing w:line="276" w:lineRule="auto"/>
-              <w:jc w:val="both"/>
-            </w:pPr>
-            <w:r>
-              <w:t>El sistema debe habilitar una gestión multiusuario con roles de acceso diferenciados para el administrador y los colaboradores.</w:t>
-            </w:r>
-          </w:p>
-        </w:tc>
-      </w:tr>
-      <w:tr>
-        <w:trPr>
-          <w:trHeight w:val="581"/>
-        </w:trPr>
-        <w:tc>
-          <w:tcPr>
-            <w:tcW w:w="2122" w:type="dxa"/>
-            <w:shd w:val="clear" w:color="auto" w:fill="F2F2F2"/>
-          </w:tcPr>
-          <w:p>
-            <w:pPr>
-              <w:spacing w:line="276" w:lineRule="auto"/>
-              <w:jc w:val="both"/>
-              <w:rPr>
-                <w:b/>
-              </w:rPr>
-            </w:pPr>
-            <w:r>
-              <w:rPr>
-                <w:b/>
-              </w:rPr>
-              <w:t>Observaciones</w:t>
-            </w:r>
-          </w:p>
-        </w:tc>
-        <w:tc>
-          <w:tcPr>
-            <w:tcW w:w="7516" w:type="dxa"/>
-          </w:tcPr>
-          <w:p>
-            <w:pPr>
-              <w:spacing w:line="276" w:lineRule="auto"/>
-              <w:jc w:val="both"/>
-            </w:pPr>
-            <w:r>
-              <w:t>No aplica.</w:t>
-            </w:r>
-          </w:p>
-        </w:tc>
-      </w:tr>
-    </w:tbl>
-    <w:p>
-      <w:pPr>
-        <w:pBdr>
-          <w:top w:val="nil"/>
-          <w:left w:val="nil"/>
-          <w:bottom w:val="nil"/>
-          <w:right w:val="nil"/>
-          <w:between w:val="nil"/>
-        </w:pBdr>
-        <w:spacing w:line="276" w:lineRule="auto"/>
-        <w:jc w:val="both"/>
-        <w:rPr>
-          <w:rFonts w:ascii="Arial" w:eastAsia="Arial" w:hAnsi="Arial" w:cs="Arial"/>
-          <w:i/>
-          <w:color w:val="000000"/>
-          <w:sz w:val="22"/>
-          <w:szCs w:val="22"/>
-        </w:rPr>
-      </w:pPr>
-    </w:p>
-    <w:tbl>
-      <w:tblPr>
-        <w:tblW w:w="9638" w:type="dxa"/>
-        <w:tblBorders>
-          <w:top w:val="single" w:sz="4" w:space="0" w:color="000000"/>
-          <w:left w:val="single" w:sz="4" w:space="0" w:color="000000"/>
-          <w:bottom w:val="single" w:sz="4" w:space="0" w:color="000000"/>
-          <w:right w:val="single" w:sz="4" w:space="0" w:color="000000"/>
-          <w:insideH w:val="single" w:sz="4" w:space="0" w:color="000000"/>
-          <w:insideV w:val="single" w:sz="4" w:space="0" w:color="000000"/>
-        </w:tblBorders>
-        <w:tblLayout w:type="fixed"/>
-        <w:tblLook w:val="0400" w:firstRow="0" w:lastRow="0" w:firstColumn="0" w:lastColumn="0" w:noHBand="0" w:noVBand="1"/>
-      </w:tblPr>
-      <w:tblGrid>
-        <w:gridCol w:w="2122"/>
-        <w:gridCol w:w="7516"/>
-      </w:tblGrid>
-      <w:tr>
-        <w:tc>
-          <w:tcPr>
-            <w:tcW w:w="2122" w:type="dxa"/>
-            <w:shd w:val="clear" w:color="auto" w:fill="F2F2F2"/>
-          </w:tcPr>
-          <w:p>
-            <w:pPr>
-              <w:spacing w:line="276" w:lineRule="auto"/>
-              <w:jc w:val="both"/>
-              <w:rPr>
-                <w:b/>
-              </w:rPr>
-            </w:pPr>
-            <w:r>
-              <w:rPr>
-                <w:b/>
-              </w:rPr>
-              <w:lastRenderedPageBreak/>
-              <w:t>Código y nombre</w:t>
-            </w:r>
-          </w:p>
-        </w:tc>
-        <w:tc>
-          <w:tcPr>
-            <w:tcW w:w="7516" w:type="dxa"/>
-          </w:tcPr>
-          <w:p>
-            <w:pPr>
-              <w:spacing w:line="276" w:lineRule="auto"/>
-              <w:jc w:val="both"/>
-            </w:pPr>
-            <w:r>
-              <w:t>[RNF-SEG-002] Protección de Datos.</w:t>
-            </w:r>
-          </w:p>
-        </w:tc>
-      </w:tr>
-      <w:tr>
-        <w:tc>
-          <w:tcPr>
-            <w:tcW w:w="2122" w:type="dxa"/>
-            <w:shd w:val="clear" w:color="auto" w:fill="F2F2F2"/>
-          </w:tcPr>
-          <w:p>
-            <w:pPr>
-              <w:spacing w:line="276" w:lineRule="auto"/>
-              <w:jc w:val="both"/>
-              <w:rPr>
-                <w:b/>
-              </w:rPr>
-            </w:pPr>
-            <w:r>
-              <w:rPr>
-                <w:b/>
-              </w:rPr>
-              <w:t>Descripción</w:t>
-            </w:r>
-          </w:p>
-        </w:tc>
-        <w:tc>
-          <w:tcPr>
-            <w:tcW w:w="7516" w:type="dxa"/>
-          </w:tcPr>
-          <w:p>
-            <w:pPr>
-              <w:spacing w:line="276" w:lineRule="auto"/>
-              <w:jc w:val="both"/>
-            </w:pPr>
-            <w:r>
-              <w:t>La seguridad de la información debe estar garantizada mediante la autenticación de usuarios y la protección de sus credenciales de acceso.</w:t>
-            </w:r>
-          </w:p>
-        </w:tc>
-      </w:tr>
-      <w:tr>
-        <w:trPr>
-          <w:trHeight w:val="581"/>
-        </w:trPr>
-        <w:tc>
-          <w:tcPr>
-            <w:tcW w:w="2122" w:type="dxa"/>
-            <w:shd w:val="clear" w:color="auto" w:fill="F2F2F2"/>
-          </w:tcPr>
-          <w:p>
-            <w:pPr>
-              <w:spacing w:line="276" w:lineRule="auto"/>
-              <w:jc w:val="both"/>
-              <w:rPr>
-                <w:b/>
-              </w:rPr>
-            </w:pPr>
-            <w:r>
-              <w:rPr>
-                <w:b/>
-              </w:rPr>
-              <w:t>Observaciones</w:t>
-            </w:r>
-          </w:p>
-        </w:tc>
-        <w:tc>
-          <w:tcPr>
-            <w:tcW w:w="7516" w:type="dxa"/>
-          </w:tcPr>
-          <w:p>
-            <w:pPr>
-              <w:spacing w:line="276" w:lineRule="auto"/>
-              <w:jc w:val="both"/>
-            </w:pPr>
-            <w:r>
-              <w:t>No aplica.</w:t>
-            </w:r>
-          </w:p>
-        </w:tc>
-      </w:tr>
-    </w:tbl>
-    <w:p>
-      <w:pPr>
-        <w:pBdr>
-          <w:top w:val="nil"/>
-          <w:left w:val="nil"/>
-          <w:bottom w:val="nil"/>
-          <w:right w:val="nil"/>
-          <w:between w:val="nil"/>
-        </w:pBdr>
-        <w:spacing w:line="276" w:lineRule="auto"/>
-        <w:jc w:val="both"/>
-        <w:rPr>
-          <w:rFonts w:ascii="Arial" w:eastAsia="Arial" w:hAnsi="Arial" w:cs="Arial"/>
-          <w:i/>
-          <w:color w:val="000000"/>
-          <w:sz w:val="22"/>
-          <w:szCs w:val="22"/>
-        </w:rPr>
-      </w:pPr>
-    </w:p>
-    <w:tbl>
-      <w:tblPr>
-        <w:tblW w:w="9638" w:type="dxa"/>
-        <w:tblBorders>
-          <w:top w:val="single" w:sz="4" w:space="0" w:color="000000"/>
-          <w:left w:val="single" w:sz="4" w:space="0" w:color="000000"/>
-          <w:bottom w:val="single" w:sz="4" w:space="0" w:color="000000"/>
-          <w:right w:val="single" w:sz="4" w:space="0" w:color="000000"/>
-          <w:insideH w:val="single" w:sz="4" w:space="0" w:color="000000"/>
-          <w:insideV w:val="single" w:sz="4" w:space="0" w:color="000000"/>
-        </w:tblBorders>
-        <w:tblLayout w:type="fixed"/>
-        <w:tblLook w:val="0400" w:firstRow="0" w:lastRow="0" w:firstColumn="0" w:lastColumn="0" w:noHBand="0" w:noVBand="1"/>
-      </w:tblPr>
-      <w:tblGrid>
-        <w:gridCol w:w="2122"/>
-        <w:gridCol w:w="7516"/>
-      </w:tblGrid>
-      <w:tr>
-        <w:tc>
-          <w:tcPr>
-            <w:tcW w:w="2122" w:type="dxa"/>
-            <w:shd w:val="clear" w:color="auto" w:fill="F2F2F2"/>
-          </w:tcPr>
-          <w:p>
-            <w:pPr>
-              <w:spacing w:line="276" w:lineRule="auto"/>
-              <w:jc w:val="both"/>
-              <w:rPr>
-                <w:b/>
-              </w:rPr>
-            </w:pPr>
-            <w:r>
-              <w:rPr>
-                <w:b/>
-              </w:rPr>
-              <w:t>Código y nombre</w:t>
-            </w:r>
-          </w:p>
-        </w:tc>
-        <w:tc>
-          <w:tcPr>
-            <w:tcW w:w="7516" w:type="dxa"/>
-          </w:tcPr>
-          <w:p>
-            <w:pPr>
-              <w:spacing w:line="276" w:lineRule="auto"/>
-              <w:jc w:val="both"/>
-            </w:pPr>
-            <w:r>
-              <w:t>[RNF-SEG-003] Trazabilidad de Acciones.</w:t>
-            </w:r>
-          </w:p>
-        </w:tc>
-      </w:tr>
-      <w:tr>
-        <w:tc>
-          <w:tcPr>
-            <w:tcW w:w="2122" w:type="dxa"/>
-            <w:shd w:val="clear" w:color="auto" w:fill="F2F2F2"/>
-          </w:tcPr>
-          <w:p>
-            <w:pPr>
-              <w:spacing w:line="276" w:lineRule="auto"/>
-              <w:jc w:val="both"/>
-              <w:rPr>
-                <w:b/>
-              </w:rPr>
-            </w:pPr>
-            <w:r>
-              <w:rPr>
-                <w:b/>
-              </w:rPr>
-              <w:t>Descripción</w:t>
-            </w:r>
-          </w:p>
-        </w:tc>
-        <w:tc>
-          <w:tcPr>
-            <w:tcW w:w="7516" w:type="dxa"/>
-          </w:tcPr>
-          <w:p>
-            <w:pPr>
-              <w:spacing w:line="276" w:lineRule="auto"/>
-              <w:jc w:val="both"/>
-            </w:pPr>
-            <w:r>
-              <w:t>Todas las acciones críticas (como la edición de productos, el cierre de caja o la generación de reportes financieros) deben quedar registradas en el sistema, indicando el usuario que las realizó para garantizar la trazabilidad y auditoría de los datos.</w:t>
-            </w:r>
-          </w:p>
-        </w:tc>
-      </w:tr>
-      <w:tr>
-        <w:trPr>
-          <w:trHeight w:val="581"/>
-        </w:trPr>
-        <w:tc>
-          <w:tcPr>
-            <w:tcW w:w="2122" w:type="dxa"/>
-            <w:shd w:val="clear" w:color="auto" w:fill="F2F2F2"/>
-          </w:tcPr>
-          <w:p>
-            <w:pPr>
-              <w:spacing w:line="276" w:lineRule="auto"/>
-              <w:jc w:val="both"/>
-              <w:rPr>
-                <w:b/>
-              </w:rPr>
-            </w:pPr>
-            <w:r>
-              <w:rPr>
-                <w:b/>
-              </w:rPr>
-              <w:t>Observaciones</w:t>
-            </w:r>
-          </w:p>
-        </w:tc>
-        <w:tc>
-          <w:tcPr>
-            <w:tcW w:w="7516" w:type="dxa"/>
-          </w:tcPr>
-          <w:p>
-            <w:pPr>
-              <w:spacing w:line="276" w:lineRule="auto"/>
-              <w:jc w:val="both"/>
-            </w:pPr>
-            <w:r>
-              <w:t>No aplica.</w:t>
-            </w:r>
-          </w:p>
-        </w:tc>
-      </w:tr>
-    </w:tbl>
-    <w:p>
-      <w:pPr>
-        <w:pBdr>
-          <w:top w:val="nil"/>
-          <w:left w:val="nil"/>
-          <w:bottom w:val="nil"/>
-          <w:right w:val="nil"/>
-          <w:between w:val="nil"/>
-        </w:pBdr>
-        <w:spacing w:line="276" w:lineRule="auto"/>
-        <w:jc w:val="both"/>
-        <w:rPr>
-          <w:rFonts w:ascii="Arial" w:eastAsia="Arial" w:hAnsi="Arial" w:cs="Arial"/>
-          <w:i/>
-          <w:color w:val="000000"/>
-          <w:sz w:val="22"/>
-          <w:szCs w:val="22"/>
-        </w:rPr>
-      </w:pPr>
-    </w:p>
-    <w:tbl>
-      <w:tblPr>
-        <w:tblW w:w="9638" w:type="dxa"/>
-        <w:tblBorders>
-          <w:top w:val="single" w:sz="4" w:space="0" w:color="000000"/>
-          <w:left w:val="single" w:sz="4" w:space="0" w:color="000000"/>
-          <w:bottom w:val="single" w:sz="4" w:space="0" w:color="000000"/>
-          <w:right w:val="single" w:sz="4" w:space="0" w:color="000000"/>
-          <w:insideH w:val="single" w:sz="4" w:space="0" w:color="000000"/>
-          <w:insideV w:val="single" w:sz="4" w:space="0" w:color="000000"/>
-        </w:tblBorders>
-        <w:tblLayout w:type="fixed"/>
-        <w:tblLook w:val="0400" w:firstRow="0" w:lastRow="0" w:firstColumn="0" w:lastColumn="0" w:noHBand="0" w:noVBand="1"/>
-      </w:tblPr>
-      <w:tblGrid>
-        <w:gridCol w:w="2122"/>
-        <w:gridCol w:w="7516"/>
-      </w:tblGrid>
-      <w:tr>
-        <w:tc>
-          <w:tcPr>
-            <w:tcW w:w="2122" w:type="dxa"/>
-            <w:shd w:val="clear" w:color="auto" w:fill="F2F2F2"/>
-          </w:tcPr>
-          <w:p>
-            <w:pPr>
-              <w:spacing w:line="276" w:lineRule="auto"/>
-              <w:jc w:val="both"/>
-              <w:rPr>
-                <w:b/>
-              </w:rPr>
-            </w:pPr>
-            <w:r>
-              <w:rPr>
-                <w:b/>
-              </w:rPr>
-              <w:t>Código y nombre</w:t>
-            </w:r>
-          </w:p>
-        </w:tc>
-        <w:tc>
-          <w:tcPr>
-            <w:tcW w:w="7516" w:type="dxa"/>
-          </w:tcPr>
-          <w:p>
-            <w:pPr>
-              <w:spacing w:line="276" w:lineRule="auto"/>
-              <w:jc w:val="both"/>
-            </w:pPr>
-            <w:r>
-              <w:t>[RNF-SEG-004]</w:t>
-            </w:r>
-            <w:r>
-              <w:t xml:space="preserve"> Protección de Credenciales</w:t>
-            </w:r>
-            <w:r>
-              <w:t>.</w:t>
-            </w:r>
-          </w:p>
-        </w:tc>
-      </w:tr>
-      <w:tr>
-        <w:tc>
-          <w:tcPr>
-            <w:tcW w:w="2122" w:type="dxa"/>
-            <w:shd w:val="clear" w:color="auto" w:fill="F2F2F2"/>
-          </w:tcPr>
-          <w:p>
-            <w:pPr>
-              <w:spacing w:line="276" w:lineRule="auto"/>
-              <w:jc w:val="both"/>
-              <w:rPr>
-                <w:b/>
-              </w:rPr>
-            </w:pPr>
-            <w:r>
-              <w:rPr>
-                <w:b/>
-              </w:rPr>
-              <w:t>Descripción</w:t>
-            </w:r>
-          </w:p>
-        </w:tc>
-        <w:tc>
-          <w:tcPr>
-            <w:tcW w:w="7516" w:type="dxa"/>
-          </w:tcPr>
-          <w:p>
-            <w:pPr>
-              <w:spacing w:line="276" w:lineRule="auto"/>
-              <w:jc w:val="both"/>
-            </w:pPr>
-            <w:r>
-              <w:t>El sistema debe encriptar contraseñas con bcrypt, bloquear cuentas tras 3 intentos fallidos y exigir contraseñas de al menos 8 caracteres.</w:t>
-            </w:r>
-          </w:p>
-        </w:tc>
-      </w:tr>
-      <w:tr>
-        <w:trPr>
-          <w:trHeight w:val="581"/>
-        </w:trPr>
-        <w:tc>
-          <w:tcPr>
-            <w:tcW w:w="2122" w:type="dxa"/>
-            <w:shd w:val="clear" w:color="auto" w:fill="F2F2F2"/>
-          </w:tcPr>
-          <w:p>
-            <w:pPr>
-              <w:spacing w:line="276" w:lineRule="auto"/>
-              <w:jc w:val="both"/>
-              <w:rPr>
-                <w:b/>
-              </w:rPr>
-            </w:pPr>
-            <w:r>
-              <w:rPr>
-                <w:b/>
-              </w:rPr>
-              <w:t>Observaciones</w:t>
-            </w:r>
-          </w:p>
-        </w:tc>
-        <w:tc>
-          <w:tcPr>
-            <w:tcW w:w="7516" w:type="dxa"/>
-          </w:tcPr>
-          <w:p>
-            <w:pPr>
-              <w:spacing w:line="276" w:lineRule="auto"/>
-              <w:jc w:val="both"/>
-            </w:pPr>
-            <w:r>
-              <w:t>No aplica.</w:t>
-            </w:r>
-          </w:p>
-        </w:tc>
-      </w:tr>
-    </w:tbl>
-    <w:p>
-      <w:pPr>
-        <w:pBdr>
-          <w:top w:val="nil"/>
-          <w:left w:val="nil"/>
-          <w:bottom w:val="nil"/>
-          <w:right w:val="nil"/>
-          <w:between w:val="nil"/>
-        </w:pBdr>
-        <w:spacing w:line="276" w:lineRule="auto"/>
-        <w:jc w:val="both"/>
-        <w:rPr>
-          <w:rFonts w:ascii="Arial" w:eastAsia="Arial" w:hAnsi="Arial" w:cs="Arial"/>
-          <w:i/>
-          <w:color w:val="000000"/>
-          <w:sz w:val="22"/>
-          <w:szCs w:val="22"/>
-        </w:rPr>
-      </w:pPr>
-    </w:p>
-    <w:p>
-      <w:pPr>
-        <w:pStyle w:val="Ttulo2"/>
-        <w:numPr>
-          <w:ilvl w:val="1"/>
-          <w:numId w:val="4"/>
-        </w:numPr>
-        <w:spacing w:before="280" w:after="280" w:line="360" w:lineRule="auto"/>
-        <w:jc w:val="both"/>
-        <w:rPr>
-          <w:rFonts w:ascii="Times New Roman" w:eastAsia="Times New Roman" w:hAnsi="Times New Roman" w:cs="Times New Roman"/>
-          <w:b/>
-          <w:color w:val="auto"/>
-        </w:rPr>
-      </w:pPr>
-      <w:bookmarkStart w:id="38" w:name="_Toc208102164"/>
-      <w:r>
-        <w:rPr>
-          <w:rFonts w:ascii="Times New Roman" w:eastAsia="Times New Roman" w:hAnsi="Times New Roman" w:cs="Times New Roman"/>
-          <w:b/>
-          <w:color w:val="auto"/>
-        </w:rPr>
-        <w:t>Otros requerimientos asociados</w:t>
-      </w:r>
-      <w:bookmarkEnd w:id="38"/>
-    </w:p>
-    <w:p>
-      <w:pPr>
-        <w:pStyle w:val="Ttulo3"/>
-        <w:keepNext w:val="0"/>
-        <w:keepLines w:val="0"/>
-        <w:numPr>
-          <w:ilvl w:val="2"/>
-          <w:numId w:val="4"/>
-        </w:numPr>
-        <w:spacing w:before="240" w:after="240" w:line="276" w:lineRule="auto"/>
-        <w:jc w:val="both"/>
-        <w:rPr>
-          <w:rFonts w:eastAsia="Times New Roman" w:cs="Times New Roman"/>
-          <w:b/>
-          <w:color w:val="auto"/>
-        </w:rPr>
-      </w:pPr>
-      <w:r>
-        <w:rPr>
-          <w:rFonts w:eastAsia="Times New Roman" w:cs="Times New Roman"/>
-          <w:b/>
-          <w:color w:val="auto"/>
-        </w:rPr>
-        <w:t xml:space="preserve"> </w:t>
-      </w:r>
-      <w:bookmarkStart w:id="39" w:name="_Toc208102165"/>
-      <w:r>
-        <w:rPr>
-          <w:rFonts w:eastAsia="Times New Roman" w:cs="Times New Roman"/>
-          <w:b/>
-          <w:color w:val="auto"/>
-        </w:rPr>
-        <w:t>Documentación</w:t>
       </w:r>
       <w:bookmarkEnd w:id="39"/>
     </w:p>
@@ -13755,19 +12790,7 @@
               <w:jc w:val="both"/>
             </w:pPr>
             <w:r>
-              <w:t>[RNF-DOC-001]</w:t>
-            </w:r>
-            <w:r>
-              <w:t xml:space="preserve"> </w:t>
-            </w:r>
-            <w:r>
-              <w:t>Uso</w:t>
-            </w:r>
-            <w:r>
-              <w:t xml:space="preserve"> de Documentación</w:t>
-            </w:r>
-            <w:r>
-              <w:t>.</w:t>
+              <w:t>[RNF-REND-001] Velocidad de Carga.</w:t>
             </w:r>
           </w:p>
         </w:tc>
@@ -13804,7 +12827,7 @@
               <w:jc w:val="both"/>
             </w:pPr>
             <w:r>
-              <w:t>El sistema debe contar con un conjunto de documentos que sirvan como guía para el desarrollo, implementación y uso del software, asegurando un entendimiento compartido entre desarrolladores y el cliente</w:t>
+              <w:t>Las vistas principales del sistema, como ventas, inventario y contrataciones, deben cargarse en menos de 2 segundos</w:t>
             </w:r>
             <w:r>
               <w:t>.</w:t>
@@ -13855,8 +12878,13 @@
     </w:tbl>
     <w:p>
       <w:pPr>
+        <w:spacing w:line="276" w:lineRule="auto"/>
+        <w:jc w:val="both"/>
         <w:rPr>
-          <w:rFonts w:eastAsia="Arial"/>
+          <w:rFonts w:ascii="Arial" w:eastAsia="Arial" w:hAnsi="Arial" w:cs="Arial"/>
+          <w:i/>
+          <w:sz w:val="22"/>
+          <w:szCs w:val="22"/>
         </w:rPr>
       </w:pPr>
     </w:p>
@@ -13910,10 +12938,16 @@
               <w:jc w:val="both"/>
             </w:pPr>
             <w:r>
-              <w:t>[RNF-DOC-002]</w:t>
-            </w:r>
-            <w:r>
-              <w:t xml:space="preserve"> Mantenimiento de la Documentación</w:t>
+              <w:t>[RNF-REND-00</w:t>
+            </w:r>
+            <w:r>
+              <w:t>2</w:t>
+            </w:r>
+            <w:r>
+              <w:t>]</w:t>
+            </w:r>
+            <w:r>
+              <w:t xml:space="preserve"> Tiempo de Generación de Reportes</w:t>
             </w:r>
             <w:r>
               <w:t>.</w:t>
@@ -13953,10 +12987,7 @@
               <w:jc w:val="both"/>
             </w:pPr>
             <w:r>
-              <w:t>Se debe mantener un historial de revisiones de los documentos clave del proyecto para reflejar los cambios realizados en el tiempo</w:t>
-            </w:r>
-            <w:r>
-              <w:t>.</w:t>
+              <w:t>El sistema debe poder generar reportes financieros (ventas diarias, ingresos y egresos) en un tiempo máximo de 10 minutos.</w:t>
             </w:r>
           </w:p>
         </w:tc>
@@ -14004,45 +13035,15 @@
     </w:tbl>
     <w:p>
       <w:pPr>
-        <w:pBdr>
-          <w:top w:val="nil"/>
-          <w:left w:val="nil"/>
-          <w:bottom w:val="nil"/>
-          <w:right w:val="nil"/>
-          <w:between w:val="nil"/>
-        </w:pBdr>
         <w:spacing w:line="276" w:lineRule="auto"/>
         <w:jc w:val="both"/>
         <w:rPr>
           <w:rFonts w:ascii="Arial" w:eastAsia="Arial" w:hAnsi="Arial" w:cs="Arial"/>
           <w:i/>
-          <w:color w:val="000000"/>
           <w:sz w:val="22"/>
           <w:szCs w:val="22"/>
         </w:rPr>
       </w:pPr>
-    </w:p>
-    <w:p>
-      <w:pPr>
-        <w:spacing w:after="160" w:line="278" w:lineRule="auto"/>
-        <w:rPr>
-          <w:rFonts w:ascii="Arial" w:eastAsia="Arial" w:hAnsi="Arial" w:cs="Arial"/>
-          <w:i/>
-          <w:color w:val="000000"/>
-          <w:sz w:val="22"/>
-          <w:szCs w:val="22"/>
-        </w:rPr>
-      </w:pPr>
-      <w:r>
-        <w:rPr>
-          <w:rFonts w:ascii="Arial" w:eastAsia="Arial" w:hAnsi="Arial" w:cs="Arial"/>
-          <w:i/>
-          <w:color w:val="000000"/>
-          <w:sz w:val="22"/>
-          <w:szCs w:val="22"/>
-        </w:rPr>
-        <w:br w:type="page"/>
-      </w:r>
     </w:p>
     <w:p>
       <w:pPr>
@@ -14067,17 +13068,16 @@
           <w:b/>
           <w:color w:val="auto"/>
         </w:rPr>
-        <w:lastRenderedPageBreak/>
         <w:t xml:space="preserve"> </w:t>
       </w:r>
-      <w:bookmarkStart w:id="40" w:name="_Toc208102166"/>
+      <w:bookmarkStart w:id="40" w:name="_Toc208102163"/>
       <w:r>
         <w:rPr>
           <w:rFonts w:eastAsia="Times New Roman" w:cs="Times New Roman"/>
           <w:b/>
           <w:color w:val="auto"/>
         </w:rPr>
-        <w:t>Robustez</w:t>
+        <w:t>Seguridad</w:t>
       </w:r>
       <w:bookmarkEnd w:id="40"/>
     </w:p>
@@ -14131,16 +13131,10 @@
               <w:jc w:val="both"/>
             </w:pPr>
             <w:r>
-              <w:t>[RNF-</w:t>
-            </w:r>
-            <w:r>
-              <w:t>ROB</w:t>
-            </w:r>
-            <w:r>
-              <w:t>-001]</w:t>
-            </w:r>
-            <w:r>
-              <w:t xml:space="preserve"> Reducción de Errores</w:t>
+              <w:t xml:space="preserve">[RNF-SEG-001] </w:t>
+            </w:r>
+            <w:r>
+              <w:t>Control de Acceso por Roles</w:t>
             </w:r>
             <w:r>
               <w:t>.</w:t>
@@ -14180,10 +13174,7 @@
               <w:jc w:val="both"/>
             </w:pPr>
             <w:r>
-              <w:t>El sistema debe disminuir la incidencia de errores de registro en ventas y asistencia, eliminando la duplicación de tareas y los errores humanos inherentes a los procesos manuales actuales</w:t>
-            </w:r>
-            <w:r>
-              <w:t>.</w:t>
+              <w:t>El sistema debe habilitar una gestión multiusuario con roles de acceso diferenciados para el administrador y los colaboradores.</w:t>
             </w:r>
           </w:p>
         </w:tc>
@@ -14231,48 +13222,23 @@
     </w:tbl>
     <w:p>
       <w:pPr>
+        <w:pBdr>
+          <w:top w:val="nil"/>
+          <w:left w:val="nil"/>
+          <w:bottom w:val="nil"/>
+          <w:right w:val="nil"/>
+          <w:between w:val="nil"/>
+        </w:pBdr>
         <w:spacing w:line="276" w:lineRule="auto"/>
         <w:jc w:val="both"/>
         <w:rPr>
-          <w:b/>
+          <w:rFonts w:ascii="Arial" w:eastAsia="Arial" w:hAnsi="Arial" w:cs="Arial"/>
+          <w:i/>
+          <w:color w:val="000000"/>
+          <w:sz w:val="22"/>
+          <w:szCs w:val="22"/>
         </w:rPr>
       </w:pPr>
-    </w:p>
-    <w:p>
-      <w:pPr>
-        <w:pStyle w:val="Ttulo3"/>
-        <w:keepNext w:val="0"/>
-        <w:keepLines w:val="0"/>
-        <w:numPr>
-          <w:ilvl w:val="2"/>
-          <w:numId w:val="4"/>
-        </w:numPr>
-        <w:spacing w:before="240" w:after="240" w:line="276" w:lineRule="auto"/>
-        <w:jc w:val="both"/>
-        <w:rPr>
-          <w:rFonts w:eastAsia="Times New Roman" w:cs="Times New Roman"/>
-          <w:b/>
-          <w:color w:val="auto"/>
-        </w:rPr>
-      </w:pPr>
-      <w:r>
-        <w:rPr>
-          <w:rFonts w:eastAsia="Times New Roman" w:cs="Times New Roman"/>
-          <w:b/>
-          <w:color w:val="auto"/>
-        </w:rPr>
-        <w:t xml:space="preserve"> </w:t>
-      </w:r>
-      <w:bookmarkStart w:id="41" w:name="_Toc208102167"/>
-      <w:r>
-        <w:rPr>
-          <w:rFonts w:eastAsia="Times New Roman" w:cs="Times New Roman"/>
-          <w:b/>
-          <w:color w:val="auto"/>
-        </w:rPr>
-        <w:t>Modificabilidad y Reusabilidad</w:t>
-      </w:r>
-      <w:bookmarkEnd w:id="41"/>
     </w:p>
     <w:tbl>
       <w:tblPr>
@@ -14310,6 +13276,7 @@
               <w:rPr>
                 <w:b/>
               </w:rPr>
+              <w:lastRenderedPageBreak/>
               <w:t>Código y nombre</w:t>
             </w:r>
           </w:p>
@@ -14324,19 +13291,7 @@
               <w:jc w:val="both"/>
             </w:pPr>
             <w:r>
-              <w:t>[RNF-</w:t>
-            </w:r>
-            <w:r>
-              <w:t>MYR</w:t>
-            </w:r>
-            <w:r>
-              <w:t>-001]</w:t>
-            </w:r>
-            <w:r>
-              <w:t xml:space="preserve"> Arquitectura Escalable y Modular</w:t>
-            </w:r>
-            <w:r>
-              <w:t>.</w:t>
+              <w:t>[RNF-SEG-002] Protección de Datos.</w:t>
             </w:r>
           </w:p>
         </w:tc>
@@ -14373,10 +13328,7 @@
               <w:jc w:val="both"/>
             </w:pPr>
             <w:r>
-              <w:t>El sistema se desarrollará con una arquitectura modular y escalable, permitiendo la fácil integración de futuras funcionalidades y la expansión del sistema</w:t>
-            </w:r>
-            <w:r>
-              <w:t>.</w:t>
+              <w:t>La seguridad de la información debe estar garantizada mediante la autenticación de usuarios y la protección de sus credenciales de acceso.</w:t>
             </w:r>
           </w:p>
         </w:tc>
@@ -14424,10 +13376,21 @@
     </w:tbl>
     <w:p>
       <w:pPr>
+        <w:pBdr>
+          <w:top w:val="nil"/>
+          <w:left w:val="nil"/>
+          <w:bottom w:val="nil"/>
+          <w:right w:val="nil"/>
+          <w:between w:val="nil"/>
+        </w:pBdr>
         <w:spacing w:line="276" w:lineRule="auto"/>
         <w:jc w:val="both"/>
         <w:rPr>
-          <w:b/>
+          <w:rFonts w:ascii="Arial" w:eastAsia="Arial" w:hAnsi="Arial" w:cs="Arial"/>
+          <w:i/>
+          <w:color w:val="000000"/>
+          <w:sz w:val="22"/>
+          <w:szCs w:val="22"/>
         </w:rPr>
       </w:pPr>
     </w:p>
@@ -14481,13 +13444,7 @@
               <w:jc w:val="both"/>
             </w:pPr>
             <w:r>
-              <w:t>[RNF-MYR-002]</w:t>
-            </w:r>
-            <w:r>
-              <w:t xml:space="preserve"> Facilidad de Mantenimiento</w:t>
-            </w:r>
-            <w:r>
-              <w:t>.</w:t>
+              <w:t>[RNF-SEG-003] Trazabilidad de Acciones.</w:t>
             </w:r>
           </w:p>
         </w:tc>
@@ -14524,10 +13481,7 @@
               <w:jc w:val="both"/>
             </w:pPr>
             <w:r>
-              <w:t>La aplicación debe estar diseñada bajo el patrón de software Modelo-Vista-Controlador (MVC), lo que facilitará el mantenimiento, la escalabilidad y la separación clara de la lógica de negocio, la presentación y el control del flujo del sistema</w:t>
-            </w:r>
-            <w:r>
-              <w:t>.</w:t>
+              <w:t>Todas las acciones críticas (como la edición de productos, el cierre de caja o la generación de reportes financieros) deben quedar registradas en el sistema, indicando el usuario que las realizó para garantizar la trazabilidad y auditoría de los datos.</w:t>
             </w:r>
           </w:p>
         </w:tc>
@@ -14575,12 +13529,208 @@
     </w:tbl>
     <w:p>
       <w:pPr>
+        <w:pBdr>
+          <w:top w:val="nil"/>
+          <w:left w:val="nil"/>
+          <w:bottom w:val="nil"/>
+          <w:right w:val="nil"/>
+          <w:between w:val="nil"/>
+        </w:pBdr>
         <w:spacing w:line="276" w:lineRule="auto"/>
         <w:jc w:val="both"/>
         <w:rPr>
+          <w:rFonts w:ascii="Arial" w:eastAsia="Arial" w:hAnsi="Arial" w:cs="Arial"/>
+          <w:i/>
+          <w:color w:val="000000"/>
+          <w:sz w:val="22"/>
+          <w:szCs w:val="22"/>
+        </w:rPr>
+      </w:pPr>
+    </w:p>
+    <w:tbl>
+      <w:tblPr>
+        <w:tblW w:w="9638" w:type="dxa"/>
+        <w:tblBorders>
+          <w:top w:val="single" w:sz="4" w:space="0" w:color="000000"/>
+          <w:left w:val="single" w:sz="4" w:space="0" w:color="000000"/>
+          <w:bottom w:val="single" w:sz="4" w:space="0" w:color="000000"/>
+          <w:right w:val="single" w:sz="4" w:space="0" w:color="000000"/>
+          <w:insideH w:val="single" w:sz="4" w:space="0" w:color="000000"/>
+          <w:insideV w:val="single" w:sz="4" w:space="0" w:color="000000"/>
+        </w:tblBorders>
+        <w:tblLayout w:type="fixed"/>
+        <w:tblLook w:val="0400" w:firstRow="0" w:lastRow="0" w:firstColumn="0" w:lastColumn="0" w:noHBand="0" w:noVBand="1"/>
+      </w:tblPr>
+      <w:tblGrid>
+        <w:gridCol w:w="2122"/>
+        <w:gridCol w:w="7516"/>
+      </w:tblGrid>
+      <w:tr>
+        <w:tc>
+          <w:tcPr>
+            <w:tcW w:w="2122" w:type="dxa"/>
+            <w:shd w:val="clear" w:color="auto" w:fill="F2F2F2"/>
+          </w:tcPr>
+          <w:p>
+            <w:pPr>
+              <w:spacing w:line="276" w:lineRule="auto"/>
+              <w:jc w:val="both"/>
+              <w:rPr>
+                <w:b/>
+              </w:rPr>
+            </w:pPr>
+            <w:r>
+              <w:rPr>
+                <w:b/>
+              </w:rPr>
+              <w:t>Código y nombre</w:t>
+            </w:r>
+          </w:p>
+        </w:tc>
+        <w:tc>
+          <w:tcPr>
+            <w:tcW w:w="7516" w:type="dxa"/>
+          </w:tcPr>
+          <w:p>
+            <w:pPr>
+              <w:spacing w:line="276" w:lineRule="auto"/>
+              <w:jc w:val="both"/>
+            </w:pPr>
+            <w:r>
+              <w:t>[RNF-SEG-004]</w:t>
+            </w:r>
+            <w:r>
+              <w:t xml:space="preserve"> Protección de Credenciales</w:t>
+            </w:r>
+            <w:r>
+              <w:t>.</w:t>
+            </w:r>
+          </w:p>
+        </w:tc>
+      </w:tr>
+      <w:tr>
+        <w:tc>
+          <w:tcPr>
+            <w:tcW w:w="2122" w:type="dxa"/>
+            <w:shd w:val="clear" w:color="auto" w:fill="F2F2F2"/>
+          </w:tcPr>
+          <w:p>
+            <w:pPr>
+              <w:spacing w:line="276" w:lineRule="auto"/>
+              <w:jc w:val="both"/>
+              <w:rPr>
+                <w:b/>
+              </w:rPr>
+            </w:pPr>
+            <w:r>
+              <w:rPr>
+                <w:b/>
+              </w:rPr>
+              <w:t>Descripción</w:t>
+            </w:r>
+          </w:p>
+        </w:tc>
+        <w:tc>
+          <w:tcPr>
+            <w:tcW w:w="7516" w:type="dxa"/>
+          </w:tcPr>
+          <w:p>
+            <w:pPr>
+              <w:spacing w:line="276" w:lineRule="auto"/>
+              <w:jc w:val="both"/>
+            </w:pPr>
+            <w:r>
+              <w:t>El sistema debe encriptar contraseñas con bcrypt, bloquear cuentas tras 3 intentos fallidos y exigir contraseñas de al menos 8 caracteres.</w:t>
+            </w:r>
+          </w:p>
+        </w:tc>
+      </w:tr>
+      <w:tr>
+        <w:trPr>
+          <w:trHeight w:val="581"/>
+        </w:trPr>
+        <w:tc>
+          <w:tcPr>
+            <w:tcW w:w="2122" w:type="dxa"/>
+            <w:shd w:val="clear" w:color="auto" w:fill="F2F2F2"/>
+          </w:tcPr>
+          <w:p>
+            <w:pPr>
+              <w:spacing w:line="276" w:lineRule="auto"/>
+              <w:jc w:val="both"/>
+              <w:rPr>
+                <w:b/>
+              </w:rPr>
+            </w:pPr>
+            <w:r>
+              <w:rPr>
+                <w:b/>
+              </w:rPr>
+              <w:t>Observaciones</w:t>
+            </w:r>
+          </w:p>
+        </w:tc>
+        <w:tc>
+          <w:tcPr>
+            <w:tcW w:w="7516" w:type="dxa"/>
+          </w:tcPr>
+          <w:p>
+            <w:pPr>
+              <w:spacing w:line="276" w:lineRule="auto"/>
+              <w:jc w:val="both"/>
+            </w:pPr>
+            <w:r>
+              <w:t>No aplica.</w:t>
+            </w:r>
+          </w:p>
+        </w:tc>
+      </w:tr>
+    </w:tbl>
+    <w:p>
+      <w:pPr>
+        <w:pBdr>
+          <w:top w:val="nil"/>
+          <w:left w:val="nil"/>
+          <w:bottom w:val="nil"/>
+          <w:right w:val="nil"/>
+          <w:between w:val="nil"/>
+        </w:pBdr>
+        <w:spacing w:line="276" w:lineRule="auto"/>
+        <w:jc w:val="both"/>
+        <w:rPr>
+          <w:rFonts w:ascii="Arial" w:eastAsia="Arial" w:hAnsi="Arial" w:cs="Arial"/>
+          <w:i/>
+          <w:color w:val="000000"/>
+          <w:sz w:val="22"/>
+          <w:szCs w:val="22"/>
+        </w:rPr>
+      </w:pPr>
+    </w:p>
+    <w:p>
+      <w:pPr>
+        <w:pStyle w:val="Ttulo2"/>
+        <w:numPr>
+          <w:ilvl w:val="1"/>
+          <w:numId w:val="4"/>
+        </w:numPr>
+        <w:spacing w:before="280" w:after="280" w:line="360" w:lineRule="auto"/>
+        <w:jc w:val="both"/>
+        <w:rPr>
+          <w:rFonts w:ascii="Times New Roman" w:eastAsia="Times New Roman" w:hAnsi="Times New Roman" w:cs="Times New Roman"/>
           <w:b/>
+          <w:color w:val="auto"/>
         </w:rPr>
       </w:pPr>
+      <w:bookmarkStart w:id="41" w:name="_Toc208102164"/>
+      <w:r>
+        <w:rPr>
+          <w:rFonts w:ascii="Times New Roman" w:eastAsia="Times New Roman" w:hAnsi="Times New Roman" w:cs="Times New Roman"/>
+          <w:b/>
+          <w:color w:val="auto"/>
+        </w:rPr>
+        <w:t>Otros requerimientos asociados</w:t>
+      </w:r>
+      <w:bookmarkEnd w:id="41"/>
     </w:p>
     <w:p>
       <w:pPr>
@@ -14607,14 +13757,14 @@
         </w:rPr>
         <w:t xml:space="preserve"> </w:t>
       </w:r>
-      <w:bookmarkStart w:id="42" w:name="_Toc208102168"/>
+      <w:bookmarkStart w:id="42" w:name="_Toc208102165"/>
       <w:r>
         <w:rPr>
           <w:rFonts w:eastAsia="Times New Roman" w:cs="Times New Roman"/>
           <w:b/>
           <w:color w:val="auto"/>
         </w:rPr>
-        <w:t>Calidad</w:t>
+        <w:t>Documentación</w:t>
       </w:r>
       <w:bookmarkEnd w:id="42"/>
     </w:p>
@@ -14668,7 +13818,19 @@
               <w:jc w:val="both"/>
             </w:pPr>
             <w:r>
-              <w:t>[RNF-CAL-001] Mejora Continua.</w:t>
+              <w:t>[RNF-DOC-001]</w:t>
+            </w:r>
+            <w:r>
+              <w:t xml:space="preserve"> </w:t>
+            </w:r>
+            <w:r>
+              <w:t>Uso</w:t>
+            </w:r>
+            <w:r>
+              <w:t xml:space="preserve"> de Documentación</w:t>
+            </w:r>
+            <w:r>
+              <w:t>.</w:t>
             </w:r>
           </w:p>
         </w:tc>
@@ -14705,7 +13867,7 @@
               <w:jc w:val="both"/>
             </w:pPr>
             <w:r>
-              <w:t>El sistema debe optimizar los procesos administrativos y financieros para mejorar la organización interna, la toma de decisiones basada en datos confiables y la eficiencia operativa del restaurante</w:t>
+              <w:t>El sistema debe contar con un conjunto de documentos que sirvan como guía para el desarrollo, implementación y uso del software, asegurando un entendimiento compartido entre desarrolladores y el cliente</w:t>
             </w:r>
             <w:r>
               <w:t>.</w:t>
@@ -14756,10 +13918,8 @@
     </w:tbl>
     <w:p>
       <w:pPr>
-        <w:spacing w:line="276" w:lineRule="auto"/>
-        <w:jc w:val="both"/>
         <w:rPr>
-          <w:b/>
+          <w:rFonts w:eastAsia="Arial"/>
         </w:rPr>
       </w:pPr>
     </w:p>
@@ -14813,6 +13973,909 @@
               <w:jc w:val="both"/>
             </w:pPr>
             <w:r>
+              <w:t>[RNF-DOC-002]</w:t>
+            </w:r>
+            <w:r>
+              <w:t xml:space="preserve"> Mantenimiento de la Documentación</w:t>
+            </w:r>
+            <w:r>
+              <w:t>.</w:t>
+            </w:r>
+          </w:p>
+        </w:tc>
+      </w:tr>
+      <w:tr>
+        <w:tc>
+          <w:tcPr>
+            <w:tcW w:w="2122" w:type="dxa"/>
+            <w:shd w:val="clear" w:color="auto" w:fill="F2F2F2"/>
+          </w:tcPr>
+          <w:p>
+            <w:pPr>
+              <w:spacing w:line="276" w:lineRule="auto"/>
+              <w:jc w:val="both"/>
+              <w:rPr>
+                <w:b/>
+              </w:rPr>
+            </w:pPr>
+            <w:r>
+              <w:rPr>
+                <w:b/>
+              </w:rPr>
+              <w:t>Descripción</w:t>
+            </w:r>
+          </w:p>
+        </w:tc>
+        <w:tc>
+          <w:tcPr>
+            <w:tcW w:w="7516" w:type="dxa"/>
+          </w:tcPr>
+          <w:p>
+            <w:pPr>
+              <w:spacing w:line="276" w:lineRule="auto"/>
+              <w:jc w:val="both"/>
+            </w:pPr>
+            <w:r>
+              <w:t>Se debe mantener un historial de revisiones de los documentos clave del proyecto para reflejar los cambios realizados en el tiempo</w:t>
+            </w:r>
+            <w:r>
+              <w:t>.</w:t>
+            </w:r>
+          </w:p>
+        </w:tc>
+      </w:tr>
+      <w:tr>
+        <w:trPr>
+          <w:trHeight w:val="581"/>
+        </w:trPr>
+        <w:tc>
+          <w:tcPr>
+            <w:tcW w:w="2122" w:type="dxa"/>
+            <w:shd w:val="clear" w:color="auto" w:fill="F2F2F2"/>
+          </w:tcPr>
+          <w:p>
+            <w:pPr>
+              <w:spacing w:line="276" w:lineRule="auto"/>
+              <w:jc w:val="both"/>
+              <w:rPr>
+                <w:b/>
+              </w:rPr>
+            </w:pPr>
+            <w:r>
+              <w:rPr>
+                <w:b/>
+              </w:rPr>
+              <w:t>Observaciones</w:t>
+            </w:r>
+          </w:p>
+        </w:tc>
+        <w:tc>
+          <w:tcPr>
+            <w:tcW w:w="7516" w:type="dxa"/>
+          </w:tcPr>
+          <w:p>
+            <w:pPr>
+              <w:spacing w:line="276" w:lineRule="auto"/>
+              <w:jc w:val="both"/>
+            </w:pPr>
+            <w:r>
+              <w:t>No aplica.</w:t>
+            </w:r>
+          </w:p>
+        </w:tc>
+      </w:tr>
+    </w:tbl>
+    <w:p>
+      <w:pPr>
+        <w:pBdr>
+          <w:top w:val="nil"/>
+          <w:left w:val="nil"/>
+          <w:bottom w:val="nil"/>
+          <w:right w:val="nil"/>
+          <w:between w:val="nil"/>
+        </w:pBdr>
+        <w:spacing w:line="276" w:lineRule="auto"/>
+        <w:jc w:val="both"/>
+        <w:rPr>
+          <w:rFonts w:ascii="Arial" w:eastAsia="Arial" w:hAnsi="Arial" w:cs="Arial"/>
+          <w:i/>
+          <w:color w:val="000000"/>
+          <w:sz w:val="22"/>
+          <w:szCs w:val="22"/>
+        </w:rPr>
+      </w:pPr>
+    </w:p>
+    <w:p>
+      <w:pPr>
+        <w:spacing w:after="160" w:line="278" w:lineRule="auto"/>
+        <w:rPr>
+          <w:rFonts w:ascii="Arial" w:eastAsia="Arial" w:hAnsi="Arial" w:cs="Arial"/>
+          <w:i/>
+          <w:color w:val="000000"/>
+          <w:sz w:val="22"/>
+          <w:szCs w:val="22"/>
+        </w:rPr>
+      </w:pPr>
+      <w:r>
+        <w:rPr>
+          <w:rFonts w:ascii="Arial" w:eastAsia="Arial" w:hAnsi="Arial" w:cs="Arial"/>
+          <w:i/>
+          <w:color w:val="000000"/>
+          <w:sz w:val="22"/>
+          <w:szCs w:val="22"/>
+        </w:rPr>
+        <w:br w:type="page"/>
+      </w:r>
+    </w:p>
+    <w:p>
+      <w:pPr>
+        <w:pStyle w:val="Ttulo3"/>
+        <w:keepNext w:val="0"/>
+        <w:keepLines w:val="0"/>
+        <w:numPr>
+          <w:ilvl w:val="2"/>
+          <w:numId w:val="4"/>
+        </w:numPr>
+        <w:spacing w:before="240" w:after="240" w:line="276" w:lineRule="auto"/>
+        <w:jc w:val="both"/>
+        <w:rPr>
+          <w:rFonts w:eastAsia="Times New Roman" w:cs="Times New Roman"/>
+          <w:b/>
+          <w:color w:val="auto"/>
+        </w:rPr>
+      </w:pPr>
+      <w:r>
+        <w:rPr>
+          <w:rFonts w:eastAsia="Times New Roman" w:cs="Times New Roman"/>
+          <w:b/>
+          <w:color w:val="auto"/>
+        </w:rPr>
+        <w:lastRenderedPageBreak/>
+        <w:t xml:space="preserve"> </w:t>
+      </w:r>
+      <w:bookmarkStart w:id="43" w:name="_Toc208102166"/>
+      <w:r>
+        <w:rPr>
+          <w:rFonts w:eastAsia="Times New Roman" w:cs="Times New Roman"/>
+          <w:b/>
+          <w:color w:val="auto"/>
+        </w:rPr>
+        <w:t>Robustez</w:t>
+      </w:r>
+      <w:bookmarkEnd w:id="43"/>
+    </w:p>
+    <w:tbl>
+      <w:tblPr>
+        <w:tblW w:w="9638" w:type="dxa"/>
+        <w:tblBorders>
+          <w:top w:val="single" w:sz="4" w:space="0" w:color="000000"/>
+          <w:left w:val="single" w:sz="4" w:space="0" w:color="000000"/>
+          <w:bottom w:val="single" w:sz="4" w:space="0" w:color="000000"/>
+          <w:right w:val="single" w:sz="4" w:space="0" w:color="000000"/>
+          <w:insideH w:val="single" w:sz="4" w:space="0" w:color="000000"/>
+          <w:insideV w:val="single" w:sz="4" w:space="0" w:color="000000"/>
+        </w:tblBorders>
+        <w:tblLayout w:type="fixed"/>
+        <w:tblLook w:val="0400" w:firstRow="0" w:lastRow="0" w:firstColumn="0" w:lastColumn="0" w:noHBand="0" w:noVBand="1"/>
+      </w:tblPr>
+      <w:tblGrid>
+        <w:gridCol w:w="2122"/>
+        <w:gridCol w:w="7516"/>
+      </w:tblGrid>
+      <w:tr>
+        <w:tc>
+          <w:tcPr>
+            <w:tcW w:w="2122" w:type="dxa"/>
+            <w:shd w:val="clear" w:color="auto" w:fill="F2F2F2"/>
+          </w:tcPr>
+          <w:p>
+            <w:pPr>
+              <w:spacing w:line="276" w:lineRule="auto"/>
+              <w:jc w:val="both"/>
+              <w:rPr>
+                <w:b/>
+              </w:rPr>
+            </w:pPr>
+            <w:r>
+              <w:rPr>
+                <w:b/>
+              </w:rPr>
+              <w:t>Código y nombre</w:t>
+            </w:r>
+          </w:p>
+        </w:tc>
+        <w:tc>
+          <w:tcPr>
+            <w:tcW w:w="7516" w:type="dxa"/>
+          </w:tcPr>
+          <w:p>
+            <w:pPr>
+              <w:spacing w:line="276" w:lineRule="auto"/>
+              <w:jc w:val="both"/>
+            </w:pPr>
+            <w:r>
+              <w:t>[RNF-</w:t>
+            </w:r>
+            <w:r>
+              <w:t>ROB</w:t>
+            </w:r>
+            <w:r>
+              <w:t>-001]</w:t>
+            </w:r>
+            <w:r>
+              <w:t xml:space="preserve"> Reducción de Errores</w:t>
+            </w:r>
+            <w:r>
+              <w:t>.</w:t>
+            </w:r>
+          </w:p>
+        </w:tc>
+      </w:tr>
+      <w:tr>
+        <w:tc>
+          <w:tcPr>
+            <w:tcW w:w="2122" w:type="dxa"/>
+            <w:shd w:val="clear" w:color="auto" w:fill="F2F2F2"/>
+          </w:tcPr>
+          <w:p>
+            <w:pPr>
+              <w:spacing w:line="276" w:lineRule="auto"/>
+              <w:jc w:val="both"/>
+              <w:rPr>
+                <w:b/>
+              </w:rPr>
+            </w:pPr>
+            <w:r>
+              <w:rPr>
+                <w:b/>
+              </w:rPr>
+              <w:t>Descripción</w:t>
+            </w:r>
+          </w:p>
+        </w:tc>
+        <w:tc>
+          <w:tcPr>
+            <w:tcW w:w="7516" w:type="dxa"/>
+          </w:tcPr>
+          <w:p>
+            <w:pPr>
+              <w:spacing w:line="276" w:lineRule="auto"/>
+              <w:jc w:val="both"/>
+            </w:pPr>
+            <w:r>
+              <w:t>El sistema debe disminuir la incidencia de errores de registro en ventas y asistencia, eliminando la duplicación de tareas y los errores humanos inherentes a los procesos manuales actuales</w:t>
+            </w:r>
+            <w:r>
+              <w:t>.</w:t>
+            </w:r>
+          </w:p>
+        </w:tc>
+      </w:tr>
+      <w:tr>
+        <w:trPr>
+          <w:trHeight w:val="581"/>
+        </w:trPr>
+        <w:tc>
+          <w:tcPr>
+            <w:tcW w:w="2122" w:type="dxa"/>
+            <w:shd w:val="clear" w:color="auto" w:fill="F2F2F2"/>
+          </w:tcPr>
+          <w:p>
+            <w:pPr>
+              <w:spacing w:line="276" w:lineRule="auto"/>
+              <w:jc w:val="both"/>
+              <w:rPr>
+                <w:b/>
+              </w:rPr>
+            </w:pPr>
+            <w:r>
+              <w:rPr>
+                <w:b/>
+              </w:rPr>
+              <w:t>Observaciones</w:t>
+            </w:r>
+          </w:p>
+        </w:tc>
+        <w:tc>
+          <w:tcPr>
+            <w:tcW w:w="7516" w:type="dxa"/>
+          </w:tcPr>
+          <w:p>
+            <w:pPr>
+              <w:spacing w:line="276" w:lineRule="auto"/>
+              <w:jc w:val="both"/>
+            </w:pPr>
+            <w:r>
+              <w:t>No aplica.</w:t>
+            </w:r>
+          </w:p>
+        </w:tc>
+      </w:tr>
+    </w:tbl>
+    <w:p>
+      <w:pPr>
+        <w:spacing w:line="276" w:lineRule="auto"/>
+        <w:jc w:val="both"/>
+        <w:rPr>
+          <w:b/>
+        </w:rPr>
+      </w:pPr>
+    </w:p>
+    <w:p>
+      <w:pPr>
+        <w:pStyle w:val="Ttulo3"/>
+        <w:keepNext w:val="0"/>
+        <w:keepLines w:val="0"/>
+        <w:numPr>
+          <w:ilvl w:val="2"/>
+          <w:numId w:val="4"/>
+        </w:numPr>
+        <w:spacing w:before="240" w:after="240" w:line="276" w:lineRule="auto"/>
+        <w:jc w:val="both"/>
+        <w:rPr>
+          <w:rFonts w:eastAsia="Times New Roman" w:cs="Times New Roman"/>
+          <w:b/>
+          <w:color w:val="auto"/>
+        </w:rPr>
+      </w:pPr>
+      <w:r>
+        <w:rPr>
+          <w:rFonts w:eastAsia="Times New Roman" w:cs="Times New Roman"/>
+          <w:b/>
+          <w:color w:val="auto"/>
+        </w:rPr>
+        <w:t xml:space="preserve"> </w:t>
+      </w:r>
+      <w:bookmarkStart w:id="44" w:name="_Toc208102167"/>
+      <w:r>
+        <w:rPr>
+          <w:rFonts w:eastAsia="Times New Roman" w:cs="Times New Roman"/>
+          <w:b/>
+          <w:color w:val="auto"/>
+        </w:rPr>
+        <w:t>Modificabilidad y Reusabilidad</w:t>
+      </w:r>
+      <w:bookmarkEnd w:id="44"/>
+    </w:p>
+    <w:tbl>
+      <w:tblPr>
+        <w:tblW w:w="9638" w:type="dxa"/>
+        <w:tblBorders>
+          <w:top w:val="single" w:sz="4" w:space="0" w:color="000000"/>
+          <w:left w:val="single" w:sz="4" w:space="0" w:color="000000"/>
+          <w:bottom w:val="single" w:sz="4" w:space="0" w:color="000000"/>
+          <w:right w:val="single" w:sz="4" w:space="0" w:color="000000"/>
+          <w:insideH w:val="single" w:sz="4" w:space="0" w:color="000000"/>
+          <w:insideV w:val="single" w:sz="4" w:space="0" w:color="000000"/>
+        </w:tblBorders>
+        <w:tblLayout w:type="fixed"/>
+        <w:tblLook w:val="0400" w:firstRow="0" w:lastRow="0" w:firstColumn="0" w:lastColumn="0" w:noHBand="0" w:noVBand="1"/>
+      </w:tblPr>
+      <w:tblGrid>
+        <w:gridCol w:w="2122"/>
+        <w:gridCol w:w="7516"/>
+      </w:tblGrid>
+      <w:tr>
+        <w:tc>
+          <w:tcPr>
+            <w:tcW w:w="2122" w:type="dxa"/>
+            <w:shd w:val="clear" w:color="auto" w:fill="F2F2F2"/>
+          </w:tcPr>
+          <w:p>
+            <w:pPr>
+              <w:spacing w:line="276" w:lineRule="auto"/>
+              <w:jc w:val="both"/>
+              <w:rPr>
+                <w:b/>
+              </w:rPr>
+            </w:pPr>
+            <w:r>
+              <w:rPr>
+                <w:b/>
+              </w:rPr>
+              <w:t>Código y nombre</w:t>
+            </w:r>
+          </w:p>
+        </w:tc>
+        <w:tc>
+          <w:tcPr>
+            <w:tcW w:w="7516" w:type="dxa"/>
+          </w:tcPr>
+          <w:p>
+            <w:pPr>
+              <w:spacing w:line="276" w:lineRule="auto"/>
+              <w:jc w:val="both"/>
+            </w:pPr>
+            <w:r>
+              <w:t>[RNF-</w:t>
+            </w:r>
+            <w:r>
+              <w:t>MYR</w:t>
+            </w:r>
+            <w:r>
+              <w:t>-001]</w:t>
+            </w:r>
+            <w:r>
+              <w:t xml:space="preserve"> Arquitectura Escalable y Modular</w:t>
+            </w:r>
+            <w:r>
+              <w:t>.</w:t>
+            </w:r>
+          </w:p>
+        </w:tc>
+      </w:tr>
+      <w:tr>
+        <w:tc>
+          <w:tcPr>
+            <w:tcW w:w="2122" w:type="dxa"/>
+            <w:shd w:val="clear" w:color="auto" w:fill="F2F2F2"/>
+          </w:tcPr>
+          <w:p>
+            <w:pPr>
+              <w:spacing w:line="276" w:lineRule="auto"/>
+              <w:jc w:val="both"/>
+              <w:rPr>
+                <w:b/>
+              </w:rPr>
+            </w:pPr>
+            <w:r>
+              <w:rPr>
+                <w:b/>
+              </w:rPr>
+              <w:t>Descripción</w:t>
+            </w:r>
+          </w:p>
+        </w:tc>
+        <w:tc>
+          <w:tcPr>
+            <w:tcW w:w="7516" w:type="dxa"/>
+          </w:tcPr>
+          <w:p>
+            <w:pPr>
+              <w:spacing w:line="276" w:lineRule="auto"/>
+              <w:jc w:val="both"/>
+            </w:pPr>
+            <w:r>
+              <w:t>El sistema se desarrollará con una arquitectura modular y escalable, permitiendo la fácil integración de futuras funcionalidades y la expansión del sistema</w:t>
+            </w:r>
+            <w:r>
+              <w:t>.</w:t>
+            </w:r>
+          </w:p>
+        </w:tc>
+      </w:tr>
+      <w:tr>
+        <w:trPr>
+          <w:trHeight w:val="581"/>
+        </w:trPr>
+        <w:tc>
+          <w:tcPr>
+            <w:tcW w:w="2122" w:type="dxa"/>
+            <w:shd w:val="clear" w:color="auto" w:fill="F2F2F2"/>
+          </w:tcPr>
+          <w:p>
+            <w:pPr>
+              <w:spacing w:line="276" w:lineRule="auto"/>
+              <w:jc w:val="both"/>
+              <w:rPr>
+                <w:b/>
+              </w:rPr>
+            </w:pPr>
+            <w:r>
+              <w:rPr>
+                <w:b/>
+              </w:rPr>
+              <w:t>Observaciones</w:t>
+            </w:r>
+          </w:p>
+        </w:tc>
+        <w:tc>
+          <w:tcPr>
+            <w:tcW w:w="7516" w:type="dxa"/>
+          </w:tcPr>
+          <w:p>
+            <w:pPr>
+              <w:spacing w:line="276" w:lineRule="auto"/>
+              <w:jc w:val="both"/>
+            </w:pPr>
+            <w:r>
+              <w:t>No aplica.</w:t>
+            </w:r>
+          </w:p>
+        </w:tc>
+      </w:tr>
+    </w:tbl>
+    <w:p>
+      <w:pPr>
+        <w:spacing w:line="276" w:lineRule="auto"/>
+        <w:jc w:val="both"/>
+        <w:rPr>
+          <w:b/>
+        </w:rPr>
+      </w:pPr>
+    </w:p>
+    <w:tbl>
+      <w:tblPr>
+        <w:tblW w:w="9638" w:type="dxa"/>
+        <w:tblBorders>
+          <w:top w:val="single" w:sz="4" w:space="0" w:color="000000"/>
+          <w:left w:val="single" w:sz="4" w:space="0" w:color="000000"/>
+          <w:bottom w:val="single" w:sz="4" w:space="0" w:color="000000"/>
+          <w:right w:val="single" w:sz="4" w:space="0" w:color="000000"/>
+          <w:insideH w:val="single" w:sz="4" w:space="0" w:color="000000"/>
+          <w:insideV w:val="single" w:sz="4" w:space="0" w:color="000000"/>
+        </w:tblBorders>
+        <w:tblLayout w:type="fixed"/>
+        <w:tblLook w:val="0400" w:firstRow="0" w:lastRow="0" w:firstColumn="0" w:lastColumn="0" w:noHBand="0" w:noVBand="1"/>
+      </w:tblPr>
+      <w:tblGrid>
+        <w:gridCol w:w="2122"/>
+        <w:gridCol w:w="7516"/>
+      </w:tblGrid>
+      <w:tr>
+        <w:tc>
+          <w:tcPr>
+            <w:tcW w:w="2122" w:type="dxa"/>
+            <w:shd w:val="clear" w:color="auto" w:fill="F2F2F2"/>
+          </w:tcPr>
+          <w:p>
+            <w:pPr>
+              <w:spacing w:line="276" w:lineRule="auto"/>
+              <w:jc w:val="both"/>
+              <w:rPr>
+                <w:b/>
+              </w:rPr>
+            </w:pPr>
+            <w:r>
+              <w:rPr>
+                <w:b/>
+              </w:rPr>
+              <w:t>Código y nombre</w:t>
+            </w:r>
+          </w:p>
+        </w:tc>
+        <w:tc>
+          <w:tcPr>
+            <w:tcW w:w="7516" w:type="dxa"/>
+          </w:tcPr>
+          <w:p>
+            <w:pPr>
+              <w:spacing w:line="276" w:lineRule="auto"/>
+              <w:jc w:val="both"/>
+            </w:pPr>
+            <w:r>
+              <w:t>[RNF-MYR-002]</w:t>
+            </w:r>
+            <w:r>
+              <w:t xml:space="preserve"> Facilidad de Mantenimiento</w:t>
+            </w:r>
+            <w:r>
+              <w:t>.</w:t>
+            </w:r>
+          </w:p>
+        </w:tc>
+      </w:tr>
+      <w:tr>
+        <w:tc>
+          <w:tcPr>
+            <w:tcW w:w="2122" w:type="dxa"/>
+            <w:shd w:val="clear" w:color="auto" w:fill="F2F2F2"/>
+          </w:tcPr>
+          <w:p>
+            <w:pPr>
+              <w:spacing w:line="276" w:lineRule="auto"/>
+              <w:jc w:val="both"/>
+              <w:rPr>
+                <w:b/>
+              </w:rPr>
+            </w:pPr>
+            <w:r>
+              <w:rPr>
+                <w:b/>
+              </w:rPr>
+              <w:t>Descripción</w:t>
+            </w:r>
+          </w:p>
+        </w:tc>
+        <w:tc>
+          <w:tcPr>
+            <w:tcW w:w="7516" w:type="dxa"/>
+          </w:tcPr>
+          <w:p>
+            <w:pPr>
+              <w:spacing w:line="276" w:lineRule="auto"/>
+              <w:jc w:val="both"/>
+            </w:pPr>
+            <w:r>
+              <w:t>La aplicación debe estar diseñada bajo el patrón de software Modelo-Vista-Controlador (MVC), lo que facilitará el mantenimiento, la escalabilidad y la separación clara de la lógica de negocio, la presentación y el control del flujo del sistema</w:t>
+            </w:r>
+            <w:r>
+              <w:t>.</w:t>
+            </w:r>
+          </w:p>
+        </w:tc>
+      </w:tr>
+      <w:tr>
+        <w:trPr>
+          <w:trHeight w:val="581"/>
+        </w:trPr>
+        <w:tc>
+          <w:tcPr>
+            <w:tcW w:w="2122" w:type="dxa"/>
+            <w:shd w:val="clear" w:color="auto" w:fill="F2F2F2"/>
+          </w:tcPr>
+          <w:p>
+            <w:pPr>
+              <w:spacing w:line="276" w:lineRule="auto"/>
+              <w:jc w:val="both"/>
+              <w:rPr>
+                <w:b/>
+              </w:rPr>
+            </w:pPr>
+            <w:r>
+              <w:rPr>
+                <w:b/>
+              </w:rPr>
+              <w:t>Observaciones</w:t>
+            </w:r>
+          </w:p>
+        </w:tc>
+        <w:tc>
+          <w:tcPr>
+            <w:tcW w:w="7516" w:type="dxa"/>
+          </w:tcPr>
+          <w:p>
+            <w:pPr>
+              <w:spacing w:line="276" w:lineRule="auto"/>
+              <w:jc w:val="both"/>
+            </w:pPr>
+            <w:r>
+              <w:t>No aplica.</w:t>
+            </w:r>
+          </w:p>
+        </w:tc>
+      </w:tr>
+    </w:tbl>
+    <w:p>
+      <w:pPr>
+        <w:spacing w:line="276" w:lineRule="auto"/>
+        <w:jc w:val="both"/>
+        <w:rPr>
+          <w:b/>
+        </w:rPr>
+      </w:pPr>
+    </w:p>
+    <w:p>
+      <w:pPr>
+        <w:pStyle w:val="Ttulo3"/>
+        <w:keepNext w:val="0"/>
+        <w:keepLines w:val="0"/>
+        <w:numPr>
+          <w:ilvl w:val="2"/>
+          <w:numId w:val="4"/>
+        </w:numPr>
+        <w:spacing w:before="240" w:after="240" w:line="276" w:lineRule="auto"/>
+        <w:jc w:val="both"/>
+        <w:rPr>
+          <w:rFonts w:eastAsia="Times New Roman" w:cs="Times New Roman"/>
+          <w:b/>
+          <w:color w:val="auto"/>
+        </w:rPr>
+      </w:pPr>
+      <w:r>
+        <w:rPr>
+          <w:rFonts w:eastAsia="Times New Roman" w:cs="Times New Roman"/>
+          <w:b/>
+          <w:color w:val="auto"/>
+        </w:rPr>
+        <w:t xml:space="preserve"> </w:t>
+      </w:r>
+      <w:bookmarkStart w:id="45" w:name="_Toc208102168"/>
+      <w:r>
+        <w:rPr>
+          <w:rFonts w:eastAsia="Times New Roman" w:cs="Times New Roman"/>
+          <w:b/>
+          <w:color w:val="auto"/>
+        </w:rPr>
+        <w:t>Calidad</w:t>
+      </w:r>
+      <w:bookmarkEnd w:id="45"/>
+    </w:p>
+    <w:tbl>
+      <w:tblPr>
+        <w:tblW w:w="9638" w:type="dxa"/>
+        <w:tblBorders>
+          <w:top w:val="single" w:sz="4" w:space="0" w:color="000000"/>
+          <w:left w:val="single" w:sz="4" w:space="0" w:color="000000"/>
+          <w:bottom w:val="single" w:sz="4" w:space="0" w:color="000000"/>
+          <w:right w:val="single" w:sz="4" w:space="0" w:color="000000"/>
+          <w:insideH w:val="single" w:sz="4" w:space="0" w:color="000000"/>
+          <w:insideV w:val="single" w:sz="4" w:space="0" w:color="000000"/>
+        </w:tblBorders>
+        <w:tblLayout w:type="fixed"/>
+        <w:tblLook w:val="0400" w:firstRow="0" w:lastRow="0" w:firstColumn="0" w:lastColumn="0" w:noHBand="0" w:noVBand="1"/>
+      </w:tblPr>
+      <w:tblGrid>
+        <w:gridCol w:w="2122"/>
+        <w:gridCol w:w="7516"/>
+      </w:tblGrid>
+      <w:tr>
+        <w:tc>
+          <w:tcPr>
+            <w:tcW w:w="2122" w:type="dxa"/>
+            <w:shd w:val="clear" w:color="auto" w:fill="F2F2F2"/>
+          </w:tcPr>
+          <w:p>
+            <w:pPr>
+              <w:spacing w:line="276" w:lineRule="auto"/>
+              <w:jc w:val="both"/>
+              <w:rPr>
+                <w:b/>
+              </w:rPr>
+            </w:pPr>
+            <w:r>
+              <w:rPr>
+                <w:b/>
+              </w:rPr>
+              <w:t>Código y nombre</w:t>
+            </w:r>
+          </w:p>
+        </w:tc>
+        <w:tc>
+          <w:tcPr>
+            <w:tcW w:w="7516" w:type="dxa"/>
+          </w:tcPr>
+          <w:p>
+            <w:pPr>
+              <w:spacing w:line="276" w:lineRule="auto"/>
+              <w:jc w:val="both"/>
+            </w:pPr>
+            <w:r>
+              <w:t>[RNF-CAL-001] Mejora Continua.</w:t>
+            </w:r>
+          </w:p>
+        </w:tc>
+      </w:tr>
+      <w:tr>
+        <w:tc>
+          <w:tcPr>
+            <w:tcW w:w="2122" w:type="dxa"/>
+            <w:shd w:val="clear" w:color="auto" w:fill="F2F2F2"/>
+          </w:tcPr>
+          <w:p>
+            <w:pPr>
+              <w:spacing w:line="276" w:lineRule="auto"/>
+              <w:jc w:val="both"/>
+              <w:rPr>
+                <w:b/>
+              </w:rPr>
+            </w:pPr>
+            <w:r>
+              <w:rPr>
+                <w:b/>
+              </w:rPr>
+              <w:t>Descripción</w:t>
+            </w:r>
+          </w:p>
+        </w:tc>
+        <w:tc>
+          <w:tcPr>
+            <w:tcW w:w="7516" w:type="dxa"/>
+          </w:tcPr>
+          <w:p>
+            <w:pPr>
+              <w:spacing w:line="276" w:lineRule="auto"/>
+              <w:jc w:val="both"/>
+            </w:pPr>
+            <w:r>
+              <w:t>El sistema debe optimizar los procesos administrativos y financieros para mejorar la organización interna, la toma de decisiones basada en datos confiables y la eficiencia operativa del restaurante</w:t>
+            </w:r>
+            <w:r>
+              <w:t>.</w:t>
+            </w:r>
+          </w:p>
+        </w:tc>
+      </w:tr>
+      <w:tr>
+        <w:trPr>
+          <w:trHeight w:val="581"/>
+        </w:trPr>
+        <w:tc>
+          <w:tcPr>
+            <w:tcW w:w="2122" w:type="dxa"/>
+            <w:shd w:val="clear" w:color="auto" w:fill="F2F2F2"/>
+          </w:tcPr>
+          <w:p>
+            <w:pPr>
+              <w:spacing w:line="276" w:lineRule="auto"/>
+              <w:jc w:val="both"/>
+              <w:rPr>
+                <w:b/>
+              </w:rPr>
+            </w:pPr>
+            <w:r>
+              <w:rPr>
+                <w:b/>
+              </w:rPr>
+              <w:t>Observaciones</w:t>
+            </w:r>
+          </w:p>
+        </w:tc>
+        <w:tc>
+          <w:tcPr>
+            <w:tcW w:w="7516" w:type="dxa"/>
+          </w:tcPr>
+          <w:p>
+            <w:pPr>
+              <w:spacing w:line="276" w:lineRule="auto"/>
+              <w:jc w:val="both"/>
+            </w:pPr>
+            <w:r>
+              <w:t>No aplica.</w:t>
+            </w:r>
+          </w:p>
+        </w:tc>
+      </w:tr>
+    </w:tbl>
+    <w:p>
+      <w:pPr>
+        <w:spacing w:line="276" w:lineRule="auto"/>
+        <w:jc w:val="both"/>
+        <w:rPr>
+          <w:b/>
+        </w:rPr>
+      </w:pPr>
+    </w:p>
+    <w:tbl>
+      <w:tblPr>
+        <w:tblW w:w="9638" w:type="dxa"/>
+        <w:tblBorders>
+          <w:top w:val="single" w:sz="4" w:space="0" w:color="000000"/>
+          <w:left w:val="single" w:sz="4" w:space="0" w:color="000000"/>
+          <w:bottom w:val="single" w:sz="4" w:space="0" w:color="000000"/>
+          <w:right w:val="single" w:sz="4" w:space="0" w:color="000000"/>
+          <w:insideH w:val="single" w:sz="4" w:space="0" w:color="000000"/>
+          <w:insideV w:val="single" w:sz="4" w:space="0" w:color="000000"/>
+        </w:tblBorders>
+        <w:tblLayout w:type="fixed"/>
+        <w:tblLook w:val="0400" w:firstRow="0" w:lastRow="0" w:firstColumn="0" w:lastColumn="0" w:noHBand="0" w:noVBand="1"/>
+      </w:tblPr>
+      <w:tblGrid>
+        <w:gridCol w:w="2122"/>
+        <w:gridCol w:w="7516"/>
+      </w:tblGrid>
+      <w:tr>
+        <w:tc>
+          <w:tcPr>
+            <w:tcW w:w="2122" w:type="dxa"/>
+            <w:shd w:val="clear" w:color="auto" w:fill="F2F2F2"/>
+          </w:tcPr>
+          <w:p>
+            <w:pPr>
+              <w:spacing w:line="276" w:lineRule="auto"/>
+              <w:jc w:val="both"/>
+              <w:rPr>
+                <w:b/>
+              </w:rPr>
+            </w:pPr>
+            <w:r>
+              <w:rPr>
+                <w:b/>
+              </w:rPr>
+              <w:t>Código y nombre</w:t>
+            </w:r>
+          </w:p>
+        </w:tc>
+        <w:tc>
+          <w:tcPr>
+            <w:tcW w:w="7516" w:type="dxa"/>
+          </w:tcPr>
+          <w:p>
+            <w:pPr>
+              <w:spacing w:line="276" w:lineRule="auto"/>
+              <w:jc w:val="both"/>
+            </w:pPr>
+            <w:r>
               <w:t xml:space="preserve">[RNF-CAL-002] </w:t>
             </w:r>
             <w:r>
@@ -14882,7 +14945,7 @@
           <w:szCs w:val="36"/>
         </w:rPr>
       </w:pPr>
-      <w:bookmarkStart w:id="43" w:name="_Toc208102169"/>
+      <w:bookmarkStart w:id="46" w:name="_Toc208102169"/>
       <w:r>
         <w:rPr>
           <w:rFonts w:ascii="Times New Roman" w:eastAsia="Times New Roman" w:hAnsi="Times New Roman" w:cs="Times New Roman"/>
@@ -14892,31 +14955,9 @@
           <w:szCs w:val="36"/>
         </w:rPr>
         <w:lastRenderedPageBreak/>
-        <w:t>Priorización (</w:t>
+        <w:t>Priorización (MoSCoW)</w:t>
       </w:r>
-      <w:proofErr w:type="spellStart"/>
-      <w:r>
-        <w:rPr>
-          <w:rFonts w:ascii="Times New Roman" w:eastAsia="Times New Roman" w:hAnsi="Times New Roman" w:cs="Times New Roman"/>
-          <w:b/>
-          <w:color w:val="auto"/>
-          <w:sz w:val="36"/>
-          <w:szCs w:val="36"/>
-        </w:rPr>
-        <w:t>MoSCoW</w:t>
-      </w:r>
-      <w:proofErr w:type="spellEnd"/>
-      <w:r>
-        <w:rPr>
-          <w:rFonts w:ascii="Times New Roman" w:eastAsia="Times New Roman" w:hAnsi="Times New Roman" w:cs="Times New Roman"/>
-          <w:b/>
-          <w:color w:val="auto"/>
-          <w:sz w:val="36"/>
-          <w:szCs w:val="36"/>
-        </w:rPr>
-        <w:t>)</w:t>
-      </w:r>
-      <w:bookmarkEnd w:id="43"/>
+      <w:bookmarkEnd w:id="46"/>
     </w:p>
     <w:tbl>
       <w:tblPr>
@@ -15292,6 +15333,7 @@
               <w:rPr>
                 <w:i/>
                 <w:color w:val="000000"/>
+                <w:highlight w:val="red"/>
               </w:rPr>
               <w:t>RF-FIN-003</w:t>
             </w:r>
@@ -16521,7 +16563,7 @@
           <w:szCs w:val="36"/>
         </w:rPr>
       </w:pPr>
-      <w:bookmarkStart w:id="44" w:name="_Toc208102170"/>
+      <w:bookmarkStart w:id="47" w:name="_Toc208102170"/>
       <w:r>
         <w:rPr>
           <w:rFonts w:ascii="Times New Roman" w:eastAsia="Times New Roman" w:hAnsi="Times New Roman" w:cs="Times New Roman"/>
@@ -16533,7 +16575,7 @@
         <w:lastRenderedPageBreak/>
         <w:t>Modelos de análisis</w:t>
       </w:r>
-      <w:bookmarkEnd w:id="44"/>
+      <w:bookmarkEnd w:id="47"/>
     </w:p>
     <w:p>
       <w:pPr>
@@ -16579,7 +16621,7 @@
                     </pic:cNvPicPr>
                   </pic:nvPicPr>
                   <pic:blipFill>
-                    <a:blip r:embed="rId13" cstate="print">
+                    <a:blip r:embed="rId17" cstate="print">
                       <a:extLst>
                         <a:ext uri="{28A0092B-C50C-407E-A947-70E740481C1C}">
                           <a14:useLocalDpi xmlns:a14="http://schemas.microsoft.com/office/drawing/2010/main" val="0"/>
@@ -16618,6 +16660,83 @@
     </w:sectPr>
   </w:body>
 </w:document>
+</file>
+
+<file path=word/comments.xml><?xml version="1.0" encoding="utf-8"?>
+<w:comments xmlns:wpc="http://schemas.microsoft.com/office/word/2010/wordprocessingCanvas" xmlns:cx="http://schemas.microsoft.com/office/drawing/2014/chartex" xmlns:cx1="http://schemas.microsoft.com/office/drawing/2015/9/8/chartex" xmlns:cx2="http://schemas.microsoft.com/office/drawing/2015/10/21/chartex" xmlns:cx3="http://schemas.microsoft.com/office/drawing/2016/5/9/chartex" xmlns:cx4="http://schemas.microsoft.com/office/drawing/2016/5/10/chartex" xmlns:cx5="http://schemas.microsoft.com/office/drawing/2016/5/11/chartex" xmlns:cx6="http://schemas.microsoft.com/office/drawing/2016/5/12/chartex" xmlns:cx7="http://schemas.microsoft.com/office/drawing/2016/5/13/chartex" xmlns:cx8="http://schemas.microsoft.com/office/drawing/2016/5/14/chartex" xmlns:mc="http://schemas.openxmlformats.org/markup-compatibility/2006" xmlns:aink="http://schemas.microsoft.com/office/drawing/2016/ink" xmlns:am3d="http://schemas.microsoft.com/office/drawing/2017/model3d" xmlns:o="urn:schemas-microsoft-com:office:office" xmlns:oel="http://schemas.microsoft.com/office/2019/extlst" xmlns:r="http://schemas.openxmlformats.org/officeDocument/2006/relationships" xmlns:m="http://schemas.openxmlformats.org/officeDocument/2006/math" xmlns:v="urn:schemas-microsoft-com:vml" xmlns:wp14="http://schemas.microsoft.com/office/word/2010/wordprocessingDrawing" xmlns:wp="http://schemas.openxmlformats.org/drawingml/2006/wordprocessingDrawing" xmlns:w10="urn:schemas-microsoft-com:office:word" xmlns:w="http://schemas.openxmlformats.org/wordprocessingml/2006/main" xmlns:w14="http://schemas.microsoft.com/office/word/2010/wordml" xmlns:w15="http://schemas.microsoft.com/office/word/2012/wordml" xmlns:w16cex="http://schemas.microsoft.com/office/word/2018/wordml/cex" xmlns:w16cid="http://schemas.microsoft.com/office/word/2016/wordml/cid" xmlns:w16="http://schemas.microsoft.com/office/word/2018/wordml" xmlns:w16du="http://schemas.microsoft.com/office/word/2023/wordml/word16du" xmlns:w16sdtdh="http://schemas.microsoft.com/office/word/2020/wordml/sdtdatahash" xmlns:w16sdtfl="http://schemas.microsoft.com/office/word/2024/wordml/sdtformatlock" xmlns:w16se="http://schemas.microsoft.com/office/word/2015/wordml/symex" xmlns:wpg="http://schemas.microsoft.com/office/word/2010/wordprocessingGroup" xmlns:wpi="http://schemas.microsoft.com/office/word/2010/wordprocessingInk" xmlns:wne="http://schemas.microsoft.com/office/word/2006/wordml" xmlns:wps="http://schemas.microsoft.com/office/word/2010/wordprocessingShape" mc:Ignorable="w14 w15 w16se w16cid w16 w16cex w16sdtdh w16sdtfl w16du wp14">
+  <w:comment w:id="15" w:author="Melanie Oviedo" w:date="2025-09-08T17:15:00Z" w:initials="MO">
+    <w:p>
+      <w:pPr>
+        <w:pStyle w:val="Textocomentario"/>
+      </w:pPr>
+      <w:r>
+        <w:rPr>
+          <w:rStyle w:val="Refdecomentario"/>
+        </w:rPr>
+        <w:annotationRef/>
+      </w:r>
+      <w:r>
+        <w:t>CONSIDERADO NO NESESARIO</w:t>
+      </w:r>
+    </w:p>
+  </w:comment>
+  <w:comment w:id="21" w:author="Melanie Oviedo" w:date="2025-09-08T17:20:00Z" w:initials="MO">
+    <w:p>
+      <w:pPr>
+        <w:pStyle w:val="Textocomentario"/>
+      </w:pPr>
+      <w:r>
+        <w:rPr>
+          <w:rStyle w:val="Refdecomentario"/>
+        </w:rPr>
+        <w:annotationRef/>
+      </w:r>
+      <w:r>
+        <w:t>Esto es una regla de negocio</w:t>
+      </w:r>
+    </w:p>
+  </w:comment>
+  <w:comment w:id="25" w:author="Melanie Oviedo" w:date="2025-09-08T17:34:00Z" w:initials="MO">
+    <w:p>
+      <w:pPr>
+        <w:pStyle w:val="Textocomentario"/>
+      </w:pPr>
+      <w:r>
+        <w:rPr>
+          <w:rStyle w:val="Refdecomentario"/>
+        </w:rPr>
+        <w:annotationRef/>
+      </w:r>
+      <w:r>
+        <w:t>Revisarlo bien</w:t>
+      </w:r>
+    </w:p>
+  </w:comment>
+</w:comments>
+</file>
+
+<file path=word/commentsExtended.xml><?xml version="1.0" encoding="utf-8"?>
+<w15:commentsEx xmlns:wpc="http://schemas.microsoft.com/office/word/2010/wordprocessingCanvas" xmlns:cx="http://schemas.microsoft.com/office/drawing/2014/chartex" xmlns:cx1="http://schemas.microsoft.com/office/drawing/2015/9/8/chartex" xmlns:cx2="http://schemas.microsoft.com/office/drawing/2015/10/21/chartex" xmlns:cx3="http://schemas.microsoft.com/office/drawing/2016/5/9/chartex" xmlns:cx4="http://schemas.microsoft.com/office/drawing/2016/5/10/chartex" xmlns:cx5="http://schemas.microsoft.com/office/drawing/2016/5/11/chartex" xmlns:cx6="http://schemas.microsoft.com/office/drawing/2016/5/12/chartex" xmlns:cx7="http://schemas.microsoft.com/office/drawing/2016/5/13/chartex" xmlns:cx8="http://schemas.microsoft.com/office/drawing/2016/5/14/chartex" xmlns:mc="http://schemas.openxmlformats.org/markup-compatibility/2006" xmlns:aink="http://schemas.microsoft.com/office/drawing/2016/ink" xmlns:am3d="http://schemas.microsoft.com/office/drawing/2017/model3d" xmlns:o="urn:schemas-microsoft-com:office:office" xmlns:oel="http://schemas.microsoft.com/office/2019/extlst" xmlns:r="http://schemas.openxmlformats.org/officeDocument/2006/relationships" xmlns:m="http://schemas.openxmlformats.org/officeDocument/2006/math" xmlns:v="urn:schemas-microsoft-com:vml" xmlns:wp14="http://schemas.microsoft.com/office/word/2010/wordprocessingDrawing" xmlns:wp="http://schemas.openxmlformats.org/drawingml/2006/wordprocessingDrawing" xmlns:w10="urn:schemas-microsoft-com:office:word" xmlns:w="http://schemas.openxmlformats.org/wordprocessingml/2006/main" xmlns:w14="http://schemas.microsoft.com/office/word/2010/wordml" xmlns:w15="http://schemas.microsoft.com/office/word/2012/wordml" xmlns:w16cex="http://schemas.microsoft.com/office/word/2018/wordml/cex" xmlns:w16cid="http://schemas.microsoft.com/office/word/2016/wordml/cid" xmlns:w16="http://schemas.microsoft.com/office/word/2018/wordml" xmlns:w16du="http://schemas.microsoft.com/office/word/2023/wordml/word16du" xmlns:w16sdtdh="http://schemas.microsoft.com/office/word/2020/wordml/sdtdatahash" xmlns:w16sdtfl="http://schemas.microsoft.com/office/word/2024/wordml/sdtformatlock" xmlns:w16se="http://schemas.microsoft.com/office/word/2015/wordml/symex" xmlns:wpg="http://schemas.microsoft.com/office/word/2010/wordprocessingGroup" xmlns:wpi="http://schemas.microsoft.com/office/word/2010/wordprocessingInk" xmlns:wne="http://schemas.microsoft.com/office/word/2006/wordml" xmlns:wps="http://schemas.microsoft.com/office/word/2010/wordprocessingShape" mc:Ignorable="w14 w15 w16se w16cid w16 w16cex w16sdtdh w16sdtfl w16du wp14">
+  <w15:commentEx w15:paraId="759D03A4" w15:done="0"/>
+  <w15:commentEx w15:paraId="7C445FB4" w15:done="0"/>
+  <w15:commentEx w15:paraId="1977482A" w15:done="0"/>
+</w15:commentsEx>
+</file>
+
+<file path=word/commentsExtensible.xml><?xml version="1.0" encoding="utf-8"?>
+<w16cex:commentsExtensible xmlns:wpc="http://schemas.microsoft.com/office/word/2010/wordprocessingCanvas" xmlns:cx="http://schemas.microsoft.com/office/drawing/2014/chartex" xmlns:cx1="http://schemas.microsoft.com/office/drawing/2015/9/8/chartex" xmlns:cx2="http://schemas.microsoft.com/office/drawing/2015/10/21/chartex" xmlns:cx3="http://schemas.microsoft.com/office/drawing/2016/5/9/chartex" xmlns:cx4="http://schemas.microsoft.com/office/drawing/2016/5/10/chartex" xmlns:cx5="http://schemas.microsoft.com/office/drawing/2016/5/11/chartex" xmlns:cx6="http://schemas.microsoft.com/office/drawing/2016/5/12/chartex" xmlns:cx7="http://schemas.microsoft.com/office/drawing/2016/5/13/chartex" xmlns:cx8="http://schemas.microsoft.com/office/drawing/2016/5/14/chartex" xmlns:cr="http://schemas.microsoft.com/office/comments/2020/reactions" xmlns:mc="http://schemas.openxmlformats.org/markup-compatibility/2006" xmlns:aink="http://schemas.microsoft.com/office/drawing/2016/ink" xmlns:am3d="http://schemas.microsoft.com/office/drawing/2017/model3d" xmlns:o="urn:schemas-microsoft-com:office:office" xmlns:oel="http://schemas.microsoft.com/office/2019/extlst" xmlns:r="http://schemas.openxmlformats.org/officeDocument/2006/relationships" xmlns:m="http://schemas.openxmlformats.org/officeDocument/2006/math" xmlns:v="urn:schemas-microsoft-com:vml" xmlns:wp14="http://schemas.microsoft.com/office/word/2010/wordprocessingDrawing" xmlns:wp="http://schemas.openxmlformats.org/drawingml/2006/wordprocessingDrawing" xmlns:w10="urn:schemas-microsoft-com:office:word" xmlns:w="http://schemas.openxmlformats.org/wordprocessingml/2006/main" xmlns:w14="http://schemas.microsoft.com/office/word/2010/wordml" xmlns:w15="http://schemas.microsoft.com/office/word/2012/wordml" xmlns:w16cex="http://schemas.microsoft.com/office/word/2018/wordml/cex" xmlns:w16cid="http://schemas.microsoft.com/office/word/2016/wordml/cid" xmlns:w16="http://schemas.microsoft.com/office/word/2018/wordml" xmlns:w16du="http://schemas.microsoft.com/office/word/2023/wordml/word16du" xmlns:w16sdtdh="http://schemas.microsoft.com/office/word/2020/wordml/sdtdatahash" xmlns:w16sdtfl="http://schemas.microsoft.com/office/word/2024/wordml/sdtformatlock" xmlns:w16se="http://schemas.microsoft.com/office/word/2015/wordml/symex" xmlns:wpg="http://schemas.microsoft.com/office/word/2010/wordprocessingGroup" xmlns:wpi="http://schemas.microsoft.com/office/word/2010/wordprocessingInk" xmlns:wne="http://schemas.microsoft.com/office/word/2006/wordml" xmlns:wps="http://schemas.microsoft.com/office/word/2010/wordprocessingShape" mc:Ignorable="w14 w15 w16se w16cid w16 w16cex w16sdtdh w16sdtfl cr w16du wp14">
+  <w16cex:commentExtensible w16cex:durableId="5844A17C" w16cex:dateUtc="2025-09-08T23:15:00Z"/>
+  <w16cex:commentExtensible w16cex:durableId="1370BFFA" w16cex:dateUtc="2025-09-08T23:20:00Z"/>
+  <w16cex:commentExtensible w16cex:durableId="4DEE372F" w16cex:dateUtc="2025-09-08T23:34:00Z"/>
+</w16cex:commentsExtensible>
+</file>
+
+<file path=word/commentsIds.xml><?xml version="1.0" encoding="utf-8"?>
+<w16cid:commentsIds xmlns:wpc="http://schemas.microsoft.com/office/word/2010/wordprocessingCanvas" xmlns:cx="http://schemas.microsoft.com/office/drawing/2014/chartex" xmlns:cx1="http://schemas.microsoft.com/office/drawing/2015/9/8/chartex" xmlns:cx2="http://schemas.microsoft.com/office/drawing/2015/10/21/chartex" xmlns:cx3="http://schemas.microsoft.com/office/drawing/2016/5/9/chartex" xmlns:cx4="http://schemas.microsoft.com/office/drawing/2016/5/10/chartex" xmlns:cx5="http://schemas.microsoft.com/office/drawing/2016/5/11/chartex" xmlns:cx6="http://schemas.microsoft.com/office/drawing/2016/5/12/chartex" xmlns:cx7="http://schemas.microsoft.com/office/drawing/2016/5/13/chartex" xmlns:cx8="http://schemas.microsoft.com/office/drawing/2016/5/14/chartex" xmlns:mc="http://schemas.openxmlformats.org/markup-compatibility/2006" xmlns:aink="http://schemas.microsoft.com/office/drawing/2016/ink" xmlns:am3d="http://schemas.microsoft.com/office/drawing/2017/model3d" xmlns:o="urn:schemas-microsoft-com:office:office" xmlns:oel="http://schemas.microsoft.com/office/2019/extlst" xmlns:r="http://schemas.openxmlformats.org/officeDocument/2006/relationships" xmlns:m="http://schemas.openxmlformats.org/officeDocument/2006/math" xmlns:v="urn:schemas-microsoft-com:vml" xmlns:wp14="http://schemas.microsoft.com/office/word/2010/wordprocessingDrawing" xmlns:wp="http://schemas.openxmlformats.org/drawingml/2006/wordprocessingDrawing" xmlns:w10="urn:schemas-microsoft-com:office:word" xmlns:w="http://schemas.openxmlformats.org/wordprocessingml/2006/main" xmlns:w14="http://schemas.microsoft.com/office/word/2010/wordml" xmlns:w15="http://schemas.microsoft.com/office/word/2012/wordml" xmlns:w16cex="http://schemas.microsoft.com/office/word/2018/wordml/cex" xmlns:w16cid="http://schemas.microsoft.com/office/word/2016/wordml/cid" xmlns:w16="http://schemas.microsoft.com/office/word/2018/wordml" xmlns:w16du="http://schemas.microsoft.com/office/word/2023/wordml/word16du" xmlns:w16sdtdh="http://schemas.microsoft.com/office/word/2020/wordml/sdtdatahash" xmlns:w16sdtfl="http://schemas.microsoft.com/office/word/2024/wordml/sdtformatlock" xmlns:w16se="http://schemas.microsoft.com/office/word/2015/wordml/symex" xmlns:wpg="http://schemas.microsoft.com/office/word/2010/wordprocessingGroup" xmlns:wpi="http://schemas.microsoft.com/office/word/2010/wordprocessingInk" xmlns:wne="http://schemas.microsoft.com/office/word/2006/wordml" xmlns:wps="http://schemas.microsoft.com/office/word/2010/wordprocessingShape" mc:Ignorable="w14 w15 w16se w16cid w16 w16cex w16sdtdh w16sdtfl w16du wp14">
+  <w16cid:commentId w16cid:paraId="759D03A4" w16cid:durableId="5844A17C"/>
+  <w16cid:commentId w16cid:paraId="7C445FB4" w16cid:durableId="1370BFFA"/>
+  <w16cid:commentId w16cid:paraId="1977482A" w16cid:durableId="4DEE372F"/>
+</w16cid:commentsIds>
 </file>
 
 <file path=word/endnotes.xml><?xml version="1.0" encoding="utf-8"?>
@@ -16670,73 +16789,7 @@
         <w:sz w:val="20"/>
         <w:szCs w:val="20"/>
       </w:rPr>
-      <w:t xml:space="preserve">Derechos de autor © 2023 por Karl </w:t>
-    </w:r>
-    <w:proofErr w:type="spellStart"/>
-    <w:r>
-      <w:rPr>
-        <w:b/>
-        <w:i/>
-        <w:color w:val="000000"/>
-        <w:sz w:val="20"/>
-        <w:szCs w:val="20"/>
-      </w:rPr>
-      <w:t>Wiegers</w:t>
-    </w:r>
-    <w:proofErr w:type="spellEnd"/>
-    <w:r>
-      <w:rPr>
-        <w:b/>
-        <w:i/>
-        <w:color w:val="000000"/>
-        <w:sz w:val="20"/>
-        <w:szCs w:val="20"/>
-      </w:rPr>
-      <w:t xml:space="preserve"> y </w:t>
-    </w:r>
-    <w:proofErr w:type="spellStart"/>
-    <w:r>
-      <w:rPr>
-        <w:b/>
-        <w:i/>
-        <w:color w:val="000000"/>
-        <w:sz w:val="20"/>
-        <w:szCs w:val="20"/>
-      </w:rPr>
-      <w:t>Seilevel</w:t>
-    </w:r>
-    <w:proofErr w:type="spellEnd"/>
-    <w:r>
-      <w:rPr>
-        <w:b/>
-        <w:i/>
-        <w:color w:val="000000"/>
-        <w:sz w:val="20"/>
-        <w:szCs w:val="20"/>
-      </w:rPr>
-      <w:t xml:space="preserve"> </w:t>
-    </w:r>
-    <w:proofErr w:type="spellStart"/>
-    <w:r>
-      <w:rPr>
-        <w:b/>
-        <w:i/>
-        <w:color w:val="000000"/>
-        <w:sz w:val="20"/>
-        <w:szCs w:val="20"/>
-      </w:rPr>
-      <w:t>Partners</w:t>
-    </w:r>
-    <w:proofErr w:type="spellEnd"/>
-    <w:r>
-      <w:rPr>
-        <w:b/>
-        <w:i/>
-        <w:color w:val="000000"/>
-        <w:sz w:val="20"/>
-        <w:szCs w:val="20"/>
-      </w:rPr>
-      <w:t xml:space="preserve"> LP. Se concede permiso para usar y modificar.</w:t>
+      <w:t>Derechos de autor © 2023 por Karl Wiegers y Seilevel Partners LP. Se concede permiso para usar y modificar.</w:t>
     </w:r>
   </w:p>
 </w:ftr>
@@ -16779,73 +16832,7 @@
         <w:sz w:val="20"/>
         <w:szCs w:val="20"/>
       </w:rPr>
-      <w:t xml:space="preserve">Derechos de autor © 2023 por Karl </w:t>
-    </w:r>
-    <w:proofErr w:type="spellStart"/>
-    <w:r>
-      <w:rPr>
-        <w:b/>
-        <w:i/>
-        <w:color w:val="000000"/>
-        <w:sz w:val="20"/>
-        <w:szCs w:val="20"/>
-      </w:rPr>
-      <w:t>Wiegers</w:t>
-    </w:r>
-    <w:proofErr w:type="spellEnd"/>
-    <w:r>
-      <w:rPr>
-        <w:b/>
-        <w:i/>
-        <w:color w:val="000000"/>
-        <w:sz w:val="20"/>
-        <w:szCs w:val="20"/>
-      </w:rPr>
-      <w:t xml:space="preserve"> y </w:t>
-    </w:r>
-    <w:proofErr w:type="spellStart"/>
-    <w:r>
-      <w:rPr>
-        <w:b/>
-        <w:i/>
-        <w:color w:val="000000"/>
-        <w:sz w:val="20"/>
-        <w:szCs w:val="20"/>
-      </w:rPr>
-      <w:t>Seilevel</w:t>
-    </w:r>
-    <w:proofErr w:type="spellEnd"/>
-    <w:r>
-      <w:rPr>
-        <w:b/>
-        <w:i/>
-        <w:color w:val="000000"/>
-        <w:sz w:val="20"/>
-        <w:szCs w:val="20"/>
-      </w:rPr>
-      <w:t xml:space="preserve"> </w:t>
-    </w:r>
-    <w:proofErr w:type="spellStart"/>
-    <w:r>
-      <w:rPr>
-        <w:b/>
-        <w:i/>
-        <w:color w:val="000000"/>
-        <w:sz w:val="20"/>
-        <w:szCs w:val="20"/>
-      </w:rPr>
-      <w:t>Partners</w:t>
-    </w:r>
-    <w:proofErr w:type="spellEnd"/>
-    <w:r>
-      <w:rPr>
-        <w:b/>
-        <w:i/>
-        <w:color w:val="000000"/>
-        <w:sz w:val="20"/>
-        <w:szCs w:val="20"/>
-      </w:rPr>
-      <w:t xml:space="preserve"> LP. Se concede permiso para usar y modificar.</w:t>
+      <w:t>Derechos de autor © 2023 por Karl Wiegers y Seilevel Partners LP. Se concede permiso para usar y modificar.</w:t>
     </w:r>
   </w:p>
 </w:ftr>
@@ -18048,6 +18035,14 @@
     <w:abstractNumId w:val="8"/>
   </w:num>
 </w:numbering>
+</file>
+
+<file path=word/people.xml><?xml version="1.0" encoding="utf-8"?>
+<w15:people xmlns:wpc="http://schemas.microsoft.com/office/word/2010/wordprocessingCanvas" xmlns:cx="http://schemas.microsoft.com/office/drawing/2014/chartex" xmlns:cx1="http://schemas.microsoft.com/office/drawing/2015/9/8/chartex" xmlns:cx2="http://schemas.microsoft.com/office/drawing/2015/10/21/chartex" xmlns:cx3="http://schemas.microsoft.com/office/drawing/2016/5/9/chartex" xmlns:cx4="http://schemas.microsoft.com/office/drawing/2016/5/10/chartex" xmlns:cx5="http://schemas.microsoft.com/office/drawing/2016/5/11/chartex" xmlns:cx6="http://schemas.microsoft.com/office/drawing/2016/5/12/chartex" xmlns:cx7="http://schemas.microsoft.com/office/drawing/2016/5/13/chartex" xmlns:cx8="http://schemas.microsoft.com/office/drawing/2016/5/14/chartex" xmlns:mc="http://schemas.openxmlformats.org/markup-compatibility/2006" xmlns:aink="http://schemas.microsoft.com/office/drawing/2016/ink" xmlns:am3d="http://schemas.microsoft.com/office/drawing/2017/model3d" xmlns:o="urn:schemas-microsoft-com:office:office" xmlns:oel="http://schemas.microsoft.com/office/2019/extlst" xmlns:r="http://schemas.openxmlformats.org/officeDocument/2006/relationships" xmlns:m="http://schemas.openxmlformats.org/officeDocument/2006/math" xmlns:v="urn:schemas-microsoft-com:vml" xmlns:wp14="http://schemas.microsoft.com/office/word/2010/wordprocessingDrawing" xmlns:wp="http://schemas.openxmlformats.org/drawingml/2006/wordprocessingDrawing" xmlns:w10="urn:schemas-microsoft-com:office:word" xmlns:w="http://schemas.openxmlformats.org/wordprocessingml/2006/main" xmlns:w14="http://schemas.microsoft.com/office/word/2010/wordml" xmlns:w15="http://schemas.microsoft.com/office/word/2012/wordml" xmlns:w16cex="http://schemas.microsoft.com/office/word/2018/wordml/cex" xmlns:w16cid="http://schemas.microsoft.com/office/word/2016/wordml/cid" xmlns:w16="http://schemas.microsoft.com/office/word/2018/wordml" xmlns:w16du="http://schemas.microsoft.com/office/word/2023/wordml/word16du" xmlns:w16sdtdh="http://schemas.microsoft.com/office/word/2020/wordml/sdtdatahash" xmlns:w16sdtfl="http://schemas.microsoft.com/office/word/2024/wordml/sdtformatlock" xmlns:w16se="http://schemas.microsoft.com/office/word/2015/wordml/symex" xmlns:wpg="http://schemas.microsoft.com/office/word/2010/wordprocessingGroup" xmlns:wpi="http://schemas.microsoft.com/office/word/2010/wordprocessingInk" xmlns:wne="http://schemas.microsoft.com/office/word/2006/wordml" xmlns:wps="http://schemas.microsoft.com/office/word/2010/wordprocessingShape" mc:Ignorable="w14 w15 w16se w16cid w16 w16cex w16sdtdh w16sdtfl w16du wp14">
+  <w15:person w15:author="Melanie Oviedo">
+    <w15:presenceInfo w15:providerId="Windows Live" w15:userId="9c5678f4d40339c8"/>
+  </w15:person>
+</w15:people>
 </file>
 
 <file path=word/styles.xml><?xml version="1.0" encoding="utf-8"?>
@@ -19035,6 +19030,77 @@
       <w:u w:val="single"/>
     </w:rPr>
   </w:style>
+  <w:style w:type="character" w:styleId="Refdecomentario">
+    <w:name w:val="annotation reference"/>
+    <w:basedOn w:val="Fuentedeprrafopredeter"/>
+    <w:uiPriority w:val="99"/>
+    <w:semiHidden/>
+    <w:unhideWhenUsed/>
+    <w:rsid w:val="004D3A6E"/>
+    <w:rPr>
+      <w:sz w:val="16"/>
+      <w:szCs w:val="16"/>
+    </w:rPr>
+  </w:style>
+  <w:style w:type="paragraph" w:styleId="Textocomentario">
+    <w:name w:val="annotation text"/>
+    <w:basedOn w:val="Normal"/>
+    <w:link w:val="TextocomentarioCar"/>
+    <w:uiPriority w:val="99"/>
+    <w:unhideWhenUsed/>
+    <w:rsid w:val="004D3A6E"/>
+    <w:rPr>
+      <w:sz w:val="20"/>
+      <w:szCs w:val="20"/>
+    </w:rPr>
+  </w:style>
+  <w:style w:type="character" w:customStyle="1" w:styleId="TextocomentarioCar">
+    <w:name w:val="Texto comentario Car"/>
+    <w:basedOn w:val="Fuentedeprrafopredeter"/>
+    <w:link w:val="Textocomentario"/>
+    <w:uiPriority w:val="99"/>
+    <w:rsid w:val="004D3A6E"/>
+    <w:rPr>
+      <w:rFonts w:ascii="Times New Roman" w:eastAsia="Times New Roman" w:hAnsi="Times New Roman" w:cs="Times New Roman"/>
+      <w:kern w:val="0"/>
+      <w:sz w:val="20"/>
+      <w:szCs w:val="20"/>
+      <w:lang w:eastAsia="es-CR"/>
+      <w14:ligatures w14:val="none"/>
+    </w:rPr>
+  </w:style>
+  <w:style w:type="paragraph" w:styleId="Asuntodelcomentario">
+    <w:name w:val="annotation subject"/>
+    <w:basedOn w:val="Textocomentario"/>
+    <w:next w:val="Textocomentario"/>
+    <w:link w:val="AsuntodelcomentarioCar"/>
+    <w:uiPriority w:val="99"/>
+    <w:semiHidden/>
+    <w:unhideWhenUsed/>
+    <w:rsid w:val="004D3A6E"/>
+    <w:rPr>
+      <w:b/>
+      <w:bCs/>
+    </w:rPr>
+  </w:style>
+  <w:style w:type="character" w:customStyle="1" w:styleId="AsuntodelcomentarioCar">
+    <w:name w:val="Asunto del comentario Car"/>
+    <w:basedOn w:val="TextocomentarioCar"/>
+    <w:link w:val="Asuntodelcomentario"/>
+    <w:uiPriority w:val="99"/>
+    <w:semiHidden/>
+    <w:rsid w:val="004D3A6E"/>
+    <w:rPr>
+      <w:rFonts w:ascii="Times New Roman" w:eastAsia="Times New Roman" w:hAnsi="Times New Roman" w:cs="Times New Roman"/>
+      <w:b/>
+      <w:bCs/>
+      <w:kern w:val="0"/>
+      <w:sz w:val="20"/>
+      <w:szCs w:val="20"/>
+      <w:lang w:eastAsia="es-CR"/>
+      <w14:ligatures w14:val="none"/>
+    </w:rPr>
+  </w:style>
 </w:styles>
 </file>
 

--- a/docs/Documento de Especificación de Requisitos de Software.docx
+++ b/docs/Documento de Especificación de Requisitos de Software.docx
@@ -16604,10 +16604,10 @@
           <w:szCs w:val="36"/>
         </w:rPr>
         <w:drawing>
-          <wp:inline distT="0" distB="0" distL="0" distR="0" wp14:anchorId="6F4D06B0" wp14:editId="75FC0243">
-            <wp:extent cx="6126480" cy="2301240"/>
-            <wp:effectExtent l="0" t="0" r="7620" b="3810"/>
-            <wp:docPr id="983806908" name="Imagen 1"/>
+          <wp:inline distT="0" distB="0" distL="0" distR="0" wp14:anchorId="16FCB260" wp14:editId="6B938FB7">
+            <wp:extent cx="6121400" cy="2616200"/>
+            <wp:effectExtent l="0" t="0" r="0" b="0"/>
+            <wp:docPr id="977671220" name="Imagen 1"/>
             <wp:cNvGraphicFramePr>
               <a:graphicFrameLocks xmlns:a="http://schemas.openxmlformats.org/drawingml/2006/main" noChangeAspect="1"/>
             </wp:cNvGraphicFramePr>
@@ -16636,7 +16636,7 @@
                   <pic:spPr bwMode="auto">
                     <a:xfrm>
                       <a:off x="0" y="0"/>
-                      <a:ext cx="6126480" cy="2301240"/>
+                      <a:ext cx="6121400" cy="2616200"/>
                     </a:xfrm>
                     <a:prstGeom prst="rect">
                       <a:avLst/>

--- a/docs/Documento de Especificación de Requisitos de Software.docx
+++ b/docs/Documento de Especificación de Requisitos de Software.docx
@@ -16604,9 +16604,9 @@
           <w:szCs w:val="36"/>
         </w:rPr>
         <w:drawing>
-          <wp:inline distT="0" distB="0" distL="0" distR="0" wp14:anchorId="16FCB260" wp14:editId="6B938FB7">
-            <wp:extent cx="6121400" cy="2616200"/>
-            <wp:effectExtent l="0" t="0" r="0" b="0"/>
+          <wp:inline distT="0" distB="0" distL="0" distR="0" wp14:anchorId="16FCB260" wp14:editId="30354766">
+            <wp:extent cx="6121400" cy="2399531"/>
+            <wp:effectExtent l="0" t="0" r="0" b="1270"/>
             <wp:docPr id="977671220" name="Imagen 1"/>
             <wp:cNvGraphicFramePr>
               <a:graphicFrameLocks xmlns:a="http://schemas.openxmlformats.org/drawingml/2006/main" noChangeAspect="1"/>
@@ -16615,7 +16615,7 @@
               <a:graphicData uri="http://schemas.openxmlformats.org/drawingml/2006/picture">
                 <pic:pic xmlns:pic="http://schemas.openxmlformats.org/drawingml/2006/picture">
                   <pic:nvPicPr>
-                    <pic:cNvPr id="0" name="Picture 1"/>
+                    <pic:cNvPr id="977671220" name="Imagen 1"/>
                     <pic:cNvPicPr>
                       <a:picLocks noChangeAspect="1" noChangeArrowheads="1"/>
                     </pic:cNvPicPr>
@@ -16628,7 +16628,6 @@
                         </a:ext>
                       </a:extLst>
                     </a:blip>
-                    <a:srcRect/>
                     <a:stretch>
                       <a:fillRect/>
                     </a:stretch>
@@ -16636,7 +16635,7 @@
                   <pic:spPr bwMode="auto">
                     <a:xfrm>
                       <a:off x="0" y="0"/>
-                      <a:ext cx="6121400" cy="2616200"/>
+                      <a:ext cx="6121400" cy="2399531"/>
                     </a:xfrm>
                     <a:prstGeom prst="rect">
                       <a:avLst/>
